--- a/NUEVO FISERV/LifeCycleNotification/Doc Técnico Fiserv - LifeCycleNotification.docx
+++ b/NUEVO FISERV/LifeCycleNotification/Doc Técnico Fiserv - LifeCycleNotification.docx
@@ -8,9 +8,50 @@
         <w:bidi w:val="0"/>
         <w:ind w:hanging="0" w:start="0" w:end="0"/>
         <w:jc w:val="center"/>
-        <w:rPr/>
-      </w:pPr>
-      <w:r>
+        <w:rPr>
+          <w:color w:val="0066CC"/>
+        </w:rPr>
+      </w:pPr>
+      <w:r>
+        <w:rPr>
+          <w:rFonts w:ascii="Calibri" w:hAnsi="Calibri"/>
+          <w:b/>
+          <w:bCs/>
+          <w:color w:val="0066CC"/>
+          <w:sz w:val="26"/>
+          <w:szCs w:val="26"/>
+        </w:rPr>
+        <w:t>MIGRACIÓN FISERV – LifeCycleNotification (FLUJO VERDE)</w:t>
+      </w:r>
+    </w:p>
+    <w:p>
+      <w:pPr>
+        <w:pStyle w:val="Normal"/>
+        <w:bidi w:val="0"/>
+        <w:ind w:hanging="0" w:start="0" w:end="0"/>
+        <w:jc w:val="center"/>
+        <w:rPr>
+          <w:color w:val="0066CC"/>
+        </w:rPr>
+      </w:pPr>
+      <w:r>
+        <w:rPr>
+          <w:rFonts w:ascii="Calibri" w:hAnsi="Calibri"/>
+          <w:b/>
+          <w:bCs/>
+          <w:color w:val="0066CC"/>
+          <w:sz w:val="26"/>
+          <w:szCs w:val="26"/>
+        </w:rPr>
+        <w:t>FISERV VISA</w:t>
+      </w:r>
+    </w:p>
+    <w:p>
+      <w:pPr>
+        <w:pStyle w:val="Normal"/>
+        <w:bidi w:val="0"/>
+        <w:ind w:hanging="0" w:start="0" w:end="0"/>
+        <w:jc w:val="center"/>
         <w:rPr>
           <w:rFonts w:ascii="Calibri" w:hAnsi="Calibri"/>
           <w:b/>
@@ -19,8 +60,7 @@
           <w:sz w:val="26"/>
           <w:szCs w:val="26"/>
         </w:rPr>
-        <w:t xml:space="preserve">MIGRACIÓN FISERV – </w:t>
-      </w:r>
+      </w:pPr>
       <w:r>
         <w:rPr>
           <w:rFonts w:ascii="Calibri" w:hAnsi="Calibri"/>
@@ -30,81 +70,27 @@
           <w:sz w:val="26"/>
           <w:szCs w:val="26"/>
         </w:rPr>
-        <w:t>LifeCycle</w:t>
-      </w:r>
+      </w:r>
+    </w:p>
+    <w:p>
+      <w:pPr>
+        <w:pStyle w:val="Normal"/>
+        <w:bidi w:val="0"/>
+        <w:ind w:hanging="0" w:start="0" w:end="0"/>
+        <w:jc w:val="start"/>
+        <w:rPr/>
+      </w:pPr>
       <w:r>
         <w:rPr>
           <w:rFonts w:ascii="Calibri" w:hAnsi="Calibri"/>
           <w:b/>
           <w:bCs/>
-          <w:color w:val="3465A4"/>
-          <w:sz w:val="26"/>
-          <w:szCs w:val="26"/>
-        </w:rPr>
-        <w:t>Notification (FLUJO VERDE)</w:t>
-      </w:r>
-    </w:p>
-    <w:p>
-      <w:pPr>
-        <w:pStyle w:val="Normal"/>
-        <w:bidi w:val="0"/>
-        <w:ind w:hanging="0" w:start="0" w:end="0"/>
-        <w:jc w:val="center"/>
-        <w:rPr>
-          <w:rFonts w:ascii="Calibri" w:hAnsi="Calibri"/>
-          <w:b/>
-          <w:bCs/>
-          <w:color w:val="3465A4"/>
-          <w:sz w:val="26"/>
-          <w:szCs w:val="26"/>
-        </w:rPr>
-      </w:pPr>
-      <w:r>
-        <w:rPr>
-          <w:rFonts w:ascii="Calibri" w:hAnsi="Calibri"/>
-          <w:b/>
-          <w:bCs/>
-          <w:color w:val="3465A4"/>
-          <w:sz w:val="26"/>
-          <w:szCs w:val="26"/>
-        </w:rPr>
-        <w:t>FISERV VISA</w:t>
-      </w:r>
-    </w:p>
-    <w:p>
-      <w:pPr>
-        <w:pStyle w:val="Normal"/>
-        <w:bidi w:val="0"/>
-        <w:ind w:hanging="0" w:start="0" w:end="0"/>
-        <w:jc w:val="center"/>
-        <w:rPr>
-          <w:rFonts w:ascii="Calibri" w:hAnsi="Calibri"/>
-          <w:b/>
-          <w:bCs/>
-          <w:color w:val="3465A4"/>
-          <w:sz w:val="26"/>
-          <w:szCs w:val="26"/>
-        </w:rPr>
-      </w:pPr>
-      <w:r>
-        <w:rPr>
-          <w:rFonts w:ascii="Calibri" w:hAnsi="Calibri"/>
-          <w:b/>
-          <w:bCs/>
-          <w:color w:val="3465A4"/>
-          <w:sz w:val="26"/>
-          <w:szCs w:val="26"/>
-        </w:rPr>
-      </w:r>
-    </w:p>
-    <w:p>
-      <w:pPr>
-        <w:pStyle w:val="Normal"/>
-        <w:bidi w:val="0"/>
-        <w:ind w:hanging="0" w:start="0" w:end="0"/>
-        <w:jc w:val="start"/>
-        <w:rPr/>
-      </w:pPr>
+          <w:color w:val="0066CC"/>
+          <w:sz w:val="22"/>
+          <w:szCs w:val="22"/>
+        </w:rPr>
+        <w:t>Url</w:t>
+      </w:r>
       <w:r>
         <w:rPr>
           <w:rFonts w:ascii="Calibri" w:hAnsi="Calibri"/>
@@ -114,7 +100,7 @@
           <w:sz w:val="22"/>
           <w:szCs w:val="22"/>
         </w:rPr>
-        <w:t>Url:</w:t>
+        <w:t>:</w:t>
       </w:r>
       <w:r>
         <w:rPr>
@@ -176,20 +162,15 @@
         <w:bidi w:val="0"/>
         <w:jc w:val="start"/>
         <w:rPr>
+          <w:color w:val="0066CC"/>
+        </w:rPr>
+      </w:pPr>
+      <w:r>
+        <w:rPr>
           <w:rFonts w:ascii="Calibri" w:hAnsi="Calibri"/>
           <w:b/>
           <w:bCs/>
-          <w:color w:val="3465A4"/>
-          <w:sz w:val="22"/>
-          <w:szCs w:val="22"/>
-        </w:rPr>
-      </w:pPr>
-      <w:r>
-        <w:rPr>
-          <w:rFonts w:ascii="Calibri" w:hAnsi="Calibri"/>
-          <w:b/>
-          <w:bCs/>
-          <w:color w:val="3465A4"/>
+          <w:color w:val="0066CC"/>
           <w:sz w:val="22"/>
           <w:szCs w:val="22"/>
         </w:rPr>
@@ -585,20 +566,15 @@
         <w:bidi w:val="0"/>
         <w:jc w:val="start"/>
         <w:rPr>
+          <w:color w:val="0066CC"/>
+        </w:rPr>
+      </w:pPr>
+      <w:r>
+        <w:rPr>
           <w:rFonts w:ascii="Calibri" w:hAnsi="Calibri"/>
           <w:b/>
           <w:bCs/>
-          <w:color w:val="3465A4"/>
-          <w:sz w:val="22"/>
-          <w:szCs w:val="22"/>
-        </w:rPr>
-      </w:pPr>
-      <w:r>
-        <w:rPr>
-          <w:rFonts w:ascii="Calibri" w:hAnsi="Calibri"/>
-          <w:b/>
-          <w:bCs/>
-          <w:color w:val="3465A4"/>
+          <w:color w:val="0066CC"/>
           <w:sz w:val="22"/>
           <w:szCs w:val="22"/>
         </w:rPr>
@@ -1439,20 +1415,15 @@
         <w:bidi w:val="0"/>
         <w:jc w:val="start"/>
         <w:rPr>
+          <w:color w:val="0066CC"/>
+        </w:rPr>
+      </w:pPr>
+      <w:r>
+        <w:rPr>
           <w:rFonts w:ascii="Calibri" w:hAnsi="Calibri"/>
           <w:b/>
           <w:bCs/>
-          <w:color w:val="3465A4"/>
-          <w:sz w:val="22"/>
-          <w:szCs w:val="22"/>
-        </w:rPr>
-      </w:pPr>
-      <w:r>
-        <w:rPr>
-          <w:rFonts w:ascii="Calibri" w:hAnsi="Calibri"/>
-          <w:b/>
-          <w:bCs/>
-          <w:color w:val="3465A4"/>
+          <w:color w:val="0066CC"/>
           <w:sz w:val="22"/>
           <w:szCs w:val="22"/>
         </w:rPr>
@@ -2281,23 +2252,18 @@
         <w:bidi w:val="0"/>
         <w:jc w:val="start"/>
         <w:rPr>
+          <w:color w:val="0066CC"/>
+        </w:rPr>
+      </w:pPr>
+      <w:r>
+        <w:rPr>
           <w:rFonts w:ascii="Calibri" w:hAnsi="Calibri"/>
           <w:b/>
           <w:bCs/>
-          <w:color w:val="3465A4"/>
+          <w:color w:val="0066CC"/>
           <w:sz w:val="22"/>
           <w:szCs w:val="22"/>
         </w:rPr>
-      </w:pPr>
-      <w:r>
-        <w:rPr>
-          <w:rFonts w:ascii="Calibri" w:hAnsi="Calibri"/>
-          <w:b/>
-          <w:bCs/>
-          <w:color w:val="3465A4"/>
-          <w:sz w:val="22"/>
-          <w:szCs w:val="22"/>
-        </w:rPr>
         <w:t>Response:</w:t>
       </w:r>
     </w:p>
@@ -2543,6 +2509,28 @@
           <w:sz w:val="16"/>
           <w:szCs w:val="16"/>
         </w:rPr>
+      </w:r>
+    </w:p>
+    <w:p>
+      <w:pPr>
+        <w:pStyle w:val="Normal"/>
+        <w:bidi w:val="0"/>
+        <w:ind w:hanging="0" w:start="0" w:end="0"/>
+        <w:jc w:val="center"/>
+        <w:rPr>
+          <w:color w:val="0066CC"/>
+        </w:rPr>
+      </w:pPr>
+      <w:r>
+        <w:rPr>
+          <w:rFonts w:ascii="Calibri" w:hAnsi="Calibri"/>
+          <w:b/>
+          <w:bCs/>
+          <w:color w:val="0066CC"/>
+          <w:sz w:val="26"/>
+          <w:szCs w:val="26"/>
+        </w:rPr>
+        <w:t>FISERV MASTERCARD</w:t>
       </w:r>
     </w:p>
     <w:p>
@@ -2569,7 +2557,6 @@
           <w:sz w:val="26"/>
           <w:szCs w:val="26"/>
         </w:rPr>
-        <w:t>FISERV MASTERCARD</w:t>
       </w:r>
     </w:p>
     <w:p>
@@ -2577,41 +2564,15 @@
         <w:pStyle w:val="Normal"/>
         <w:bidi w:val="0"/>
         <w:ind w:hanging="0" w:start="0" w:end="0"/>
-        <w:jc w:val="center"/>
+        <w:jc w:val="start"/>
+        <w:rPr/>
+      </w:pPr>
+      <w:r>
         <w:rPr>
           <w:rFonts w:ascii="Calibri" w:hAnsi="Calibri"/>
           <w:b/>
           <w:bCs/>
-          <w:color w:val="3465A4"/>
-          <w:sz w:val="26"/>
-          <w:szCs w:val="26"/>
-        </w:rPr>
-      </w:pPr>
-      <w:r>
-        <w:rPr>
-          <w:rFonts w:ascii="Calibri" w:hAnsi="Calibri"/>
-          <w:b/>
-          <w:bCs/>
-          <w:color w:val="3465A4"/>
-          <w:sz w:val="26"/>
-          <w:szCs w:val="26"/>
-        </w:rPr>
-      </w:r>
-    </w:p>
-    <w:p>
-      <w:pPr>
-        <w:pStyle w:val="Normal"/>
-        <w:bidi w:val="0"/>
-        <w:ind w:hanging="0" w:start="0" w:end="0"/>
-        <w:jc w:val="start"/>
-        <w:rPr/>
-      </w:pPr>
-      <w:r>
-        <w:rPr>
-          <w:rFonts w:ascii="Calibri" w:hAnsi="Calibri"/>
-          <w:b/>
-          <w:bCs/>
-          <w:color w:val="3465A4"/>
+          <w:color w:val="0066CC"/>
           <w:sz w:val="22"/>
           <w:szCs w:val="22"/>
         </w:rPr>
@@ -2691,20 +2652,15 @@
         <w:bidi w:val="0"/>
         <w:jc w:val="start"/>
         <w:rPr>
+          <w:color w:val="0066CC"/>
+        </w:rPr>
+      </w:pPr>
+      <w:r>
+        <w:rPr>
           <w:rFonts w:ascii="Calibri" w:hAnsi="Calibri"/>
           <w:b/>
           <w:bCs/>
-          <w:color w:val="3465A4"/>
-          <w:sz w:val="22"/>
-          <w:szCs w:val="22"/>
-        </w:rPr>
-      </w:pPr>
-      <w:r>
-        <w:rPr>
-          <w:rFonts w:ascii="Calibri" w:hAnsi="Calibri"/>
-          <w:b/>
-          <w:bCs/>
-          <w:color w:val="3465A4"/>
+          <w:color w:val="0066CC"/>
           <w:sz w:val="22"/>
           <w:szCs w:val="22"/>
         </w:rPr>
@@ -3104,20 +3060,15 @@
         <w:bidi w:val="0"/>
         <w:jc w:val="start"/>
         <w:rPr>
+          <w:color w:val="0066CC"/>
+        </w:rPr>
+      </w:pPr>
+      <w:r>
+        <w:rPr>
           <w:rFonts w:ascii="Calibri" w:hAnsi="Calibri"/>
           <w:b/>
           <w:bCs/>
-          <w:color w:val="3465A4"/>
-          <w:sz w:val="22"/>
-          <w:szCs w:val="22"/>
-        </w:rPr>
-      </w:pPr>
-      <w:r>
-        <w:rPr>
-          <w:rFonts w:ascii="Calibri" w:hAnsi="Calibri"/>
-          <w:b/>
-          <w:bCs/>
-          <w:color w:val="3465A4"/>
+          <w:color w:val="0066CC"/>
           <w:sz w:val="22"/>
           <w:szCs w:val="22"/>
         </w:rPr>
@@ -4692,20 +4643,15 @@
         <w:bidi w:val="0"/>
         <w:jc w:val="start"/>
         <w:rPr>
+          <w:color w:val="0066CC"/>
+        </w:rPr>
+      </w:pPr>
+      <w:r>
+        <w:rPr>
           <w:rFonts w:ascii="Calibri" w:hAnsi="Calibri"/>
           <w:b/>
           <w:bCs/>
-          <w:color w:val="3465A4"/>
-          <w:sz w:val="22"/>
-          <w:szCs w:val="22"/>
-        </w:rPr>
-      </w:pPr>
-      <w:r>
-        <w:rPr>
-          <w:rFonts w:ascii="Calibri" w:hAnsi="Calibri"/>
-          <w:b/>
-          <w:bCs/>
-          <w:color w:val="3465A4"/>
+          <w:color w:val="0066CC"/>
           <w:sz w:val="22"/>
           <w:szCs w:val="22"/>
         </w:rPr>
@@ -6044,6 +5990,149 @@
         <w:bidi w:val="0"/>
         <w:jc w:val="start"/>
         <w:rPr>
+          <w:color w:val="0066CC"/>
+        </w:rPr>
+      </w:pPr>
+      <w:r>
+        <w:rPr>
+          <w:rFonts w:ascii="Calibri" w:hAnsi="Calibri"/>
+          <w:b/>
+          <w:bCs/>
+          <w:color w:val="0066CC"/>
+          <w:sz w:val="22"/>
+          <w:szCs w:val="22"/>
+        </w:rPr>
+        <w:t>Response:</w:t>
+      </w:r>
+    </w:p>
+    <w:p>
+      <w:pPr>
+        <w:pStyle w:val="BodyText"/>
+        <w:widowControl/>
+        <w:suppressAutoHyphens w:val="true"/>
+        <w:bidi w:val="0"/>
+        <w:spacing w:lineRule="exact" w:line="170" w:before="0" w:after="0"/>
+        <w:ind w:hanging="0" w:start="709" w:end="0"/>
+        <w:jc w:val="start"/>
+        <w:rPr>
+          <w:rFonts w:ascii="Courier New" w:hAnsi="Courier New" w:eastAsia="NSimSun" w:cs="Arial"/>
+          <w:b/>
+          <w:bCs/>
+          <w:color w:val="000000"/>
+          <w:kern w:val="2"/>
+          <w:sz w:val="16"/>
+          <w:szCs w:val="16"/>
+          <w:lang w:val="es-MX" w:eastAsia="zh-CN" w:bidi="hi-IN"/>
+        </w:rPr>
+      </w:pPr>
+      <w:r>
+        <w:rPr>
+          <w:rFonts w:eastAsia="NSimSun" w:cs="Arial" w:ascii="Courier New" w:hAnsi="Courier New"/>
+          <w:b/>
+          <w:bCs/>
+          <w:color w:val="000000"/>
+          <w:kern w:val="2"/>
+          <w:sz w:val="16"/>
+          <w:szCs w:val="16"/>
+          <w:lang w:val="es-MX" w:eastAsia="zh-CN" w:bidi="hi-IN"/>
+        </w:rPr>
+        <w:t>{</w:t>
+      </w:r>
+    </w:p>
+    <w:p>
+      <w:pPr>
+        <w:pStyle w:val="BodyText"/>
+        <w:widowControl/>
+        <w:suppressAutoHyphens w:val="true"/>
+        <w:bidi w:val="0"/>
+        <w:spacing w:lineRule="exact" w:line="170" w:before="0" w:after="0"/>
+        <w:ind w:hanging="0" w:start="709" w:end="0"/>
+        <w:jc w:val="start"/>
+        <w:rPr>
+          <w:rFonts w:ascii="Courier New" w:hAnsi="Courier New" w:eastAsia="NSimSun" w:cs="Arial"/>
+          <w:b/>
+          <w:bCs/>
+          <w:color w:val="000000"/>
+          <w:kern w:val="2"/>
+          <w:sz w:val="16"/>
+          <w:szCs w:val="16"/>
+          <w:lang w:val="es-MX" w:eastAsia="zh-CN" w:bidi="hi-IN"/>
+        </w:rPr>
+      </w:pPr>
+      <w:r>
+        <w:rPr>
+          <w:rFonts w:eastAsia="NSimSun" w:cs="Arial" w:ascii="Courier New" w:hAnsi="Courier New"/>
+          <w:b/>
+          <w:bCs/>
+          <w:color w:val="000000"/>
+          <w:kern w:val="2"/>
+          <w:sz w:val="16"/>
+          <w:szCs w:val="16"/>
+          <w:lang w:val="es-MX" w:eastAsia="zh-CN" w:bidi="hi-IN"/>
+        </w:rPr>
+        <w:t xml:space="preserve">    </w:t>
+      </w:r>
+      <w:r>
+        <w:rPr>
+          <w:rFonts w:eastAsia="NSimSun" w:cs="Arial" w:ascii="Courier New" w:hAnsi="Courier New"/>
+          <w:b/>
+          <w:bCs/>
+          <w:color w:val="000000"/>
+          <w:kern w:val="2"/>
+          <w:sz w:val="16"/>
+          <w:szCs w:val="16"/>
+          <w:lang w:val="es-MX" w:eastAsia="zh-CN" w:bidi="hi-IN"/>
+        </w:rPr>
+        <w:t>null</w:t>
+      </w:r>
+    </w:p>
+    <w:p>
+      <w:pPr>
+        <w:pStyle w:val="BodyText"/>
+        <w:widowControl/>
+        <w:suppressAutoHyphens w:val="true"/>
+        <w:bidi w:val="0"/>
+        <w:spacing w:lineRule="exact" w:line="170" w:before="0" w:after="0"/>
+        <w:ind w:hanging="0" w:start="709" w:end="0"/>
+        <w:jc w:val="start"/>
+        <w:rPr>
+          <w:rFonts w:ascii="Courier New" w:hAnsi="Courier New" w:eastAsia="NSimSun" w:cs="Arial"/>
+          <w:b/>
+          <w:bCs/>
+          <w:color w:val="000000"/>
+          <w:kern w:val="2"/>
+          <w:sz w:val="16"/>
+          <w:szCs w:val="16"/>
+          <w:lang w:val="es-MX" w:eastAsia="zh-CN" w:bidi="hi-IN"/>
+        </w:rPr>
+      </w:pPr>
+      <w:r>
+        <w:rPr>
+          <w:rFonts w:eastAsia="NSimSun" w:cs="Arial" w:ascii="Courier New" w:hAnsi="Courier New"/>
+          <w:b/>
+          <w:bCs/>
+          <w:color w:val="000000"/>
+          <w:kern w:val="2"/>
+          <w:sz w:val="16"/>
+          <w:szCs w:val="16"/>
+          <w:lang w:val="es-MX" w:eastAsia="zh-CN" w:bidi="hi-IN"/>
+        </w:rPr>
+        <w:t>}</w:t>
+      </w:r>
+      <w:r>
+        <w:br w:type="page"/>
+      </w:r>
+    </w:p>
+    <w:p>
+      <w:pPr>
+        <w:pStyle w:val="BodyText"/>
+        <w:widowControl/>
+        <w:suppressAutoHyphens w:val="true"/>
+        <w:bidi w:val="0"/>
+        <w:spacing w:lineRule="exact" w:line="170" w:before="0" w:after="0"/>
+        <w:ind w:hanging="0" w:start="709" w:end="0"/>
+        <w:jc w:val="start"/>
+        <w:rPr>
           <w:rFonts w:ascii="Calibri" w:hAnsi="Calibri"/>
           <w:b/>
           <w:bCs/>
@@ -6061,7 +6150,6 @@
           <w:sz w:val="22"/>
           <w:szCs w:val="22"/>
         </w:rPr>
-        <w:t>Response:</w:t>
       </w:r>
     </w:p>
     <w:p>
@@ -6095,166 +6183,18 @@
           <w:szCs w:val="16"/>
           <w:lang w:val="es-MX" w:eastAsia="zh-CN" w:bidi="hi-IN"/>
         </w:rPr>
-        <w:t>{</w:t>
-      </w:r>
-    </w:p>
-    <w:p>
-      <w:pPr>
-        <w:pStyle w:val="BodyText"/>
-        <w:widowControl/>
-        <w:suppressAutoHyphens w:val="true"/>
-        <w:bidi w:val="0"/>
-        <w:spacing w:lineRule="exact" w:line="170" w:before="0" w:after="0"/>
-        <w:ind w:hanging="0" w:start="709" w:end="0"/>
-        <w:jc w:val="start"/>
-        <w:rPr>
-          <w:rFonts w:ascii="Courier New" w:hAnsi="Courier New" w:eastAsia="NSimSun" w:cs="Arial"/>
-          <w:b/>
-          <w:bCs/>
-          <w:color w:val="000000"/>
-          <w:kern w:val="2"/>
-          <w:sz w:val="16"/>
-          <w:szCs w:val="16"/>
-          <w:lang w:val="es-MX" w:eastAsia="zh-CN" w:bidi="hi-IN"/>
-        </w:rPr>
-      </w:pPr>
-      <w:r>
-        <w:rPr>
-          <w:rFonts w:eastAsia="NSimSun" w:cs="Arial" w:ascii="Courier New" w:hAnsi="Courier New"/>
-          <w:b/>
-          <w:bCs/>
-          <w:color w:val="000000"/>
-          <w:kern w:val="2"/>
-          <w:sz w:val="16"/>
-          <w:szCs w:val="16"/>
-          <w:lang w:val="es-MX" w:eastAsia="zh-CN" w:bidi="hi-IN"/>
-        </w:rPr>
-        <w:t xml:space="preserve">    </w:t>
-      </w:r>
-      <w:r>
-        <w:rPr>
-          <w:rFonts w:eastAsia="NSimSun" w:cs="Arial" w:ascii="Courier New" w:hAnsi="Courier New"/>
-          <w:b/>
-          <w:bCs/>
-          <w:color w:val="000000"/>
-          <w:kern w:val="2"/>
-          <w:sz w:val="16"/>
-          <w:szCs w:val="16"/>
-          <w:lang w:val="es-MX" w:eastAsia="zh-CN" w:bidi="hi-IN"/>
-        </w:rPr>
-        <w:t>null</w:t>
-      </w:r>
-    </w:p>
-    <w:p>
-      <w:pPr>
-        <w:pStyle w:val="BodyText"/>
-        <w:widowControl/>
-        <w:suppressAutoHyphens w:val="true"/>
-        <w:bidi w:val="0"/>
-        <w:spacing w:lineRule="exact" w:line="170" w:before="0" w:after="0"/>
-        <w:ind w:hanging="0" w:start="709" w:end="0"/>
-        <w:jc w:val="start"/>
-        <w:rPr>
-          <w:rFonts w:ascii="Courier New" w:hAnsi="Courier New" w:eastAsia="NSimSun" w:cs="Arial"/>
-          <w:b/>
-          <w:bCs/>
-          <w:color w:val="000000"/>
-          <w:kern w:val="2"/>
-          <w:sz w:val="16"/>
-          <w:szCs w:val="16"/>
-          <w:lang w:val="es-MX" w:eastAsia="zh-CN" w:bidi="hi-IN"/>
-        </w:rPr>
-      </w:pPr>
-      <w:r>
-        <w:rPr>
-          <w:rFonts w:eastAsia="NSimSun" w:cs="Arial" w:ascii="Courier New" w:hAnsi="Courier New"/>
-          <w:b/>
-          <w:bCs/>
-          <w:color w:val="000000"/>
-          <w:kern w:val="2"/>
-          <w:sz w:val="16"/>
-          <w:szCs w:val="16"/>
-          <w:lang w:val="es-MX" w:eastAsia="zh-CN" w:bidi="hi-IN"/>
-        </w:rPr>
-        <w:t>}</w:t>
-      </w:r>
-      <w:r>
-        <w:br w:type="page"/>
-      </w:r>
-    </w:p>
-    <w:p>
-      <w:pPr>
-        <w:pStyle w:val="BodyText"/>
-        <w:widowControl/>
-        <w:suppressAutoHyphens w:val="true"/>
-        <w:bidi w:val="0"/>
-        <w:spacing w:lineRule="exact" w:line="170" w:before="0" w:after="0"/>
-        <w:ind w:hanging="0" w:start="709" w:end="0"/>
-        <w:jc w:val="start"/>
-        <w:rPr>
-          <w:rFonts w:ascii="Calibri" w:hAnsi="Calibri"/>
-          <w:b/>
-          <w:bCs/>
-          <w:color w:val="3465A4"/>
-          <w:sz w:val="22"/>
-          <w:szCs w:val="22"/>
-        </w:rPr>
-      </w:pPr>
-      <w:r>
-        <w:rPr>
-          <w:rFonts w:ascii="Calibri" w:hAnsi="Calibri"/>
-          <w:b/>
-          <w:bCs/>
-          <w:color w:val="3465A4"/>
-          <w:sz w:val="22"/>
-          <w:szCs w:val="22"/>
-        </w:rPr>
-      </w:r>
-    </w:p>
-    <w:p>
-      <w:pPr>
-        <w:pStyle w:val="BodyText"/>
-        <w:widowControl/>
-        <w:suppressAutoHyphens w:val="true"/>
-        <w:bidi w:val="0"/>
-        <w:spacing w:lineRule="exact" w:line="170" w:before="0" w:after="0"/>
-        <w:ind w:hanging="0" w:start="709" w:end="0"/>
-        <w:jc w:val="start"/>
-        <w:rPr>
-          <w:rFonts w:ascii="Courier New" w:hAnsi="Courier New" w:eastAsia="NSimSun" w:cs="Arial"/>
-          <w:b/>
-          <w:bCs/>
-          <w:color w:val="000000"/>
-          <w:kern w:val="2"/>
-          <w:sz w:val="16"/>
-          <w:szCs w:val="16"/>
-          <w:lang w:val="es-MX" w:eastAsia="zh-CN" w:bidi="hi-IN"/>
-        </w:rPr>
-      </w:pPr>
-      <w:r>
-        <w:rPr>
-          <w:rFonts w:eastAsia="NSimSun" w:cs="Arial" w:ascii="Courier New" w:hAnsi="Courier New"/>
-          <w:b/>
-          <w:bCs/>
-          <w:color w:val="000000"/>
-          <w:kern w:val="2"/>
-          <w:sz w:val="16"/>
-          <w:szCs w:val="16"/>
-          <w:lang w:val="es-MX" w:eastAsia="zh-CN" w:bidi="hi-IN"/>
-        </w:rPr>
       </w:r>
     </w:p>
     <w:p>
       <w:pPr>
         <w:pStyle w:val="Normal"/>
-        <w:bidi w:val="0"/>
         <w:ind w:hanging="0" w:start="0" w:end="0"/>
         <w:jc w:val="center"/>
         <w:rPr>
           <w:rFonts w:ascii="Calibri" w:hAnsi="Calibri"/>
           <w:b/>
           <w:bCs/>
-          <w:color w:val="3465A4"/>
+          <w:color w:val="0066CC"/>
           <w:sz w:val="26"/>
           <w:szCs w:val="26"/>
         </w:rPr>
@@ -6264,7 +6204,7 @@
           <w:rFonts w:ascii="Calibri" w:hAnsi="Calibri"/>
           <w:b/>
           <w:bCs/>
-          <w:color w:val="3465A4"/>
+          <w:color w:val="0066CC"/>
           <w:sz w:val="26"/>
           <w:szCs w:val="26"/>
         </w:rPr>
@@ -6311,15 +6251,16 @@
         </w:tblCellMar>
       </w:tblPr>
       <w:tblGrid>
-        <w:gridCol w:w="3324"/>
-        <w:gridCol w:w="3324"/>
-        <w:gridCol w:w="3324"/>
+        <w:gridCol w:w="2492"/>
+        <w:gridCol w:w="3117"/>
+        <w:gridCol w:w="2782"/>
+        <w:gridCol w:w="1580"/>
       </w:tblGrid>
       <w:tr>
         <w:trPr/>
         <w:tc>
           <w:tcPr>
-            <w:tcW w:w="3324" w:type="dxa"/>
+            <w:tcW w:w="2492" w:type="dxa"/>
             <w:tcBorders>
               <w:top w:val="single" w:sz="4" w:space="0" w:color="000000"/>
               <w:start w:val="single" w:sz="4" w:space="0" w:color="000000"/>
@@ -6337,6 +6278,7 @@
                 <w:color w:val="000000"/>
                 <w:sz w:val="20"/>
                 <w:szCs w:val="20"/>
+                <w:highlight w:val="none"/>
                 <w:shd w:fill="FFFFFF" w:val="clear"/>
               </w:rPr>
             </w:pPr>
@@ -6355,7 +6297,7 @@
         </w:tc>
         <w:tc>
           <w:tcPr>
-            <w:tcW w:w="3324" w:type="dxa"/>
+            <w:tcW w:w="3117" w:type="dxa"/>
             <w:tcBorders>
               <w:top w:val="single" w:sz="4" w:space="0" w:color="000000"/>
               <w:start w:val="single" w:sz="4" w:space="0" w:color="000000"/>
@@ -6373,6 +6315,7 @@
                 <w:color w:val="000000"/>
                 <w:sz w:val="20"/>
                 <w:szCs w:val="20"/>
+                <w:highlight w:val="none"/>
                 <w:shd w:fill="FFFFFF" w:val="clear"/>
               </w:rPr>
             </w:pPr>
@@ -6391,12 +6334,11 @@
         </w:tc>
         <w:tc>
           <w:tcPr>
-            <w:tcW w:w="3324" w:type="dxa"/>
+            <w:tcW w:w="2782" w:type="dxa"/>
             <w:tcBorders>
               <w:top w:val="single" w:sz="4" w:space="0" w:color="000000"/>
               <w:start w:val="single" w:sz="4" w:space="0" w:color="000000"/>
               <w:bottom w:val="single" w:sz="4" w:space="0" w:color="000000"/>
-              <w:end w:val="single" w:sz="4" w:space="0" w:color="000000"/>
             </w:tcBorders>
           </w:tcPr>
           <w:p>
@@ -6410,6 +6352,7 @@
                 <w:color w:val="000000"/>
                 <w:sz w:val="20"/>
                 <w:szCs w:val="20"/>
+                <w:highlight w:val="none"/>
                 <w:shd w:fill="FFFFFF" w:val="clear"/>
               </w:rPr>
             </w:pPr>
@@ -6422,6 +6365,44 @@
                 <w:szCs w:val="20"/>
                 <w:shd w:fill="FFFFFF" w:val="clear"/>
               </w:rPr>
+              <w:t>OBSERVACIONES</w:t>
+            </w:r>
+          </w:p>
+        </w:tc>
+        <w:tc>
+          <w:tcPr>
+            <w:tcW w:w="1580" w:type="dxa"/>
+            <w:tcBorders>
+              <w:top w:val="single" w:sz="4" w:space="0" w:color="000000"/>
+              <w:start w:val="single" w:sz="4" w:space="0" w:color="000000"/>
+              <w:bottom w:val="single" w:sz="4" w:space="0" w:color="000000"/>
+              <w:end w:val="single" w:sz="4" w:space="0" w:color="000000"/>
+            </w:tcBorders>
+          </w:tcPr>
+          <w:p>
+            <w:pPr>
+              <w:pStyle w:val="Contenidodelatabla"/>
+              <w:spacing w:lineRule="exact" w:line="198"/>
+              <w:jc w:val="center"/>
+              <w:rPr>
+                <w:b/>
+                <w:bCs/>
+                <w:color w:val="000000"/>
+                <w:sz w:val="20"/>
+                <w:szCs w:val="20"/>
+                <w:highlight w:val="none"/>
+                <w:shd w:fill="FFFFFF" w:val="clear"/>
+              </w:rPr>
+            </w:pPr>
+            <w:r>
+              <w:rPr>
+                <w:b/>
+                <w:bCs/>
+                <w:color w:val="000000"/>
+                <w:sz w:val="20"/>
+                <w:szCs w:val="20"/>
+                <w:shd w:fill="FFFFFF" w:val="clear"/>
+              </w:rPr>
               <w:t>LONGITUD</w:t>
             </w:r>
           </w:p>
@@ -6431,7 +6412,7 @@
         <w:trPr/>
         <w:tc>
           <w:tcPr>
-            <w:tcW w:w="3324" w:type="dxa"/>
+            <w:tcW w:w="2492" w:type="dxa"/>
             <w:tcBorders>
               <w:start w:val="single" w:sz="4" w:space="0" w:color="000000"/>
               <w:bottom w:val="single" w:sz="4" w:space="0" w:color="000000"/>
@@ -6474,7 +6455,7 @@
         </w:tc>
         <w:tc>
           <w:tcPr>
-            <w:tcW w:w="3324" w:type="dxa"/>
+            <w:tcW w:w="3117" w:type="dxa"/>
             <w:tcBorders>
               <w:start w:val="single" w:sz="4" w:space="0" w:color="000000"/>
               <w:bottom w:val="single" w:sz="4" w:space="0" w:color="000000"/>
@@ -6517,7 +6498,50 @@
         </w:tc>
         <w:tc>
           <w:tcPr>
-            <w:tcW w:w="3324" w:type="dxa"/>
+            <w:tcW w:w="2782" w:type="dxa"/>
+            <w:tcBorders>
+              <w:start w:val="single" w:sz="4" w:space="0" w:color="000000"/>
+              <w:bottom w:val="single" w:sz="4" w:space="0" w:color="000000"/>
+            </w:tcBorders>
+          </w:tcPr>
+          <w:p>
+            <w:pPr>
+              <w:pStyle w:val="BodyText"/>
+              <w:widowControl/>
+              <w:suppressAutoHyphens w:val="true"/>
+              <w:bidi w:val="0"/>
+              <w:spacing w:lineRule="exact" w:line="198" w:before="0" w:after="0"/>
+              <w:ind w:hanging="0" w:start="0" w:end="0"/>
+              <w:jc w:val="start"/>
+              <w:rPr>
+                <w:rFonts w:ascii="Courier New" w:hAnsi="Courier New" w:eastAsia="NSimSun" w:cs="Arial"/>
+                <w:b/>
+                <w:bCs/>
+                <w:color w:val="0066CC"/>
+                <w:kern w:val="2"/>
+                <w:sz w:val="16"/>
+                <w:szCs w:val="16"/>
+                <w:lang w:val="es-MX" w:eastAsia="zh-CN" w:bidi="hi-IN"/>
+              </w:rPr>
+            </w:pPr>
+            <w:r>
+              <w:rPr>
+                <w:rFonts w:eastAsia="NSimSun" w:cs="Arial" w:ascii="Courier New" w:hAnsi="Courier New"/>
+                <w:b/>
+                <w:bCs/>
+                <w:color w:val="0066CC"/>
+                <w:kern w:val="2"/>
+                <w:sz w:val="16"/>
+                <w:szCs w:val="16"/>
+                <w:lang w:val="es-MX" w:eastAsia="zh-CN" w:bidi="hi-IN"/>
+              </w:rPr>
+              <w:t>Valor Mapeable</w:t>
+            </w:r>
+          </w:p>
+        </w:tc>
+        <w:tc>
+          <w:tcPr>
+            <w:tcW w:w="1580" w:type="dxa"/>
             <w:tcBorders>
               <w:start w:val="single" w:sz="4" w:space="0" w:color="000000"/>
               <w:bottom w:val="single" w:sz="4" w:space="0" w:color="000000"/>
@@ -6531,7 +6555,7 @@
               <w:suppressAutoHyphens w:val="true"/>
               <w:bidi w:val="0"/>
               <w:spacing w:lineRule="exact" w:line="198" w:before="0" w:after="0"/>
-              <w:ind w:hanging="0" w:start="709" w:end="0"/>
+              <w:ind w:hanging="0" w:start="0" w:end="0"/>
               <w:jc w:val="start"/>
               <w:rPr>
                 <w:rFonts w:ascii="Courier New" w:hAnsi="Courier New" w:eastAsia="NSimSun" w:cs="Arial"/>
@@ -6563,7 +6587,7 @@
         <w:trPr/>
         <w:tc>
           <w:tcPr>
-            <w:tcW w:w="3324" w:type="dxa"/>
+            <w:tcW w:w="2492" w:type="dxa"/>
             <w:tcBorders>
               <w:start w:val="single" w:sz="4" w:space="0" w:color="000000"/>
               <w:bottom w:val="single" w:sz="4" w:space="0" w:color="000000"/>
@@ -6606,7 +6630,7 @@
         </w:tc>
         <w:tc>
           <w:tcPr>
-            <w:tcW w:w="3324" w:type="dxa"/>
+            <w:tcW w:w="3117" w:type="dxa"/>
             <w:tcBorders>
               <w:start w:val="single" w:sz="4" w:space="0" w:color="000000"/>
               <w:bottom w:val="single" w:sz="4" w:space="0" w:color="000000"/>
@@ -6649,7 +6673,50 @@
         </w:tc>
         <w:tc>
           <w:tcPr>
-            <w:tcW w:w="3324" w:type="dxa"/>
+            <w:tcW w:w="2782" w:type="dxa"/>
+            <w:tcBorders>
+              <w:start w:val="single" w:sz="4" w:space="0" w:color="000000"/>
+              <w:bottom w:val="single" w:sz="4" w:space="0" w:color="000000"/>
+            </w:tcBorders>
+          </w:tcPr>
+          <w:p>
+            <w:pPr>
+              <w:pStyle w:val="BodyText"/>
+              <w:widowControl/>
+              <w:suppressAutoHyphens w:val="true"/>
+              <w:bidi w:val="0"/>
+              <w:spacing w:lineRule="exact" w:line="198" w:before="0" w:after="0"/>
+              <w:ind w:hanging="0" w:start="0" w:end="0"/>
+              <w:jc w:val="start"/>
+              <w:rPr>
+                <w:rFonts w:ascii="Courier New" w:hAnsi="Courier New" w:eastAsia="NSimSun" w:cs="Arial"/>
+                <w:b/>
+                <w:bCs/>
+                <w:color w:val="0066CC"/>
+                <w:kern w:val="2"/>
+                <w:sz w:val="16"/>
+                <w:szCs w:val="16"/>
+                <w:lang w:val="es-MX" w:eastAsia="zh-CN" w:bidi="hi-IN"/>
+              </w:rPr>
+            </w:pPr>
+            <w:r>
+              <w:rPr>
+                <w:rFonts w:eastAsia="NSimSun" w:cs="Arial" w:ascii="Courier New" w:hAnsi="Courier New"/>
+                <w:b/>
+                <w:bCs/>
+                <w:color w:val="0066CC"/>
+                <w:kern w:val="2"/>
+                <w:sz w:val="16"/>
+                <w:szCs w:val="16"/>
+                <w:lang w:val="es-MX" w:eastAsia="zh-CN" w:bidi="hi-IN"/>
+              </w:rPr>
+              <w:t>Valor Mapeable</w:t>
+            </w:r>
+          </w:p>
+        </w:tc>
+        <w:tc>
+          <w:tcPr>
+            <w:tcW w:w="1580" w:type="dxa"/>
             <w:tcBorders>
               <w:start w:val="single" w:sz="4" w:space="0" w:color="000000"/>
               <w:bottom w:val="single" w:sz="4" w:space="0" w:color="000000"/>
@@ -6663,7 +6730,7 @@
               <w:suppressAutoHyphens w:val="true"/>
               <w:bidi w:val="0"/>
               <w:spacing w:lineRule="exact" w:line="198" w:before="0" w:after="0"/>
-              <w:ind w:hanging="0" w:start="709" w:end="0"/>
+              <w:ind w:hanging="0" w:start="0" w:end="0"/>
               <w:jc w:val="start"/>
               <w:rPr>
                 <w:rFonts w:ascii="Courier New" w:hAnsi="Courier New" w:eastAsia="NSimSun" w:cs="Arial"/>
@@ -6695,7 +6762,7 @@
         <w:trPr/>
         <w:tc>
           <w:tcPr>
-            <w:tcW w:w="3324" w:type="dxa"/>
+            <w:tcW w:w="2492" w:type="dxa"/>
             <w:tcBorders>
               <w:start w:val="single" w:sz="4" w:space="0" w:color="000000"/>
               <w:bottom w:val="single" w:sz="4" w:space="0" w:color="000000"/>
@@ -6738,7 +6805,7 @@
         </w:tc>
         <w:tc>
           <w:tcPr>
-            <w:tcW w:w="3324" w:type="dxa"/>
+            <w:tcW w:w="3117" w:type="dxa"/>
             <w:tcBorders>
               <w:start w:val="single" w:sz="4" w:space="0" w:color="000000"/>
               <w:bottom w:val="single" w:sz="4" w:space="0" w:color="000000"/>
@@ -6781,7 +6848,50 @@
         </w:tc>
         <w:tc>
           <w:tcPr>
-            <w:tcW w:w="3324" w:type="dxa"/>
+            <w:tcW w:w="2782" w:type="dxa"/>
+            <w:tcBorders>
+              <w:start w:val="single" w:sz="4" w:space="0" w:color="000000"/>
+              <w:bottom w:val="single" w:sz="4" w:space="0" w:color="000000"/>
+            </w:tcBorders>
+          </w:tcPr>
+          <w:p>
+            <w:pPr>
+              <w:pStyle w:val="BodyText"/>
+              <w:widowControl/>
+              <w:suppressAutoHyphens w:val="true"/>
+              <w:bidi w:val="0"/>
+              <w:spacing w:lineRule="exact" w:line="198" w:before="0" w:after="0"/>
+              <w:ind w:hanging="0" w:start="0" w:end="0"/>
+              <w:jc w:val="start"/>
+              <w:rPr>
+                <w:rFonts w:ascii="Courier New" w:hAnsi="Courier New" w:eastAsia="NSimSun" w:cs="Arial"/>
+                <w:b/>
+                <w:bCs/>
+                <w:color w:val="0066CC"/>
+                <w:kern w:val="2"/>
+                <w:sz w:val="16"/>
+                <w:szCs w:val="16"/>
+                <w:lang w:val="es-MX" w:eastAsia="zh-CN" w:bidi="hi-IN"/>
+              </w:rPr>
+            </w:pPr>
+            <w:r>
+              <w:rPr>
+                <w:rFonts w:eastAsia="NSimSun" w:cs="Arial" w:ascii="Courier New" w:hAnsi="Courier New"/>
+                <w:b/>
+                <w:bCs/>
+                <w:color w:val="0066CC"/>
+                <w:kern w:val="2"/>
+                <w:sz w:val="16"/>
+                <w:szCs w:val="16"/>
+                <w:lang w:val="es-MX" w:eastAsia="zh-CN" w:bidi="hi-IN"/>
+              </w:rPr>
+              <w:t>Valor Mapeable</w:t>
+            </w:r>
+          </w:p>
+        </w:tc>
+        <w:tc>
+          <w:tcPr>
+            <w:tcW w:w="1580" w:type="dxa"/>
             <w:tcBorders>
               <w:start w:val="single" w:sz="4" w:space="0" w:color="000000"/>
               <w:bottom w:val="single" w:sz="4" w:space="0" w:color="000000"/>
@@ -6795,7 +6905,7 @@
               <w:suppressAutoHyphens w:val="true"/>
               <w:bidi w:val="0"/>
               <w:spacing w:lineRule="exact" w:line="198" w:before="0" w:after="0"/>
-              <w:ind w:hanging="0" w:start="709" w:end="0"/>
+              <w:ind w:hanging="0" w:start="0" w:end="0"/>
               <w:jc w:val="start"/>
               <w:rPr>
                 <w:rFonts w:ascii="Courier New" w:hAnsi="Courier New" w:eastAsia="NSimSun" w:cs="Arial"/>
@@ -6827,7 +6937,7 @@
         <w:trPr/>
         <w:tc>
           <w:tcPr>
-            <w:tcW w:w="3324" w:type="dxa"/>
+            <w:tcW w:w="2492" w:type="dxa"/>
             <w:tcBorders>
               <w:start w:val="single" w:sz="4" w:space="0" w:color="000000"/>
               <w:bottom w:val="single" w:sz="4" w:space="0" w:color="000000"/>
@@ -6870,7 +6980,7 @@
         </w:tc>
         <w:tc>
           <w:tcPr>
-            <w:tcW w:w="3324" w:type="dxa"/>
+            <w:tcW w:w="3117" w:type="dxa"/>
             <w:tcBorders>
               <w:start w:val="single" w:sz="4" w:space="0" w:color="000000"/>
               <w:bottom w:val="single" w:sz="4" w:space="0" w:color="000000"/>
@@ -6913,7 +7023,50 @@
         </w:tc>
         <w:tc>
           <w:tcPr>
-            <w:tcW w:w="3324" w:type="dxa"/>
+            <w:tcW w:w="2782" w:type="dxa"/>
+            <w:tcBorders>
+              <w:start w:val="single" w:sz="4" w:space="0" w:color="000000"/>
+              <w:bottom w:val="single" w:sz="4" w:space="0" w:color="000000"/>
+            </w:tcBorders>
+          </w:tcPr>
+          <w:p>
+            <w:pPr>
+              <w:pStyle w:val="BodyText"/>
+              <w:widowControl/>
+              <w:suppressAutoHyphens w:val="true"/>
+              <w:bidi w:val="0"/>
+              <w:spacing w:lineRule="exact" w:line="198" w:before="0" w:after="0"/>
+              <w:ind w:hanging="0" w:start="0" w:end="0"/>
+              <w:jc w:val="start"/>
+              <w:rPr>
+                <w:rFonts w:ascii="Courier New" w:hAnsi="Courier New" w:eastAsia="NSimSun" w:cs="Arial"/>
+                <w:b/>
+                <w:bCs/>
+                <w:color w:val="0066CC"/>
+                <w:kern w:val="2"/>
+                <w:sz w:val="16"/>
+                <w:szCs w:val="16"/>
+                <w:lang w:val="es-MX" w:eastAsia="zh-CN" w:bidi="hi-IN"/>
+              </w:rPr>
+            </w:pPr>
+            <w:r>
+              <w:rPr>
+                <w:rFonts w:eastAsia="NSimSun" w:cs="Arial" w:ascii="Courier New" w:hAnsi="Courier New"/>
+                <w:b/>
+                <w:bCs/>
+                <w:color w:val="0066CC"/>
+                <w:kern w:val="2"/>
+                <w:sz w:val="16"/>
+                <w:szCs w:val="16"/>
+                <w:lang w:val="es-MX" w:eastAsia="zh-CN" w:bidi="hi-IN"/>
+              </w:rPr>
+              <w:t>Valor Mapeable</w:t>
+            </w:r>
+          </w:p>
+        </w:tc>
+        <w:tc>
+          <w:tcPr>
+            <w:tcW w:w="1580" w:type="dxa"/>
             <w:tcBorders>
               <w:start w:val="single" w:sz="4" w:space="0" w:color="000000"/>
               <w:bottom w:val="single" w:sz="4" w:space="0" w:color="000000"/>
@@ -6927,18 +7080,9 @@
               <w:suppressAutoHyphens w:val="true"/>
               <w:bidi w:val="0"/>
               <w:spacing w:lineRule="exact" w:line="198" w:before="0" w:after="0"/>
-              <w:ind w:hanging="0" w:start="709" w:end="0"/>
-              <w:jc w:val="start"/>
-              <w:rPr>
-                <w:rFonts w:ascii="Courier New" w:hAnsi="Courier New" w:eastAsia="NSimSun" w:cs="Arial"/>
-                <w:b/>
-                <w:bCs/>
-                <w:color w:val="00AE00"/>
-                <w:kern w:val="2"/>
-                <w:sz w:val="16"/>
-                <w:szCs w:val="16"/>
-                <w:lang w:val="es-MX" w:eastAsia="zh-CN" w:bidi="hi-IN"/>
-              </w:rPr>
+              <w:ind w:hanging="0" w:start="0" w:end="0"/>
+              <w:jc w:val="start"/>
+              <w:rPr/>
             </w:pPr>
             <w:r>
               <w:rPr>
@@ -6960,7 +7104,7 @@
         <w:trPr/>
         <w:tc>
           <w:tcPr>
-            <w:tcW w:w="3324" w:type="dxa"/>
+            <w:tcW w:w="2492" w:type="dxa"/>
             <w:tcBorders>
               <w:start w:val="single" w:sz="4" w:space="0" w:color="000000"/>
               <w:bottom w:val="single" w:sz="4" w:space="0" w:color="000000"/>
@@ -7003,7 +7147,7 @@
         </w:tc>
         <w:tc>
           <w:tcPr>
-            <w:tcW w:w="3324" w:type="dxa"/>
+            <w:tcW w:w="3117" w:type="dxa"/>
             <w:tcBorders>
               <w:start w:val="single" w:sz="4" w:space="0" w:color="000000"/>
               <w:bottom w:val="single" w:sz="4" w:space="0" w:color="000000"/>
@@ -7046,7 +7190,50 @@
         </w:tc>
         <w:tc>
           <w:tcPr>
-            <w:tcW w:w="3324" w:type="dxa"/>
+            <w:tcW w:w="2782" w:type="dxa"/>
+            <w:tcBorders>
+              <w:start w:val="single" w:sz="4" w:space="0" w:color="000000"/>
+              <w:bottom w:val="single" w:sz="4" w:space="0" w:color="000000"/>
+            </w:tcBorders>
+          </w:tcPr>
+          <w:p>
+            <w:pPr>
+              <w:pStyle w:val="BodyText"/>
+              <w:widowControl/>
+              <w:suppressAutoHyphens w:val="true"/>
+              <w:bidi w:val="0"/>
+              <w:spacing w:lineRule="exact" w:line="198" w:before="0" w:after="0"/>
+              <w:ind w:hanging="0" w:start="0" w:end="0"/>
+              <w:jc w:val="start"/>
+              <w:rPr>
+                <w:rFonts w:ascii="Courier New" w:hAnsi="Courier New" w:eastAsia="NSimSun" w:cs="Arial"/>
+                <w:b/>
+                <w:bCs/>
+                <w:color w:val="0066CC"/>
+                <w:kern w:val="2"/>
+                <w:sz w:val="16"/>
+                <w:szCs w:val="16"/>
+                <w:lang w:val="es-MX" w:eastAsia="zh-CN" w:bidi="hi-IN"/>
+              </w:rPr>
+            </w:pPr>
+            <w:r>
+              <w:rPr>
+                <w:rFonts w:eastAsia="NSimSun" w:cs="Arial" w:ascii="Courier New" w:hAnsi="Courier New"/>
+                <w:b/>
+                <w:bCs/>
+                <w:color w:val="0066CC"/>
+                <w:kern w:val="2"/>
+                <w:sz w:val="16"/>
+                <w:szCs w:val="16"/>
+                <w:lang w:val="es-MX" w:eastAsia="zh-CN" w:bidi="hi-IN"/>
+              </w:rPr>
+              <w:t>Valor Mapeable</w:t>
+            </w:r>
+          </w:p>
+        </w:tc>
+        <w:tc>
+          <w:tcPr>
+            <w:tcW w:w="1580" w:type="dxa"/>
             <w:tcBorders>
               <w:start w:val="single" w:sz="4" w:space="0" w:color="000000"/>
               <w:bottom w:val="single" w:sz="4" w:space="0" w:color="000000"/>
@@ -7060,18 +7247,9 @@
               <w:suppressAutoHyphens w:val="true"/>
               <w:bidi w:val="0"/>
               <w:spacing w:lineRule="exact" w:line="198" w:before="0" w:after="0"/>
-              <w:ind w:hanging="0" w:start="709" w:end="0"/>
-              <w:jc w:val="start"/>
-              <w:rPr>
-                <w:rFonts w:ascii="Courier New" w:hAnsi="Courier New" w:eastAsia="NSimSun" w:cs="Arial"/>
-                <w:b/>
-                <w:bCs/>
-                <w:color w:val="00AE00"/>
-                <w:kern w:val="2"/>
-                <w:sz w:val="16"/>
-                <w:szCs w:val="16"/>
-                <w:lang w:val="es-MX" w:eastAsia="zh-CN" w:bidi="hi-IN"/>
-              </w:rPr>
+              <w:ind w:hanging="0" w:start="0" w:end="0"/>
+              <w:jc w:val="start"/>
+              <w:rPr/>
             </w:pPr>
             <w:r>
               <w:rPr>
@@ -7093,7 +7271,7 @@
         <w:trPr/>
         <w:tc>
           <w:tcPr>
-            <w:tcW w:w="3324" w:type="dxa"/>
+            <w:tcW w:w="2492" w:type="dxa"/>
             <w:tcBorders>
               <w:start w:val="single" w:sz="4" w:space="0" w:color="000000"/>
               <w:bottom w:val="single" w:sz="4" w:space="0" w:color="000000"/>
@@ -7136,7 +7314,7 @@
         </w:tc>
         <w:tc>
           <w:tcPr>
-            <w:tcW w:w="3324" w:type="dxa"/>
+            <w:tcW w:w="3117" w:type="dxa"/>
             <w:tcBorders>
               <w:start w:val="single" w:sz="4" w:space="0" w:color="000000"/>
               <w:bottom w:val="single" w:sz="4" w:space="0" w:color="000000"/>
@@ -7179,7 +7357,50 @@
         </w:tc>
         <w:tc>
           <w:tcPr>
-            <w:tcW w:w="3324" w:type="dxa"/>
+            <w:tcW w:w="2782" w:type="dxa"/>
+            <w:tcBorders>
+              <w:start w:val="single" w:sz="4" w:space="0" w:color="000000"/>
+              <w:bottom w:val="single" w:sz="4" w:space="0" w:color="000000"/>
+            </w:tcBorders>
+          </w:tcPr>
+          <w:p>
+            <w:pPr>
+              <w:pStyle w:val="BodyText"/>
+              <w:widowControl/>
+              <w:suppressAutoHyphens w:val="true"/>
+              <w:bidi w:val="0"/>
+              <w:spacing w:lineRule="exact" w:line="198" w:before="0" w:after="0"/>
+              <w:ind w:hanging="0" w:start="0" w:end="0"/>
+              <w:jc w:val="start"/>
+              <w:rPr>
+                <w:rFonts w:ascii="Courier New" w:hAnsi="Courier New" w:eastAsia="NSimSun" w:cs="Arial"/>
+                <w:b/>
+                <w:bCs/>
+                <w:color w:val="0066CC"/>
+                <w:kern w:val="2"/>
+                <w:sz w:val="16"/>
+                <w:szCs w:val="16"/>
+                <w:lang w:val="es-MX" w:eastAsia="zh-CN" w:bidi="hi-IN"/>
+              </w:rPr>
+            </w:pPr>
+            <w:r>
+              <w:rPr>
+                <w:rFonts w:eastAsia="NSimSun" w:cs="Arial" w:ascii="Courier New" w:hAnsi="Courier New"/>
+                <w:b/>
+                <w:bCs/>
+                <w:color w:val="0066CC"/>
+                <w:kern w:val="2"/>
+                <w:sz w:val="16"/>
+                <w:szCs w:val="16"/>
+                <w:lang w:val="es-MX" w:eastAsia="zh-CN" w:bidi="hi-IN"/>
+              </w:rPr>
+              <w:t>Valor Mapeable</w:t>
+            </w:r>
+          </w:p>
+        </w:tc>
+        <w:tc>
+          <w:tcPr>
+            <w:tcW w:w="1580" w:type="dxa"/>
             <w:tcBorders>
               <w:start w:val="single" w:sz="4" w:space="0" w:color="000000"/>
               <w:bottom w:val="single" w:sz="4" w:space="0" w:color="000000"/>
@@ -7193,18 +7414,9 @@
               <w:suppressAutoHyphens w:val="true"/>
               <w:bidi w:val="0"/>
               <w:spacing w:lineRule="exact" w:line="198" w:before="0" w:after="0"/>
-              <w:ind w:hanging="0" w:start="709" w:end="0"/>
-              <w:jc w:val="start"/>
-              <w:rPr>
-                <w:rFonts w:ascii="Courier New" w:hAnsi="Courier New" w:eastAsia="NSimSun" w:cs="Arial"/>
-                <w:b/>
-                <w:bCs/>
-                <w:color w:val="00AE00"/>
-                <w:kern w:val="2"/>
-                <w:sz w:val="16"/>
-                <w:szCs w:val="16"/>
-                <w:lang w:val="es-MX" w:eastAsia="zh-CN" w:bidi="hi-IN"/>
-              </w:rPr>
+              <w:ind w:hanging="0" w:start="0" w:end="0"/>
+              <w:jc w:val="start"/>
+              <w:rPr/>
             </w:pPr>
             <w:r>
               <w:rPr>
@@ -7278,14 +7490,13 @@
     <w:p>
       <w:pPr>
         <w:pStyle w:val="Normal"/>
-        <w:bidi w:val="0"/>
         <w:ind w:hanging="0" w:start="0" w:end="0"/>
         <w:jc w:val="center"/>
         <w:rPr>
           <w:rFonts w:ascii="Calibri" w:hAnsi="Calibri"/>
           <w:b/>
           <w:bCs/>
-          <w:color w:val="3465A4"/>
+          <w:color w:val="0066CC"/>
           <w:sz w:val="26"/>
           <w:szCs w:val="26"/>
         </w:rPr>
@@ -7295,7 +7506,7 @@
           <w:rFonts w:ascii="Calibri" w:hAnsi="Calibri"/>
           <w:b/>
           <w:bCs/>
-          <w:color w:val="3465A4"/>
+          <w:color w:val="0066CC"/>
           <w:sz w:val="26"/>
           <w:szCs w:val="26"/>
         </w:rPr>
@@ -7342,15 +7553,16 @@
         </w:tblCellMar>
       </w:tblPr>
       <w:tblGrid>
-        <w:gridCol w:w="3055"/>
-        <w:gridCol w:w="3858"/>
-        <w:gridCol w:w="3059"/>
+        <w:gridCol w:w="2318"/>
+        <w:gridCol w:w="3518"/>
+        <w:gridCol w:w="2664"/>
+        <w:gridCol w:w="1471"/>
       </w:tblGrid>
       <w:tr>
         <w:trPr/>
         <w:tc>
           <w:tcPr>
-            <w:tcW w:w="3055" w:type="dxa"/>
+            <w:tcW w:w="2318" w:type="dxa"/>
             <w:tcBorders>
               <w:top w:val="single" w:sz="4" w:space="0" w:color="000000"/>
               <w:start w:val="single" w:sz="4" w:space="0" w:color="000000"/>
@@ -7368,6 +7580,7 @@
                 <w:color w:val="000000"/>
                 <w:sz w:val="20"/>
                 <w:szCs w:val="20"/>
+                <w:highlight w:val="none"/>
                 <w:shd w:fill="FFFFFF" w:val="clear"/>
               </w:rPr>
             </w:pPr>
@@ -7386,7 +7599,7 @@
         </w:tc>
         <w:tc>
           <w:tcPr>
-            <w:tcW w:w="3858" w:type="dxa"/>
+            <w:tcW w:w="3518" w:type="dxa"/>
             <w:tcBorders>
               <w:top w:val="single" w:sz="4" w:space="0" w:color="000000"/>
               <w:start w:val="single" w:sz="4" w:space="0" w:color="000000"/>
@@ -7404,6 +7617,7 @@
                 <w:color w:val="000000"/>
                 <w:sz w:val="20"/>
                 <w:szCs w:val="20"/>
+                <w:highlight w:val="none"/>
                 <w:shd w:fill="FFFFFF" w:val="clear"/>
               </w:rPr>
             </w:pPr>
@@ -7422,12 +7636,11 @@
         </w:tc>
         <w:tc>
           <w:tcPr>
-            <w:tcW w:w="3059" w:type="dxa"/>
+            <w:tcW w:w="2664" w:type="dxa"/>
             <w:tcBorders>
               <w:top w:val="single" w:sz="4" w:space="0" w:color="000000"/>
               <w:start w:val="single" w:sz="4" w:space="0" w:color="000000"/>
               <w:bottom w:val="single" w:sz="4" w:space="0" w:color="000000"/>
-              <w:end w:val="single" w:sz="4" w:space="0" w:color="000000"/>
             </w:tcBorders>
           </w:tcPr>
           <w:p>
@@ -7441,6 +7654,7 @@
                 <w:color w:val="000000"/>
                 <w:sz w:val="20"/>
                 <w:szCs w:val="20"/>
+                <w:highlight w:val="none"/>
                 <w:shd w:fill="FFFFFF" w:val="clear"/>
               </w:rPr>
             </w:pPr>
@@ -7453,6 +7667,44 @@
                 <w:szCs w:val="20"/>
                 <w:shd w:fill="FFFFFF" w:val="clear"/>
               </w:rPr>
+              <w:t>OBSERVACIONES</w:t>
+            </w:r>
+          </w:p>
+        </w:tc>
+        <w:tc>
+          <w:tcPr>
+            <w:tcW w:w="1471" w:type="dxa"/>
+            <w:tcBorders>
+              <w:top w:val="single" w:sz="4" w:space="0" w:color="000000"/>
+              <w:start w:val="single" w:sz="4" w:space="0" w:color="000000"/>
+              <w:bottom w:val="single" w:sz="4" w:space="0" w:color="000000"/>
+              <w:end w:val="single" w:sz="4" w:space="0" w:color="000000"/>
+            </w:tcBorders>
+          </w:tcPr>
+          <w:p>
+            <w:pPr>
+              <w:pStyle w:val="Contenidodelatabla"/>
+              <w:spacing w:lineRule="exact" w:line="198"/>
+              <w:jc w:val="center"/>
+              <w:rPr>
+                <w:b/>
+                <w:bCs/>
+                <w:color w:val="000000"/>
+                <w:sz w:val="20"/>
+                <w:szCs w:val="20"/>
+                <w:highlight w:val="none"/>
+                <w:shd w:fill="FFFFFF" w:val="clear"/>
+              </w:rPr>
+            </w:pPr>
+            <w:r>
+              <w:rPr>
+                <w:b/>
+                <w:bCs/>
+                <w:color w:val="000000"/>
+                <w:sz w:val="20"/>
+                <w:szCs w:val="20"/>
+                <w:shd w:fill="FFFFFF" w:val="clear"/>
+              </w:rPr>
               <w:t>LONGITUD</w:t>
             </w:r>
           </w:p>
@@ -7462,7 +7714,7 @@
         <w:trPr/>
         <w:tc>
           <w:tcPr>
-            <w:tcW w:w="3055" w:type="dxa"/>
+            <w:tcW w:w="2318" w:type="dxa"/>
             <w:tcBorders>
               <w:start w:val="single" w:sz="4" w:space="0" w:color="000000"/>
               <w:bottom w:val="single" w:sz="4" w:space="0" w:color="000000"/>
@@ -7505,7 +7757,7 @@
         </w:tc>
         <w:tc>
           <w:tcPr>
-            <w:tcW w:w="3858" w:type="dxa"/>
+            <w:tcW w:w="3518" w:type="dxa"/>
             <w:tcBorders>
               <w:start w:val="single" w:sz="4" w:space="0" w:color="000000"/>
               <w:bottom w:val="single" w:sz="4" w:space="0" w:color="000000"/>
@@ -7548,7 +7800,50 @@
         </w:tc>
         <w:tc>
           <w:tcPr>
-            <w:tcW w:w="3059" w:type="dxa"/>
+            <w:tcW w:w="2664" w:type="dxa"/>
+            <w:tcBorders>
+              <w:start w:val="single" w:sz="4" w:space="0" w:color="000000"/>
+              <w:bottom w:val="single" w:sz="4" w:space="0" w:color="000000"/>
+            </w:tcBorders>
+          </w:tcPr>
+          <w:p>
+            <w:pPr>
+              <w:pStyle w:val="BodyText"/>
+              <w:widowControl/>
+              <w:suppressAutoHyphens w:val="true"/>
+              <w:bidi w:val="0"/>
+              <w:spacing w:lineRule="exact" w:line="198" w:before="0" w:after="0"/>
+              <w:ind w:hanging="0" w:start="0" w:end="0"/>
+              <w:jc w:val="start"/>
+              <w:rPr>
+                <w:rFonts w:ascii="Courier New" w:hAnsi="Courier New" w:eastAsia="NSimSun" w:cs="Arial"/>
+                <w:b/>
+                <w:bCs/>
+                <w:color w:val="FF0000"/>
+                <w:kern w:val="2"/>
+                <w:sz w:val="16"/>
+                <w:szCs w:val="16"/>
+                <w:lang w:val="es-MX" w:eastAsia="zh-CN" w:bidi="hi-IN"/>
+              </w:rPr>
+            </w:pPr>
+            <w:r>
+              <w:rPr>
+                <w:rFonts w:eastAsia="NSimSun" w:cs="Arial" w:ascii="Courier New" w:hAnsi="Courier New"/>
+                <w:b/>
+                <w:bCs/>
+                <w:color w:val="FF0000"/>
+                <w:kern w:val="2"/>
+                <w:sz w:val="16"/>
+                <w:szCs w:val="16"/>
+                <w:lang w:val="es-MX" w:eastAsia="zh-CN" w:bidi="hi-IN"/>
+              </w:rPr>
+              <w:t>¿Este valor es por defaut?</w:t>
+            </w:r>
+          </w:p>
+        </w:tc>
+        <w:tc>
+          <w:tcPr>
+            <w:tcW w:w="1471" w:type="dxa"/>
             <w:tcBorders>
               <w:start w:val="single" w:sz="4" w:space="0" w:color="000000"/>
               <w:bottom w:val="single" w:sz="4" w:space="0" w:color="000000"/>
@@ -7562,7 +7857,7 @@
               <w:suppressAutoHyphens w:val="true"/>
               <w:bidi w:val="0"/>
               <w:spacing w:lineRule="exact" w:line="198" w:before="0" w:after="0"/>
-              <w:ind w:hanging="0" w:start="709" w:end="0"/>
+              <w:ind w:hanging="0" w:start="0" w:end="0"/>
               <w:jc w:val="start"/>
               <w:rPr>
                 <w:rFonts w:ascii="Courier New" w:hAnsi="Courier New" w:eastAsia="NSimSun" w:cs="Arial"/>
@@ -7594,7 +7889,7 @@
         <w:trPr/>
         <w:tc>
           <w:tcPr>
-            <w:tcW w:w="3055" w:type="dxa"/>
+            <w:tcW w:w="2318" w:type="dxa"/>
             <w:tcBorders>
               <w:start w:val="single" w:sz="4" w:space="0" w:color="000000"/>
               <w:bottom w:val="single" w:sz="4" w:space="0" w:color="000000"/>
@@ -7637,7 +7932,7 @@
         </w:tc>
         <w:tc>
           <w:tcPr>
-            <w:tcW w:w="3858" w:type="dxa"/>
+            <w:tcW w:w="3518" w:type="dxa"/>
             <w:tcBorders>
               <w:start w:val="single" w:sz="4" w:space="0" w:color="000000"/>
               <w:bottom w:val="single" w:sz="4" w:space="0" w:color="000000"/>
@@ -7680,7 +7975,50 @@
         </w:tc>
         <w:tc>
           <w:tcPr>
-            <w:tcW w:w="3059" w:type="dxa"/>
+            <w:tcW w:w="2664" w:type="dxa"/>
+            <w:tcBorders>
+              <w:start w:val="single" w:sz="4" w:space="0" w:color="000000"/>
+              <w:bottom w:val="single" w:sz="4" w:space="0" w:color="000000"/>
+            </w:tcBorders>
+          </w:tcPr>
+          <w:p>
+            <w:pPr>
+              <w:pStyle w:val="BodyText"/>
+              <w:widowControl/>
+              <w:suppressAutoHyphens w:val="true"/>
+              <w:bidi w:val="0"/>
+              <w:spacing w:lineRule="exact" w:line="198" w:before="0" w:after="0"/>
+              <w:ind w:hanging="0" w:start="0" w:end="0"/>
+              <w:jc w:val="start"/>
+              <w:rPr>
+                <w:rFonts w:ascii="Courier New" w:hAnsi="Courier New" w:eastAsia="NSimSun" w:cs="Arial"/>
+                <w:b/>
+                <w:bCs/>
+                <w:color w:val="0066CC"/>
+                <w:kern w:val="2"/>
+                <w:sz w:val="16"/>
+                <w:szCs w:val="16"/>
+                <w:lang w:val="es-MX" w:eastAsia="zh-CN" w:bidi="hi-IN"/>
+              </w:rPr>
+            </w:pPr>
+            <w:r>
+              <w:rPr>
+                <w:rFonts w:eastAsia="NSimSun" w:cs="Arial" w:ascii="Courier New" w:hAnsi="Courier New"/>
+                <w:b/>
+                <w:bCs/>
+                <w:color w:val="0066CC"/>
+                <w:kern w:val="2"/>
+                <w:sz w:val="16"/>
+                <w:szCs w:val="16"/>
+                <w:lang w:val="es-MX" w:eastAsia="zh-CN" w:bidi="hi-IN"/>
+              </w:rPr>
+              <w:t>Valor Mapeable</w:t>
+            </w:r>
+          </w:p>
+        </w:tc>
+        <w:tc>
+          <w:tcPr>
+            <w:tcW w:w="1471" w:type="dxa"/>
             <w:tcBorders>
               <w:start w:val="single" w:sz="4" w:space="0" w:color="000000"/>
               <w:bottom w:val="single" w:sz="4" w:space="0" w:color="000000"/>
@@ -7694,7 +8032,7 @@
               <w:suppressAutoHyphens w:val="true"/>
               <w:bidi w:val="0"/>
               <w:spacing w:lineRule="exact" w:line="198" w:before="0" w:after="0"/>
-              <w:ind w:hanging="0" w:start="709" w:end="0"/>
+              <w:ind w:hanging="0" w:start="0" w:end="0"/>
               <w:jc w:val="start"/>
               <w:rPr>
                 <w:rFonts w:ascii="Courier New" w:hAnsi="Courier New" w:eastAsia="NSimSun" w:cs="Arial"/>
@@ -7726,7 +8064,7 @@
         <w:trPr/>
         <w:tc>
           <w:tcPr>
-            <w:tcW w:w="3055" w:type="dxa"/>
+            <w:tcW w:w="2318" w:type="dxa"/>
             <w:tcBorders>
               <w:start w:val="single" w:sz="4" w:space="0" w:color="000000"/>
               <w:bottom w:val="single" w:sz="4" w:space="0" w:color="000000"/>
@@ -7763,23 +8101,24 @@
                 <w:szCs w:val="16"/>
                 <w:lang w:val="es-MX" w:eastAsia="zh-CN" w:bidi="hi-IN"/>
               </w:rPr>
-              <w:t>addressType</w:t>
-            </w:r>
-          </w:p>
-        </w:tc>
-        <w:tc>
-          <w:tcPr>
-            <w:tcW w:w="3858" w:type="dxa"/>
-            <w:tcBorders>
-              <w:start w:val="single" w:sz="4" w:space="0" w:color="000000"/>
-              <w:bottom w:val="single" w:sz="4" w:space="0" w:color="000000"/>
-            </w:tcBorders>
-          </w:tcPr>
-          <w:p>
-            <w:pPr>
-              <w:pStyle w:val="BodyText"/>
-              <w:widowControl/>
-              <w:suppressAutoHyphens w:val="true"/>
+              <w:t>preferredLanguage</w:t>
+            </w:r>
+          </w:p>
+        </w:tc>
+        <w:tc>
+          <w:tcPr>
+            <w:tcW w:w="3518" w:type="dxa"/>
+            <w:tcBorders>
+              <w:start w:val="single" w:sz="4" w:space="0" w:color="000000"/>
+              <w:bottom w:val="single" w:sz="4" w:space="0" w:color="000000"/>
+            </w:tcBorders>
+          </w:tcPr>
+          <w:p>
+            <w:pPr>
+              <w:pStyle w:val="BodyText"/>
+              <w:widowControl/>
+              <w:suppressAutoHyphens w:val="true"/>
+              <w:overflowPunct w:val="true"/>
               <w:bidi w:val="0"/>
               <w:spacing w:lineRule="exact" w:line="198" w:before="0" w:after="0"/>
               <w:ind w:hanging="0" w:start="0" w:end="0"/>
@@ -7788,6 +8127,49 @@
                 <w:rFonts w:ascii="Courier New" w:hAnsi="Courier New" w:eastAsia="NSimSun" w:cs="Arial"/>
                 <w:b/>
                 <w:bCs/>
+                <w:color w:val="000000"/>
+                <w:kern w:val="2"/>
+                <w:sz w:val="16"/>
+                <w:szCs w:val="16"/>
+                <w:lang w:val="es-MX" w:eastAsia="zh-CN" w:bidi="hi-IN"/>
+              </w:rPr>
+            </w:pPr>
+            <w:r>
+              <w:rPr>
+                <w:rFonts w:eastAsia="NSimSun" w:cs="Arial" w:ascii="Courier New" w:hAnsi="Courier New"/>
+                <w:b/>
+                <w:bCs/>
+                <w:color w:val="000000"/>
+                <w:kern w:val="2"/>
+                <w:sz w:val="16"/>
+                <w:szCs w:val="16"/>
+                <w:lang w:val="es-MX" w:eastAsia="zh-CN" w:bidi="hi-IN"/>
+              </w:rPr>
+              <w:t>"es"</w:t>
+            </w:r>
+          </w:p>
+        </w:tc>
+        <w:tc>
+          <w:tcPr>
+            <w:tcW w:w="2664" w:type="dxa"/>
+            <w:tcBorders>
+              <w:start w:val="single" w:sz="4" w:space="0" w:color="000000"/>
+              <w:bottom w:val="single" w:sz="4" w:space="0" w:color="000000"/>
+            </w:tcBorders>
+          </w:tcPr>
+          <w:p>
+            <w:pPr>
+              <w:pStyle w:val="BodyText"/>
+              <w:widowControl/>
+              <w:suppressAutoHyphens w:val="true"/>
+              <w:bidi w:val="0"/>
+              <w:spacing w:lineRule="exact" w:line="198" w:before="0" w:after="0"/>
+              <w:ind w:hanging="0" w:start="0" w:end="0"/>
+              <w:jc w:val="start"/>
+              <w:rPr>
+                <w:rFonts w:ascii="Courier New" w:hAnsi="Courier New" w:eastAsia="NSimSun" w:cs="Arial"/>
+                <w:b/>
+                <w:bCs/>
                 <w:color w:val="FF0000"/>
                 <w:kern w:val="2"/>
                 <w:sz w:val="16"/>
@@ -7806,13 +8188,13 @@
                 <w:szCs w:val="16"/>
                 <w:lang w:val="es-MX" w:eastAsia="zh-CN" w:bidi="hi-IN"/>
               </w:rPr>
-              <w:t>De donde se obtiene este valor</w:t>
-            </w:r>
-          </w:p>
-        </w:tc>
-        <w:tc>
-          <w:tcPr>
-            <w:tcW w:w="3059" w:type="dxa"/>
+              <w:t>¿De donde se obtiene?</w:t>
+            </w:r>
+          </w:p>
+        </w:tc>
+        <w:tc>
+          <w:tcPr>
+            <w:tcW w:w="1471" w:type="dxa"/>
             <w:tcBorders>
               <w:start w:val="single" w:sz="4" w:space="0" w:color="000000"/>
               <w:bottom w:val="single" w:sz="4" w:space="0" w:color="000000"/>
@@ -7826,7 +8208,7 @@
               <w:suppressAutoHyphens w:val="true"/>
               <w:bidi w:val="0"/>
               <w:spacing w:lineRule="exact" w:line="198" w:before="0" w:after="0"/>
-              <w:ind w:hanging="0" w:start="709" w:end="0"/>
+              <w:ind w:hanging="0" w:start="0" w:end="0"/>
               <w:jc w:val="start"/>
               <w:rPr>
                 <w:rFonts w:ascii="Courier New" w:hAnsi="Courier New" w:eastAsia="NSimSun" w:cs="Arial"/>
@@ -7858,7 +8240,7 @@
         <w:trPr/>
         <w:tc>
           <w:tcPr>
-            <w:tcW w:w="3055" w:type="dxa"/>
+            <w:tcW w:w="2318" w:type="dxa"/>
             <w:tcBorders>
               <w:start w:val="single" w:sz="4" w:space="0" w:color="000000"/>
               <w:bottom w:val="single" w:sz="4" w:space="0" w:color="000000"/>
@@ -7895,13 +8277,13 @@
                 <w:szCs w:val="16"/>
                 <w:lang w:val="es-MX" w:eastAsia="zh-CN" w:bidi="hi-IN"/>
               </w:rPr>
-              <w:t>addressLine</w:t>
-            </w:r>
-          </w:p>
-        </w:tc>
-        <w:tc>
-          <w:tcPr>
-            <w:tcW w:w="3858" w:type="dxa"/>
+              <w:t>addressType</w:t>
+            </w:r>
+          </w:p>
+        </w:tc>
+        <w:tc>
+          <w:tcPr>
+            <w:tcW w:w="3518" w:type="dxa"/>
             <w:tcBorders>
               <w:start w:val="single" w:sz="4" w:space="0" w:color="000000"/>
               <w:bottom w:val="single" w:sz="4" w:space="0" w:color="000000"/>
@@ -7938,13 +8320,56 @@
                 <w:szCs w:val="16"/>
                 <w:lang w:val="es-MX" w:eastAsia="zh-CN" w:bidi="hi-IN"/>
               </w:rPr>
-              <w:t>De donde se obtiene este valor</w:t>
-            </w:r>
-          </w:p>
-        </w:tc>
-        <w:tc>
-          <w:tcPr>
-            <w:tcW w:w="3059" w:type="dxa"/>
+              <w:t>¿?</w:t>
+            </w:r>
+          </w:p>
+        </w:tc>
+        <w:tc>
+          <w:tcPr>
+            <w:tcW w:w="2664" w:type="dxa"/>
+            <w:tcBorders>
+              <w:start w:val="single" w:sz="4" w:space="0" w:color="000000"/>
+              <w:bottom w:val="single" w:sz="4" w:space="0" w:color="000000"/>
+            </w:tcBorders>
+          </w:tcPr>
+          <w:p>
+            <w:pPr>
+              <w:pStyle w:val="BodyText"/>
+              <w:widowControl/>
+              <w:suppressAutoHyphens w:val="true"/>
+              <w:bidi w:val="0"/>
+              <w:spacing w:lineRule="exact" w:line="198" w:before="0" w:after="0"/>
+              <w:ind w:hanging="0" w:start="0" w:end="0"/>
+              <w:jc w:val="start"/>
+              <w:rPr>
+                <w:rFonts w:ascii="Courier New" w:hAnsi="Courier New" w:eastAsia="NSimSun" w:cs="Arial"/>
+                <w:b/>
+                <w:bCs/>
+                <w:color w:val="FF0000"/>
+                <w:kern w:val="2"/>
+                <w:sz w:val="16"/>
+                <w:szCs w:val="16"/>
+                <w:lang w:val="es-MX" w:eastAsia="zh-CN" w:bidi="hi-IN"/>
+              </w:rPr>
+            </w:pPr>
+            <w:r>
+              <w:rPr>
+                <w:rFonts w:eastAsia="NSimSun" w:cs="Arial" w:ascii="Courier New" w:hAnsi="Courier New"/>
+                <w:b/>
+                <w:bCs/>
+                <w:color w:val="FF0000"/>
+                <w:kern w:val="2"/>
+                <w:sz w:val="16"/>
+                <w:szCs w:val="16"/>
+                <w:lang w:val="es-MX" w:eastAsia="zh-CN" w:bidi="hi-IN"/>
+              </w:rPr>
+              <w:t>¿Como se obtiene el valor?</w:t>
+            </w:r>
+          </w:p>
+        </w:tc>
+        <w:tc>
+          <w:tcPr>
+            <w:tcW w:w="1471" w:type="dxa"/>
             <w:tcBorders>
               <w:start w:val="single" w:sz="4" w:space="0" w:color="000000"/>
               <w:bottom w:val="single" w:sz="4" w:space="0" w:color="000000"/>
@@ -7958,7 +8383,7 @@
               <w:suppressAutoHyphens w:val="true"/>
               <w:bidi w:val="0"/>
               <w:spacing w:lineRule="exact" w:line="198" w:before="0" w:after="0"/>
-              <w:ind w:hanging="0" w:start="709" w:end="0"/>
+              <w:ind w:hanging="0" w:start="0" w:end="0"/>
               <w:jc w:val="start"/>
               <w:rPr>
                 <w:rFonts w:ascii="Courier New" w:hAnsi="Courier New" w:eastAsia="NSimSun" w:cs="Arial"/>
@@ -7990,7 +8415,7 @@
         <w:trPr/>
         <w:tc>
           <w:tcPr>
-            <w:tcW w:w="3055" w:type="dxa"/>
+            <w:tcW w:w="2318" w:type="dxa"/>
             <w:tcBorders>
               <w:start w:val="single" w:sz="4" w:space="0" w:color="000000"/>
               <w:bottom w:val="single" w:sz="4" w:space="0" w:color="000000"/>
@@ -8027,23 +8452,24 @@
                 <w:szCs w:val="16"/>
                 <w:lang w:val="es-MX" w:eastAsia="zh-CN" w:bidi="hi-IN"/>
               </w:rPr>
-              <w:t>postCode</w:t>
-            </w:r>
-          </w:p>
-        </w:tc>
-        <w:tc>
-          <w:tcPr>
-            <w:tcW w:w="3858" w:type="dxa"/>
-            <w:tcBorders>
-              <w:start w:val="single" w:sz="4" w:space="0" w:color="000000"/>
-              <w:bottom w:val="single" w:sz="4" w:space="0" w:color="000000"/>
-            </w:tcBorders>
-          </w:tcPr>
-          <w:p>
-            <w:pPr>
-              <w:pStyle w:val="BodyText"/>
-              <w:widowControl/>
-              <w:suppressAutoHyphens w:val="true"/>
+              <w:t>addressLine</w:t>
+            </w:r>
+          </w:p>
+        </w:tc>
+        <w:tc>
+          <w:tcPr>
+            <w:tcW w:w="3518" w:type="dxa"/>
+            <w:tcBorders>
+              <w:start w:val="single" w:sz="4" w:space="0" w:color="000000"/>
+              <w:bottom w:val="single" w:sz="4" w:space="0" w:color="000000"/>
+            </w:tcBorders>
+          </w:tcPr>
+          <w:p>
+            <w:pPr>
+              <w:pStyle w:val="BodyText"/>
+              <w:widowControl/>
+              <w:suppressAutoHyphens w:val="true"/>
+              <w:overflowPunct w:val="true"/>
               <w:bidi w:val="0"/>
               <w:spacing w:lineRule="exact" w:line="198" w:before="0" w:after="0"/>
               <w:ind w:hanging="0" w:start="0" w:end="0"/>
@@ -8070,13 +8496,56 @@
                 <w:szCs w:val="16"/>
                 <w:lang w:val="es-MX" w:eastAsia="zh-CN" w:bidi="hi-IN"/>
               </w:rPr>
-              <w:t>De donde se obtiene este valor</w:t>
-            </w:r>
-          </w:p>
-        </w:tc>
-        <w:tc>
-          <w:tcPr>
-            <w:tcW w:w="3059" w:type="dxa"/>
+              <w:t>¿?</w:t>
+            </w:r>
+          </w:p>
+        </w:tc>
+        <w:tc>
+          <w:tcPr>
+            <w:tcW w:w="2664" w:type="dxa"/>
+            <w:tcBorders>
+              <w:start w:val="single" w:sz="4" w:space="0" w:color="000000"/>
+              <w:bottom w:val="single" w:sz="4" w:space="0" w:color="000000"/>
+            </w:tcBorders>
+          </w:tcPr>
+          <w:p>
+            <w:pPr>
+              <w:pStyle w:val="BodyText"/>
+              <w:widowControl/>
+              <w:suppressAutoHyphens w:val="true"/>
+              <w:bidi w:val="0"/>
+              <w:spacing w:lineRule="exact" w:line="198" w:before="0" w:after="0"/>
+              <w:ind w:hanging="0" w:start="0" w:end="0"/>
+              <w:jc w:val="start"/>
+              <w:rPr>
+                <w:rFonts w:ascii="Courier New" w:hAnsi="Courier New" w:eastAsia="NSimSun" w:cs="Arial"/>
+                <w:b/>
+                <w:bCs/>
+                <w:color w:val="FF0000"/>
+                <w:kern w:val="2"/>
+                <w:sz w:val="16"/>
+                <w:szCs w:val="16"/>
+                <w:lang w:val="es-MX" w:eastAsia="zh-CN" w:bidi="hi-IN"/>
+              </w:rPr>
+            </w:pPr>
+            <w:r>
+              <w:rPr>
+                <w:rFonts w:eastAsia="NSimSun" w:cs="Arial" w:ascii="Courier New" w:hAnsi="Courier New"/>
+                <w:b/>
+                <w:bCs/>
+                <w:color w:val="FF0000"/>
+                <w:kern w:val="2"/>
+                <w:sz w:val="16"/>
+                <w:szCs w:val="16"/>
+                <w:lang w:val="es-MX" w:eastAsia="zh-CN" w:bidi="hi-IN"/>
+              </w:rPr>
+              <w:t>¿Como se obtiene el valor?</w:t>
+            </w:r>
+          </w:p>
+        </w:tc>
+        <w:tc>
+          <w:tcPr>
+            <w:tcW w:w="1471" w:type="dxa"/>
             <w:tcBorders>
               <w:start w:val="single" w:sz="4" w:space="0" w:color="000000"/>
               <w:bottom w:val="single" w:sz="4" w:space="0" w:color="000000"/>
@@ -8090,7 +8559,7 @@
               <w:suppressAutoHyphens w:val="true"/>
               <w:bidi w:val="0"/>
               <w:spacing w:lineRule="exact" w:line="198" w:before="0" w:after="0"/>
-              <w:ind w:hanging="0" w:start="709" w:end="0"/>
+              <w:ind w:hanging="0" w:start="0" w:end="0"/>
               <w:jc w:val="start"/>
               <w:rPr>
                 <w:rFonts w:ascii="Courier New" w:hAnsi="Courier New" w:eastAsia="NSimSun" w:cs="Arial"/>
@@ -8122,7 +8591,7 @@
         <w:trPr/>
         <w:tc>
           <w:tcPr>
-            <w:tcW w:w="3055" w:type="dxa"/>
+            <w:tcW w:w="2318" w:type="dxa"/>
             <w:tcBorders>
               <w:start w:val="single" w:sz="4" w:space="0" w:color="000000"/>
               <w:bottom w:val="single" w:sz="4" w:space="0" w:color="000000"/>
@@ -8159,23 +8628,24 @@
                 <w:szCs w:val="16"/>
                 <w:lang w:val="es-MX" w:eastAsia="zh-CN" w:bidi="hi-IN"/>
               </w:rPr>
-              <w:t>townName</w:t>
-            </w:r>
-          </w:p>
-        </w:tc>
-        <w:tc>
-          <w:tcPr>
-            <w:tcW w:w="3858" w:type="dxa"/>
-            <w:tcBorders>
-              <w:start w:val="single" w:sz="4" w:space="0" w:color="000000"/>
-              <w:bottom w:val="single" w:sz="4" w:space="0" w:color="000000"/>
-            </w:tcBorders>
-          </w:tcPr>
-          <w:p>
-            <w:pPr>
-              <w:pStyle w:val="BodyText"/>
-              <w:widowControl/>
-              <w:suppressAutoHyphens w:val="true"/>
+              <w:t>streetName</w:t>
+            </w:r>
+          </w:p>
+        </w:tc>
+        <w:tc>
+          <w:tcPr>
+            <w:tcW w:w="3518" w:type="dxa"/>
+            <w:tcBorders>
+              <w:start w:val="single" w:sz="4" w:space="0" w:color="000000"/>
+              <w:bottom w:val="single" w:sz="4" w:space="0" w:color="000000"/>
+            </w:tcBorders>
+          </w:tcPr>
+          <w:p>
+            <w:pPr>
+              <w:pStyle w:val="BodyText"/>
+              <w:widowControl/>
+              <w:suppressAutoHyphens w:val="true"/>
+              <w:overflowPunct w:val="true"/>
               <w:bidi w:val="0"/>
               <w:spacing w:lineRule="exact" w:line="198" w:before="0" w:after="0"/>
               <w:ind w:hanging="0" w:start="0" w:end="0"/>
@@ -8202,13 +8672,57 @@
                 <w:szCs w:val="16"/>
                 <w:lang w:val="es-MX" w:eastAsia="zh-CN" w:bidi="hi-IN"/>
               </w:rPr>
-              <w:t>De donde se obtiene este valor</w:t>
-            </w:r>
-          </w:p>
-        </w:tc>
-        <w:tc>
-          <w:tcPr>
-            <w:tcW w:w="3059" w:type="dxa"/>
+              <w:t>¿?</w:t>
+            </w:r>
+          </w:p>
+        </w:tc>
+        <w:tc>
+          <w:tcPr>
+            <w:tcW w:w="2664" w:type="dxa"/>
+            <w:tcBorders>
+              <w:start w:val="single" w:sz="4" w:space="0" w:color="000000"/>
+              <w:bottom w:val="single" w:sz="4" w:space="0" w:color="000000"/>
+            </w:tcBorders>
+          </w:tcPr>
+          <w:p>
+            <w:pPr>
+              <w:pStyle w:val="BodyText"/>
+              <w:widowControl/>
+              <w:suppressAutoHyphens w:val="true"/>
+              <w:overflowPunct w:val="true"/>
+              <w:bidi w:val="0"/>
+              <w:spacing w:lineRule="exact" w:line="198" w:before="0" w:after="0"/>
+              <w:ind w:hanging="0" w:start="0" w:end="0"/>
+              <w:jc w:val="start"/>
+              <w:rPr>
+                <w:rFonts w:ascii="Courier New" w:hAnsi="Courier New" w:eastAsia="NSimSun" w:cs="Arial"/>
+                <w:b/>
+                <w:bCs/>
+                <w:color w:val="FF0000"/>
+                <w:kern w:val="2"/>
+                <w:sz w:val="16"/>
+                <w:szCs w:val="16"/>
+                <w:lang w:val="es-MX" w:eastAsia="zh-CN" w:bidi="hi-IN"/>
+              </w:rPr>
+            </w:pPr>
+            <w:r>
+              <w:rPr>
+                <w:rFonts w:eastAsia="NSimSun" w:cs="Arial" w:ascii="Courier New" w:hAnsi="Courier New"/>
+                <w:b/>
+                <w:bCs/>
+                <w:color w:val="FF0000"/>
+                <w:kern w:val="2"/>
+                <w:sz w:val="16"/>
+                <w:szCs w:val="16"/>
+                <w:lang w:val="es-MX" w:eastAsia="zh-CN" w:bidi="hi-IN"/>
+              </w:rPr>
+              <w:t>¿Como se obtiene el valor?</w:t>
+            </w:r>
+          </w:p>
+        </w:tc>
+        <w:tc>
+          <w:tcPr>
+            <w:tcW w:w="1471" w:type="dxa"/>
             <w:tcBorders>
               <w:start w:val="single" w:sz="4" w:space="0" w:color="000000"/>
               <w:bottom w:val="single" w:sz="4" w:space="0" w:color="000000"/>
@@ -8222,7 +8736,7 @@
               <w:suppressAutoHyphens w:val="true"/>
               <w:bidi w:val="0"/>
               <w:spacing w:lineRule="exact" w:line="198" w:before="0" w:after="0"/>
-              <w:ind w:hanging="0" w:start="709" w:end="0"/>
+              <w:ind w:hanging="0" w:start="0" w:end="0"/>
               <w:jc w:val="start"/>
               <w:rPr>
                 <w:rFonts w:ascii="Courier New" w:hAnsi="Courier New" w:eastAsia="NSimSun" w:cs="Arial"/>
@@ -8254,7 +8768,7 @@
         <w:trPr/>
         <w:tc>
           <w:tcPr>
-            <w:tcW w:w="3055" w:type="dxa"/>
+            <w:tcW w:w="2318" w:type="dxa"/>
             <w:tcBorders>
               <w:start w:val="single" w:sz="4" w:space="0" w:color="000000"/>
               <w:bottom w:val="single" w:sz="4" w:space="0" w:color="000000"/>
@@ -8291,23 +8805,24 @@
                 <w:szCs w:val="16"/>
                 <w:lang w:val="es-MX" w:eastAsia="zh-CN" w:bidi="hi-IN"/>
               </w:rPr>
-              <w:t>country</w:t>
-            </w:r>
-          </w:p>
-        </w:tc>
-        <w:tc>
-          <w:tcPr>
-            <w:tcW w:w="3858" w:type="dxa"/>
-            <w:tcBorders>
-              <w:start w:val="single" w:sz="4" w:space="0" w:color="000000"/>
-              <w:bottom w:val="single" w:sz="4" w:space="0" w:color="000000"/>
-            </w:tcBorders>
-          </w:tcPr>
-          <w:p>
-            <w:pPr>
-              <w:pStyle w:val="BodyText"/>
-              <w:widowControl/>
-              <w:suppressAutoHyphens w:val="true"/>
+              <w:t>buildingNumber</w:t>
+            </w:r>
+          </w:p>
+        </w:tc>
+        <w:tc>
+          <w:tcPr>
+            <w:tcW w:w="3518" w:type="dxa"/>
+            <w:tcBorders>
+              <w:start w:val="single" w:sz="4" w:space="0" w:color="000000"/>
+              <w:bottom w:val="single" w:sz="4" w:space="0" w:color="000000"/>
+            </w:tcBorders>
+          </w:tcPr>
+          <w:p>
+            <w:pPr>
+              <w:pStyle w:val="BodyText"/>
+              <w:widowControl/>
+              <w:suppressAutoHyphens w:val="true"/>
+              <w:overflowPunct w:val="true"/>
               <w:bidi w:val="0"/>
               <w:spacing w:lineRule="exact" w:line="198" w:before="0" w:after="0"/>
               <w:ind w:hanging="0" w:start="0" w:end="0"/>
@@ -8334,13 +8849,57 @@
                 <w:szCs w:val="16"/>
                 <w:lang w:val="es-MX" w:eastAsia="zh-CN" w:bidi="hi-IN"/>
               </w:rPr>
-              <w:t>De donde se obtiene este valor</w:t>
-            </w:r>
-          </w:p>
-        </w:tc>
-        <w:tc>
-          <w:tcPr>
-            <w:tcW w:w="3059" w:type="dxa"/>
+              <w:t>¿?</w:t>
+            </w:r>
+          </w:p>
+        </w:tc>
+        <w:tc>
+          <w:tcPr>
+            <w:tcW w:w="2664" w:type="dxa"/>
+            <w:tcBorders>
+              <w:start w:val="single" w:sz="4" w:space="0" w:color="000000"/>
+              <w:bottom w:val="single" w:sz="4" w:space="0" w:color="000000"/>
+            </w:tcBorders>
+          </w:tcPr>
+          <w:p>
+            <w:pPr>
+              <w:pStyle w:val="BodyText"/>
+              <w:widowControl/>
+              <w:suppressAutoHyphens w:val="true"/>
+              <w:overflowPunct w:val="true"/>
+              <w:bidi w:val="0"/>
+              <w:spacing w:lineRule="exact" w:line="198" w:before="0" w:after="0"/>
+              <w:ind w:hanging="0" w:start="0" w:end="0"/>
+              <w:jc w:val="start"/>
+              <w:rPr>
+                <w:rFonts w:ascii="Courier New" w:hAnsi="Courier New" w:eastAsia="NSimSun" w:cs="Arial"/>
+                <w:b/>
+                <w:bCs/>
+                <w:color w:val="FF0000"/>
+                <w:kern w:val="2"/>
+                <w:sz w:val="16"/>
+                <w:szCs w:val="16"/>
+                <w:lang w:val="es-MX" w:eastAsia="zh-CN" w:bidi="hi-IN"/>
+              </w:rPr>
+            </w:pPr>
+            <w:r>
+              <w:rPr>
+                <w:rFonts w:eastAsia="NSimSun" w:cs="Arial" w:ascii="Courier New" w:hAnsi="Courier New"/>
+                <w:b/>
+                <w:bCs/>
+                <w:color w:val="FF0000"/>
+                <w:kern w:val="2"/>
+                <w:sz w:val="16"/>
+                <w:szCs w:val="16"/>
+                <w:lang w:val="es-MX" w:eastAsia="zh-CN" w:bidi="hi-IN"/>
+              </w:rPr>
+              <w:t>¿Como se obtiene el valor?</w:t>
+            </w:r>
+          </w:p>
+        </w:tc>
+        <w:tc>
+          <w:tcPr>
+            <w:tcW w:w="1471" w:type="dxa"/>
             <w:tcBorders>
               <w:start w:val="single" w:sz="4" w:space="0" w:color="000000"/>
               <w:bottom w:val="single" w:sz="4" w:space="0" w:color="000000"/>
@@ -8354,7 +8913,7 @@
               <w:suppressAutoHyphens w:val="true"/>
               <w:bidi w:val="0"/>
               <w:spacing w:lineRule="exact" w:line="198" w:before="0" w:after="0"/>
-              <w:ind w:hanging="0" w:start="709" w:end="0"/>
+              <w:ind w:hanging="0" w:start="0" w:end="0"/>
               <w:jc w:val="start"/>
               <w:rPr>
                 <w:rFonts w:ascii="Courier New" w:hAnsi="Courier New" w:eastAsia="NSimSun" w:cs="Arial"/>
@@ -8386,7 +8945,7 @@
         <w:trPr/>
         <w:tc>
           <w:tcPr>
-            <w:tcW w:w="3055" w:type="dxa"/>
+            <w:tcW w:w="2318" w:type="dxa"/>
             <w:tcBorders>
               <w:start w:val="single" w:sz="4" w:space="0" w:color="000000"/>
               <w:bottom w:val="single" w:sz="4" w:space="0" w:color="000000"/>
@@ -8423,13 +8982,13 @@
                 <w:szCs w:val="16"/>
                 <w:lang w:val="es-MX" w:eastAsia="zh-CN" w:bidi="hi-IN"/>
               </w:rPr>
-              <w:t>countrySubDivision</w:t>
-            </w:r>
-          </w:p>
-        </w:tc>
-        <w:tc>
-          <w:tcPr>
-            <w:tcW w:w="3858" w:type="dxa"/>
+              <w:t>postCode</w:t>
+            </w:r>
+          </w:p>
+        </w:tc>
+        <w:tc>
+          <w:tcPr>
+            <w:tcW w:w="3518" w:type="dxa"/>
             <w:tcBorders>
               <w:start w:val="single" w:sz="4" w:space="0" w:color="000000"/>
               <w:bottom w:val="single" w:sz="4" w:space="0" w:color="000000"/>
@@ -8466,13 +9025,56 @@
                 <w:szCs w:val="16"/>
                 <w:lang w:val="es-MX" w:eastAsia="zh-CN" w:bidi="hi-IN"/>
               </w:rPr>
-              <w:t>De donde se obtiene este valor</w:t>
-            </w:r>
-          </w:p>
-        </w:tc>
-        <w:tc>
-          <w:tcPr>
-            <w:tcW w:w="3059" w:type="dxa"/>
+              <w:t>¿?</w:t>
+            </w:r>
+          </w:p>
+        </w:tc>
+        <w:tc>
+          <w:tcPr>
+            <w:tcW w:w="2664" w:type="dxa"/>
+            <w:tcBorders>
+              <w:start w:val="single" w:sz="4" w:space="0" w:color="000000"/>
+              <w:bottom w:val="single" w:sz="4" w:space="0" w:color="000000"/>
+            </w:tcBorders>
+          </w:tcPr>
+          <w:p>
+            <w:pPr>
+              <w:pStyle w:val="BodyText"/>
+              <w:widowControl/>
+              <w:suppressAutoHyphens w:val="true"/>
+              <w:bidi w:val="0"/>
+              <w:spacing w:lineRule="exact" w:line="198" w:before="0" w:after="0"/>
+              <w:ind w:hanging="0" w:start="0" w:end="0"/>
+              <w:jc w:val="start"/>
+              <w:rPr>
+                <w:rFonts w:ascii="Courier New" w:hAnsi="Courier New" w:eastAsia="NSimSun" w:cs="Arial"/>
+                <w:b/>
+                <w:bCs/>
+                <w:color w:val="FF0000"/>
+                <w:kern w:val="2"/>
+                <w:sz w:val="16"/>
+                <w:szCs w:val="16"/>
+                <w:lang w:val="es-MX" w:eastAsia="zh-CN" w:bidi="hi-IN"/>
+              </w:rPr>
+            </w:pPr>
+            <w:r>
+              <w:rPr>
+                <w:rFonts w:eastAsia="NSimSun" w:cs="Arial" w:ascii="Courier New" w:hAnsi="Courier New"/>
+                <w:b/>
+                <w:bCs/>
+                <w:color w:val="FF0000"/>
+                <w:kern w:val="2"/>
+                <w:sz w:val="16"/>
+                <w:szCs w:val="16"/>
+                <w:lang w:val="es-MX" w:eastAsia="zh-CN" w:bidi="hi-IN"/>
+              </w:rPr>
+              <w:t>¿Como se obtiene el valor?</w:t>
+            </w:r>
+          </w:p>
+        </w:tc>
+        <w:tc>
+          <w:tcPr>
+            <w:tcW w:w="1471" w:type="dxa"/>
             <w:tcBorders>
               <w:start w:val="single" w:sz="4" w:space="0" w:color="000000"/>
               <w:bottom w:val="single" w:sz="4" w:space="0" w:color="000000"/>
@@ -8486,7 +9088,7 @@
               <w:suppressAutoHyphens w:val="true"/>
               <w:bidi w:val="0"/>
               <w:spacing w:lineRule="exact" w:line="198" w:before="0" w:after="0"/>
-              <w:ind w:hanging="0" w:start="709" w:end="0"/>
+              <w:ind w:hanging="0" w:start="0" w:end="0"/>
               <w:jc w:val="start"/>
               <w:rPr>
                 <w:rFonts w:ascii="Courier New" w:hAnsi="Courier New" w:eastAsia="NSimSun" w:cs="Arial"/>
@@ -8518,7 +9120,7 @@
         <w:trPr/>
         <w:tc>
           <w:tcPr>
-            <w:tcW w:w="3055" w:type="dxa"/>
+            <w:tcW w:w="2318" w:type="dxa"/>
             <w:tcBorders>
               <w:start w:val="single" w:sz="4" w:space="0" w:color="000000"/>
               <w:bottom w:val="single" w:sz="4" w:space="0" w:color="000000"/>
@@ -8555,13 +9157,13 @@
                 <w:szCs w:val="16"/>
                 <w:lang w:val="es-MX" w:eastAsia="zh-CN" w:bidi="hi-IN"/>
               </w:rPr>
-              <w:t>cardType</w:t>
-            </w:r>
-          </w:p>
-        </w:tc>
-        <w:tc>
-          <w:tcPr>
-            <w:tcW w:w="3858" w:type="dxa"/>
+              <w:t>townName</w:t>
+            </w:r>
+          </w:p>
+        </w:tc>
+        <w:tc>
+          <w:tcPr>
+            <w:tcW w:w="3518" w:type="dxa"/>
             <w:tcBorders>
               <w:start w:val="single" w:sz="4" w:space="0" w:color="000000"/>
               <w:bottom w:val="single" w:sz="4" w:space="0" w:color="000000"/>
@@ -8580,31 +9182,74 @@
                 <w:rFonts w:ascii="Courier New" w:hAnsi="Courier New" w:eastAsia="NSimSun" w:cs="Arial"/>
                 <w:b/>
                 <w:bCs/>
-                <w:color w:val="000000"/>
-                <w:kern w:val="2"/>
-                <w:sz w:val="16"/>
-                <w:szCs w:val="16"/>
-                <w:lang w:val="es-MX" w:eastAsia="zh-CN" w:bidi="hi-IN"/>
-              </w:rPr>
-            </w:pPr>
-            <w:r>
-              <w:rPr>
-                <w:rFonts w:eastAsia="NSimSun" w:cs="Arial" w:ascii="Courier New" w:hAnsi="Courier New"/>
-                <w:b/>
-                <w:bCs/>
-                <w:color w:val="000000"/>
-                <w:kern w:val="2"/>
-                <w:sz w:val="16"/>
-                <w:szCs w:val="16"/>
-                <w:lang w:val="es-MX" w:eastAsia="zh-CN" w:bidi="hi-IN"/>
-              </w:rPr>
-              <w:t>"CreditCard" or "DebitCard"</w:t>
-            </w:r>
-          </w:p>
-        </w:tc>
-        <w:tc>
-          <w:tcPr>
-            <w:tcW w:w="3059" w:type="dxa"/>
+                <w:color w:val="FF0000"/>
+                <w:kern w:val="2"/>
+                <w:sz w:val="16"/>
+                <w:szCs w:val="16"/>
+                <w:lang w:val="es-MX" w:eastAsia="zh-CN" w:bidi="hi-IN"/>
+              </w:rPr>
+            </w:pPr>
+            <w:r>
+              <w:rPr>
+                <w:rFonts w:eastAsia="NSimSun" w:cs="Arial" w:ascii="Courier New" w:hAnsi="Courier New"/>
+                <w:b/>
+                <w:bCs/>
+                <w:color w:val="FF0000"/>
+                <w:kern w:val="2"/>
+                <w:sz w:val="16"/>
+                <w:szCs w:val="16"/>
+                <w:lang w:val="es-MX" w:eastAsia="zh-CN" w:bidi="hi-IN"/>
+              </w:rPr>
+              <w:t>¿?</w:t>
+            </w:r>
+          </w:p>
+        </w:tc>
+        <w:tc>
+          <w:tcPr>
+            <w:tcW w:w="2664" w:type="dxa"/>
+            <w:tcBorders>
+              <w:start w:val="single" w:sz="4" w:space="0" w:color="000000"/>
+              <w:bottom w:val="single" w:sz="4" w:space="0" w:color="000000"/>
+            </w:tcBorders>
+          </w:tcPr>
+          <w:p>
+            <w:pPr>
+              <w:pStyle w:val="BodyText"/>
+              <w:widowControl/>
+              <w:suppressAutoHyphens w:val="true"/>
+              <w:bidi w:val="0"/>
+              <w:spacing w:lineRule="exact" w:line="198" w:before="0" w:after="0"/>
+              <w:ind w:hanging="0" w:start="0" w:end="0"/>
+              <w:jc w:val="start"/>
+              <w:rPr>
+                <w:rFonts w:ascii="Courier New" w:hAnsi="Courier New" w:eastAsia="NSimSun" w:cs="Arial"/>
+                <w:b/>
+                <w:bCs/>
+                <w:color w:val="FF0000"/>
+                <w:kern w:val="2"/>
+                <w:sz w:val="16"/>
+                <w:szCs w:val="16"/>
+                <w:lang w:val="es-MX" w:eastAsia="zh-CN" w:bidi="hi-IN"/>
+              </w:rPr>
+            </w:pPr>
+            <w:r>
+              <w:rPr>
+                <w:rFonts w:eastAsia="NSimSun" w:cs="Arial" w:ascii="Courier New" w:hAnsi="Courier New"/>
+                <w:b/>
+                <w:bCs/>
+                <w:color w:val="FF0000"/>
+                <w:kern w:val="2"/>
+                <w:sz w:val="16"/>
+                <w:szCs w:val="16"/>
+                <w:lang w:val="es-MX" w:eastAsia="zh-CN" w:bidi="hi-IN"/>
+              </w:rPr>
+              <w:t>¿Como se obtiene el valor?</w:t>
+            </w:r>
+          </w:p>
+        </w:tc>
+        <w:tc>
+          <w:tcPr>
+            <w:tcW w:w="1471" w:type="dxa"/>
             <w:tcBorders>
               <w:start w:val="single" w:sz="4" w:space="0" w:color="000000"/>
               <w:bottom w:val="single" w:sz="4" w:space="0" w:color="000000"/>
@@ -8618,7 +9263,7 @@
               <w:suppressAutoHyphens w:val="true"/>
               <w:bidi w:val="0"/>
               <w:spacing w:lineRule="exact" w:line="198" w:before="0" w:after="0"/>
-              <w:ind w:hanging="0" w:start="709" w:end="0"/>
+              <w:ind w:hanging="0" w:start="0" w:end="0"/>
               <w:jc w:val="start"/>
               <w:rPr>
                 <w:rFonts w:ascii="Courier New" w:hAnsi="Courier New" w:eastAsia="NSimSun" w:cs="Arial"/>
@@ -8650,7 +9295,7 @@
         <w:trPr/>
         <w:tc>
           <w:tcPr>
-            <w:tcW w:w="3055" w:type="dxa"/>
+            <w:tcW w:w="2318" w:type="dxa"/>
             <w:tcBorders>
               <w:start w:val="single" w:sz="4" w:space="0" w:color="000000"/>
               <w:bottom w:val="single" w:sz="4" w:space="0" w:color="000000"/>
@@ -8687,52 +9332,99 @@
                 <w:szCs w:val="16"/>
                 <w:lang w:val="es-MX" w:eastAsia="zh-CN" w:bidi="hi-IN"/>
               </w:rPr>
-              <w:t>cardNumber</w:t>
-            </w:r>
-          </w:p>
-        </w:tc>
-        <w:tc>
-          <w:tcPr>
-            <w:tcW w:w="3858" w:type="dxa"/>
-            <w:tcBorders>
-              <w:start w:val="single" w:sz="4" w:space="0" w:color="000000"/>
-              <w:bottom w:val="single" w:sz="4" w:space="0" w:color="000000"/>
-            </w:tcBorders>
-          </w:tcPr>
-          <w:p>
-            <w:pPr>
-              <w:pStyle w:val="BodyText"/>
-              <w:bidi w:val="0"/>
-              <w:spacing w:lineRule="exact" w:line="170" w:before="0" w:after="0"/>
-              <w:ind w:hanging="0" w:start="0" w:end="0"/>
-              <w:jc w:val="start"/>
-              <w:rPr>
-                <w:rFonts w:ascii="Courier New" w:hAnsi="Courier New"/>
-                <w:b/>
-                <w:bCs/>
-                <w:color w:val="000000"/>
-                <w:sz w:val="16"/>
-                <w:szCs w:val="16"/>
-              </w:rPr>
-            </w:pPr>
-            <w:r>
-              <w:rPr>
-                <w:rFonts w:eastAsia="NSimSun" w:cs="Arial" w:ascii="Courier New" w:hAnsi="Courier New"/>
-                <w:b/>
-                <w:bCs/>
-                <w:color w:val="000000"/>
-                <w:kern w:val="2"/>
-                <w:sz w:val="16"/>
-                <w:szCs w:val="16"/>
-                <w:lang w:val="es-MX" w:eastAsia="zh-CN" w:bidi="hi-IN"/>
-              </w:rPr>
-              <w:t>primaryAccountNumber</w:t>
-            </w:r>
-          </w:p>
-        </w:tc>
-        <w:tc>
-          <w:tcPr>
-            <w:tcW w:w="3059" w:type="dxa"/>
+              <w:t>country</w:t>
+            </w:r>
+          </w:p>
+        </w:tc>
+        <w:tc>
+          <w:tcPr>
+            <w:tcW w:w="3518" w:type="dxa"/>
+            <w:tcBorders>
+              <w:start w:val="single" w:sz="4" w:space="0" w:color="000000"/>
+              <w:bottom w:val="single" w:sz="4" w:space="0" w:color="000000"/>
+            </w:tcBorders>
+          </w:tcPr>
+          <w:p>
+            <w:pPr>
+              <w:pStyle w:val="BodyText"/>
+              <w:widowControl/>
+              <w:suppressAutoHyphens w:val="true"/>
+              <w:bidi w:val="0"/>
+              <w:spacing w:lineRule="exact" w:line="198" w:before="0" w:after="0"/>
+              <w:ind w:hanging="0" w:start="0" w:end="0"/>
+              <w:jc w:val="start"/>
+              <w:rPr>
+                <w:rFonts w:ascii="Courier New" w:hAnsi="Courier New" w:eastAsia="NSimSun" w:cs="Arial"/>
+                <w:b/>
+                <w:bCs/>
+                <w:color w:val="FF0000"/>
+                <w:kern w:val="2"/>
+                <w:sz w:val="16"/>
+                <w:szCs w:val="16"/>
+                <w:lang w:val="es-MX" w:eastAsia="zh-CN" w:bidi="hi-IN"/>
+              </w:rPr>
+            </w:pPr>
+            <w:r>
+              <w:rPr>
+                <w:rFonts w:eastAsia="NSimSun" w:cs="Arial" w:ascii="Courier New" w:hAnsi="Courier New"/>
+                <w:b/>
+                <w:bCs/>
+                <w:color w:val="FF0000"/>
+                <w:kern w:val="2"/>
+                <w:sz w:val="16"/>
+                <w:szCs w:val="16"/>
+                <w:lang w:val="es-MX" w:eastAsia="zh-CN" w:bidi="hi-IN"/>
+              </w:rPr>
+              <w:t>¿?</w:t>
+            </w:r>
+          </w:p>
+        </w:tc>
+        <w:tc>
+          <w:tcPr>
+            <w:tcW w:w="2664" w:type="dxa"/>
+            <w:tcBorders>
+              <w:start w:val="single" w:sz="4" w:space="0" w:color="000000"/>
+              <w:bottom w:val="single" w:sz="4" w:space="0" w:color="000000"/>
+            </w:tcBorders>
+          </w:tcPr>
+          <w:p>
+            <w:pPr>
+              <w:pStyle w:val="BodyText"/>
+              <w:widowControl/>
+              <w:suppressAutoHyphens w:val="true"/>
+              <w:bidi w:val="0"/>
+              <w:spacing w:lineRule="exact" w:line="198" w:before="0" w:after="0"/>
+              <w:ind w:hanging="0" w:start="0" w:end="0"/>
+              <w:jc w:val="start"/>
+              <w:rPr>
+                <w:rFonts w:ascii="Courier New" w:hAnsi="Courier New" w:eastAsia="NSimSun" w:cs="Arial"/>
+                <w:b/>
+                <w:bCs/>
+                <w:color w:val="FF0000"/>
+                <w:kern w:val="2"/>
+                <w:sz w:val="16"/>
+                <w:szCs w:val="16"/>
+                <w:lang w:val="es-MX" w:eastAsia="zh-CN" w:bidi="hi-IN"/>
+              </w:rPr>
+            </w:pPr>
+            <w:r>
+              <w:rPr>
+                <w:rFonts w:eastAsia="NSimSun" w:cs="Arial" w:ascii="Courier New" w:hAnsi="Courier New"/>
+                <w:b/>
+                <w:bCs/>
+                <w:color w:val="FF0000"/>
+                <w:kern w:val="2"/>
+                <w:sz w:val="16"/>
+                <w:szCs w:val="16"/>
+                <w:lang w:val="es-MX" w:eastAsia="zh-CN" w:bidi="hi-IN"/>
+              </w:rPr>
+              <w:t>¿Como se obtiene el valor?</w:t>
+            </w:r>
+          </w:p>
+        </w:tc>
+        <w:tc>
+          <w:tcPr>
+            <w:tcW w:w="1471" w:type="dxa"/>
             <w:tcBorders>
               <w:start w:val="single" w:sz="4" w:space="0" w:color="000000"/>
               <w:bottom w:val="single" w:sz="4" w:space="0" w:color="000000"/>
@@ -8746,7 +9438,7 @@
               <w:suppressAutoHyphens w:val="true"/>
               <w:bidi w:val="0"/>
               <w:spacing w:lineRule="exact" w:line="198" w:before="0" w:after="0"/>
-              <w:ind w:hanging="0" w:start="709" w:end="0"/>
+              <w:ind w:hanging="0" w:start="0" w:end="0"/>
               <w:jc w:val="start"/>
               <w:rPr>
                 <w:rFonts w:ascii="Courier New" w:hAnsi="Courier New" w:eastAsia="NSimSun" w:cs="Arial"/>
@@ -8778,7 +9470,7 @@
         <w:trPr/>
         <w:tc>
           <w:tcPr>
-            <w:tcW w:w="3055" w:type="dxa"/>
+            <w:tcW w:w="2318" w:type="dxa"/>
             <w:tcBorders>
               <w:start w:val="single" w:sz="4" w:space="0" w:color="000000"/>
               <w:bottom w:val="single" w:sz="4" w:space="0" w:color="000000"/>
@@ -8815,13 +9507,13 @@
                 <w:szCs w:val="16"/>
                 <w:lang w:val="es-MX" w:eastAsia="zh-CN" w:bidi="hi-IN"/>
               </w:rPr>
-              <w:t>cardNumberReference</w:t>
-            </w:r>
-          </w:p>
-        </w:tc>
-        <w:tc>
-          <w:tcPr>
-            <w:tcW w:w="3858" w:type="dxa"/>
+              <w:t>countrySubDivision</w:t>
+            </w:r>
+          </w:p>
+        </w:tc>
+        <w:tc>
+          <w:tcPr>
+            <w:tcW w:w="3518" w:type="dxa"/>
             <w:tcBorders>
               <w:start w:val="single" w:sz="4" w:space="0" w:color="000000"/>
               <w:bottom w:val="single" w:sz="4" w:space="0" w:color="000000"/>
@@ -8840,31 +9532,74 @@
                 <w:rFonts w:ascii="Courier New" w:hAnsi="Courier New" w:eastAsia="NSimSun" w:cs="Arial"/>
                 <w:b/>
                 <w:bCs/>
-                <w:color w:val="000000"/>
-                <w:kern w:val="2"/>
-                <w:sz w:val="16"/>
-                <w:szCs w:val="16"/>
-                <w:lang w:val="es-MX" w:eastAsia="zh-CN" w:bidi="hi-IN"/>
-              </w:rPr>
-            </w:pPr>
-            <w:r>
-              <w:rPr>
-                <w:rFonts w:eastAsia="NSimSun" w:cs="Arial" w:ascii="Courier New" w:hAnsi="Courier New"/>
-                <w:b/>
-                <w:bCs/>
-                <w:color w:val="000000"/>
-                <w:kern w:val="2"/>
-                <w:sz w:val="16"/>
-                <w:szCs w:val="16"/>
-                <w:lang w:val="es-MX" w:eastAsia="zh-CN" w:bidi="hi-IN"/>
-              </w:rPr>
-              <w:t>PANRefID</w:t>
-            </w:r>
-          </w:p>
-        </w:tc>
-        <w:tc>
-          <w:tcPr>
-            <w:tcW w:w="3059" w:type="dxa"/>
+                <w:color w:val="FF0000"/>
+                <w:kern w:val="2"/>
+                <w:sz w:val="16"/>
+                <w:szCs w:val="16"/>
+                <w:lang w:val="es-MX" w:eastAsia="zh-CN" w:bidi="hi-IN"/>
+              </w:rPr>
+            </w:pPr>
+            <w:r>
+              <w:rPr>
+                <w:rFonts w:eastAsia="NSimSun" w:cs="Arial" w:ascii="Courier New" w:hAnsi="Courier New"/>
+                <w:b/>
+                <w:bCs/>
+                <w:color w:val="FF0000"/>
+                <w:kern w:val="2"/>
+                <w:sz w:val="16"/>
+                <w:szCs w:val="16"/>
+                <w:lang w:val="es-MX" w:eastAsia="zh-CN" w:bidi="hi-IN"/>
+              </w:rPr>
+              <w:t>¿?</w:t>
+            </w:r>
+          </w:p>
+        </w:tc>
+        <w:tc>
+          <w:tcPr>
+            <w:tcW w:w="2664" w:type="dxa"/>
+            <w:tcBorders>
+              <w:start w:val="single" w:sz="4" w:space="0" w:color="000000"/>
+              <w:bottom w:val="single" w:sz="4" w:space="0" w:color="000000"/>
+            </w:tcBorders>
+          </w:tcPr>
+          <w:p>
+            <w:pPr>
+              <w:pStyle w:val="BodyText"/>
+              <w:widowControl/>
+              <w:suppressAutoHyphens w:val="true"/>
+              <w:bidi w:val="0"/>
+              <w:spacing w:lineRule="exact" w:line="198" w:before="0" w:after="0"/>
+              <w:ind w:hanging="0" w:start="0" w:end="0"/>
+              <w:jc w:val="start"/>
+              <w:rPr>
+                <w:rFonts w:ascii="Courier New" w:hAnsi="Courier New" w:eastAsia="NSimSun" w:cs="Arial"/>
+                <w:b/>
+                <w:bCs/>
+                <w:color w:val="FF0000"/>
+                <w:kern w:val="2"/>
+                <w:sz w:val="16"/>
+                <w:szCs w:val="16"/>
+                <w:lang w:val="es-MX" w:eastAsia="zh-CN" w:bidi="hi-IN"/>
+              </w:rPr>
+            </w:pPr>
+            <w:r>
+              <w:rPr>
+                <w:rFonts w:eastAsia="NSimSun" w:cs="Arial" w:ascii="Courier New" w:hAnsi="Courier New"/>
+                <w:b/>
+                <w:bCs/>
+                <w:color w:val="FF0000"/>
+                <w:kern w:val="2"/>
+                <w:sz w:val="16"/>
+                <w:szCs w:val="16"/>
+                <w:lang w:val="es-MX" w:eastAsia="zh-CN" w:bidi="hi-IN"/>
+              </w:rPr>
+              <w:t>¿Como se obtiene el valor?</w:t>
+            </w:r>
+          </w:p>
+        </w:tc>
+        <w:tc>
+          <w:tcPr>
+            <w:tcW w:w="1471" w:type="dxa"/>
             <w:tcBorders>
               <w:start w:val="single" w:sz="4" w:space="0" w:color="000000"/>
               <w:bottom w:val="single" w:sz="4" w:space="0" w:color="000000"/>
@@ -8878,7 +9613,7 @@
               <w:suppressAutoHyphens w:val="true"/>
               <w:bidi w:val="0"/>
               <w:spacing w:lineRule="exact" w:line="198" w:before="0" w:after="0"/>
-              <w:ind w:hanging="0" w:start="709" w:end="0"/>
+              <w:ind w:hanging="0" w:start="0" w:end="0"/>
               <w:jc w:val="start"/>
               <w:rPr>
                 <w:rFonts w:ascii="Courier New" w:hAnsi="Courier New" w:eastAsia="NSimSun" w:cs="Arial"/>
@@ -8910,7 +9645,7 @@
         <w:trPr/>
         <w:tc>
           <w:tcPr>
-            <w:tcW w:w="3055" w:type="dxa"/>
+            <w:tcW w:w="2318" w:type="dxa"/>
             <w:tcBorders>
               <w:start w:val="single" w:sz="4" w:space="0" w:color="000000"/>
               <w:bottom w:val="single" w:sz="4" w:space="0" w:color="000000"/>
@@ -8947,13 +9682,13 @@
                 <w:szCs w:val="16"/>
                 <w:lang w:val="es-MX" w:eastAsia="zh-CN" w:bidi="hi-IN"/>
               </w:rPr>
-              <w:t>cardExpiryDate</w:t>
-            </w:r>
-          </w:p>
-        </w:tc>
-        <w:tc>
-          <w:tcPr>
-            <w:tcW w:w="3858" w:type="dxa"/>
+              <w:t>cardType</w:t>
+            </w:r>
+          </w:p>
+        </w:tc>
+        <w:tc>
+          <w:tcPr>
+            <w:tcW w:w="3518" w:type="dxa"/>
             <w:tcBorders>
               <w:start w:val="single" w:sz="4" w:space="0" w:color="000000"/>
               <w:bottom w:val="single" w:sz="4" w:space="0" w:color="000000"/>
@@ -8990,13 +9725,56 @@
                 <w:szCs w:val="16"/>
                 <w:lang w:val="es-MX" w:eastAsia="zh-CN" w:bidi="hi-IN"/>
               </w:rPr>
-              <w:t>month - year</w:t>
-            </w:r>
-          </w:p>
-        </w:tc>
-        <w:tc>
-          <w:tcPr>
-            <w:tcW w:w="3059" w:type="dxa"/>
+              <w:t>"CreditCard"</w:t>
+            </w:r>
+          </w:p>
+        </w:tc>
+        <w:tc>
+          <w:tcPr>
+            <w:tcW w:w="2664" w:type="dxa"/>
+            <w:tcBorders>
+              <w:start w:val="single" w:sz="4" w:space="0" w:color="000000"/>
+              <w:bottom w:val="single" w:sz="4" w:space="0" w:color="000000"/>
+            </w:tcBorders>
+          </w:tcPr>
+          <w:p>
+            <w:pPr>
+              <w:pStyle w:val="BodyText"/>
+              <w:widowControl/>
+              <w:suppressAutoHyphens w:val="true"/>
+              <w:bidi w:val="0"/>
+              <w:spacing w:lineRule="exact" w:line="198" w:before="0" w:after="0"/>
+              <w:ind w:hanging="0" w:start="0" w:end="0"/>
+              <w:jc w:val="start"/>
+              <w:rPr>
+                <w:rFonts w:ascii="Courier New" w:hAnsi="Courier New" w:eastAsia="NSimSun" w:cs="Arial"/>
+                <w:b/>
+                <w:bCs/>
+                <w:color w:val="468A1A"/>
+                <w:kern w:val="2"/>
+                <w:sz w:val="16"/>
+                <w:szCs w:val="16"/>
+                <w:lang w:val="es-MX" w:eastAsia="zh-CN" w:bidi="hi-IN"/>
+              </w:rPr>
+            </w:pPr>
+            <w:r>
+              <w:rPr>
+                <w:rFonts w:eastAsia="NSimSun" w:cs="Arial" w:ascii="Courier New" w:hAnsi="Courier New"/>
+                <w:b/>
+                <w:bCs/>
+                <w:color w:val="468A1A"/>
+                <w:kern w:val="2"/>
+                <w:sz w:val="16"/>
+                <w:szCs w:val="16"/>
+                <w:lang w:val="es-MX" w:eastAsia="zh-CN" w:bidi="hi-IN"/>
+              </w:rPr>
+              <w:t>Valor por default</w:t>
+            </w:r>
+          </w:p>
+        </w:tc>
+        <w:tc>
+          <w:tcPr>
+            <w:tcW w:w="1471" w:type="dxa"/>
             <w:tcBorders>
               <w:start w:val="single" w:sz="4" w:space="0" w:color="000000"/>
               <w:bottom w:val="single" w:sz="4" w:space="0" w:color="000000"/>
@@ -9010,7 +9788,7 @@
               <w:suppressAutoHyphens w:val="true"/>
               <w:bidi w:val="0"/>
               <w:spacing w:lineRule="exact" w:line="198" w:before="0" w:after="0"/>
-              <w:ind w:hanging="0" w:start="709" w:end="0"/>
+              <w:ind w:hanging="0" w:start="0" w:end="0"/>
               <w:jc w:val="start"/>
               <w:rPr>
                 <w:rFonts w:ascii="Courier New" w:hAnsi="Courier New" w:eastAsia="NSimSun" w:cs="Arial"/>
@@ -9042,7 +9820,7 @@
         <w:trPr/>
         <w:tc>
           <w:tcPr>
-            <w:tcW w:w="3055" w:type="dxa"/>
+            <w:tcW w:w="2318" w:type="dxa"/>
             <w:tcBorders>
               <w:start w:val="single" w:sz="4" w:space="0" w:color="000000"/>
               <w:bottom w:val="single" w:sz="4" w:space="0" w:color="000000"/>
@@ -9079,13 +9857,13 @@
                 <w:szCs w:val="16"/>
                 <w:lang w:val="es-MX" w:eastAsia="zh-CN" w:bidi="hi-IN"/>
               </w:rPr>
-              <w:t>cardSecurityCode</w:t>
-            </w:r>
-          </w:p>
-        </w:tc>
-        <w:tc>
-          <w:tcPr>
-            <w:tcW w:w="3858" w:type="dxa"/>
+              <w:t>cardNumber</w:t>
+            </w:r>
+          </w:p>
+        </w:tc>
+        <w:tc>
+          <w:tcPr>
+            <w:tcW w:w="3518" w:type="dxa"/>
             <w:tcBorders>
               <w:start w:val="single" w:sz="4" w:space="0" w:color="000000"/>
               <w:bottom w:val="single" w:sz="4" w:space="0" w:color="000000"/>
@@ -9122,13 +9900,56 @@
                 <w:szCs w:val="16"/>
                 <w:lang w:val="es-MX" w:eastAsia="zh-CN" w:bidi="hi-IN"/>
               </w:rPr>
-              <w:t>cvv2</w:t>
-            </w:r>
-          </w:p>
-        </w:tc>
-        <w:tc>
-          <w:tcPr>
-            <w:tcW w:w="3059" w:type="dxa"/>
+              <w:t>pan</w:t>
+            </w:r>
+          </w:p>
+        </w:tc>
+        <w:tc>
+          <w:tcPr>
+            <w:tcW w:w="2664" w:type="dxa"/>
+            <w:tcBorders>
+              <w:start w:val="single" w:sz="4" w:space="0" w:color="000000"/>
+              <w:bottom w:val="single" w:sz="4" w:space="0" w:color="000000"/>
+            </w:tcBorders>
+          </w:tcPr>
+          <w:p>
+            <w:pPr>
+              <w:pStyle w:val="BodyText"/>
+              <w:widowControl/>
+              <w:suppressAutoHyphens w:val="true"/>
+              <w:bidi w:val="0"/>
+              <w:spacing w:lineRule="exact" w:line="198" w:before="0" w:after="0"/>
+              <w:ind w:hanging="0" w:start="0" w:end="0"/>
+              <w:jc w:val="start"/>
+              <w:rPr>
+                <w:rFonts w:ascii="Courier New" w:hAnsi="Courier New" w:eastAsia="NSimSun" w:cs="Arial"/>
+                <w:b/>
+                <w:bCs/>
+                <w:color w:val="0066CC"/>
+                <w:kern w:val="2"/>
+                <w:sz w:val="16"/>
+                <w:szCs w:val="16"/>
+                <w:lang w:val="es-MX" w:eastAsia="zh-CN" w:bidi="hi-IN"/>
+              </w:rPr>
+            </w:pPr>
+            <w:r>
+              <w:rPr>
+                <w:rFonts w:eastAsia="NSimSun" w:cs="Arial" w:ascii="Courier New" w:hAnsi="Courier New"/>
+                <w:b/>
+                <w:bCs/>
+                <w:color w:val="0066CC"/>
+                <w:kern w:val="2"/>
+                <w:sz w:val="16"/>
+                <w:szCs w:val="16"/>
+                <w:lang w:val="es-MX" w:eastAsia="zh-CN" w:bidi="hi-IN"/>
+              </w:rPr>
+              <w:t>Valor Mapeable</w:t>
+            </w:r>
+          </w:p>
+        </w:tc>
+        <w:tc>
+          <w:tcPr>
+            <w:tcW w:w="1471" w:type="dxa"/>
             <w:tcBorders>
               <w:start w:val="single" w:sz="4" w:space="0" w:color="000000"/>
               <w:bottom w:val="single" w:sz="4" w:space="0" w:color="000000"/>
@@ -9142,7 +9963,357 @@
               <w:suppressAutoHyphens w:val="true"/>
               <w:bidi w:val="0"/>
               <w:spacing w:lineRule="exact" w:line="198" w:before="0" w:after="0"/>
-              <w:ind w:hanging="0" w:start="709" w:end="0"/>
+              <w:ind w:hanging="0" w:start="0" w:end="0"/>
+              <w:jc w:val="start"/>
+              <w:rPr>
+                <w:rFonts w:ascii="Courier New" w:hAnsi="Courier New" w:eastAsia="NSimSun" w:cs="Arial"/>
+                <w:b/>
+                <w:bCs/>
+                <w:color w:val="FF0000"/>
+                <w:kern w:val="2"/>
+                <w:sz w:val="16"/>
+                <w:szCs w:val="16"/>
+                <w:lang w:val="es-MX" w:eastAsia="zh-CN" w:bidi="hi-IN"/>
+              </w:rPr>
+            </w:pPr>
+            <w:r>
+              <w:rPr>
+                <w:rFonts w:eastAsia="NSimSun" w:cs="Arial" w:ascii="Courier New" w:hAnsi="Courier New"/>
+                <w:b/>
+                <w:bCs/>
+                <w:color w:val="FF0000"/>
+                <w:kern w:val="2"/>
+                <w:sz w:val="16"/>
+                <w:szCs w:val="16"/>
+                <w:lang w:val="es-MX" w:eastAsia="zh-CN" w:bidi="hi-IN"/>
+              </w:rPr>
+            </w:r>
+          </w:p>
+        </w:tc>
+      </w:tr>
+      <w:tr>
+        <w:trPr/>
+        <w:tc>
+          <w:tcPr>
+            <w:tcW w:w="2318" w:type="dxa"/>
+            <w:tcBorders>
+              <w:start w:val="single" w:sz="4" w:space="0" w:color="000000"/>
+              <w:bottom w:val="single" w:sz="4" w:space="0" w:color="000000"/>
+            </w:tcBorders>
+          </w:tcPr>
+          <w:p>
+            <w:pPr>
+              <w:pStyle w:val="BodyText"/>
+              <w:widowControl/>
+              <w:suppressAutoHyphens w:val="true"/>
+              <w:bidi w:val="0"/>
+              <w:spacing w:lineRule="exact" w:line="198" w:before="0" w:after="0"/>
+              <w:ind w:hanging="0" w:start="0" w:end="0"/>
+              <w:jc w:val="start"/>
+              <w:rPr>
+                <w:rFonts w:ascii="Courier New" w:hAnsi="Courier New" w:eastAsia="NSimSun" w:cs="Arial"/>
+                <w:b/>
+                <w:bCs/>
+                <w:color w:val="000000"/>
+                <w:kern w:val="2"/>
+                <w:sz w:val="16"/>
+                <w:szCs w:val="16"/>
+                <w:lang w:val="es-MX" w:eastAsia="zh-CN" w:bidi="hi-IN"/>
+              </w:rPr>
+            </w:pPr>
+            <w:r>
+              <w:rPr>
+                <w:rFonts w:eastAsia="NSimSun" w:cs="Arial" w:ascii="Courier New" w:hAnsi="Courier New"/>
+                <w:b/>
+                <w:bCs/>
+                <w:color w:val="000000"/>
+                <w:kern w:val="2"/>
+                <w:sz w:val="16"/>
+                <w:szCs w:val="16"/>
+                <w:lang w:val="es-MX" w:eastAsia="zh-CN" w:bidi="hi-IN"/>
+              </w:rPr>
+              <w:t>cardNumberReference</w:t>
+            </w:r>
+          </w:p>
+        </w:tc>
+        <w:tc>
+          <w:tcPr>
+            <w:tcW w:w="3518" w:type="dxa"/>
+            <w:tcBorders>
+              <w:start w:val="single" w:sz="4" w:space="0" w:color="000000"/>
+              <w:bottom w:val="single" w:sz="4" w:space="0" w:color="000000"/>
+            </w:tcBorders>
+          </w:tcPr>
+          <w:p>
+            <w:pPr>
+              <w:pStyle w:val="BodyText"/>
+              <w:widowControl/>
+              <w:suppressAutoHyphens w:val="true"/>
+              <w:bidi w:val="0"/>
+              <w:spacing w:lineRule="exact" w:line="198" w:before="0" w:after="0"/>
+              <w:ind w:hanging="0" w:start="0" w:end="0"/>
+              <w:jc w:val="start"/>
+              <w:rPr>
+                <w:rFonts w:ascii="Courier New" w:hAnsi="Courier New" w:eastAsia="NSimSun" w:cs="Arial"/>
+                <w:b/>
+                <w:bCs/>
+                <w:color w:val="000000"/>
+                <w:kern w:val="2"/>
+                <w:sz w:val="16"/>
+                <w:szCs w:val="16"/>
+                <w:lang w:val="es-MX" w:eastAsia="zh-CN" w:bidi="hi-IN"/>
+              </w:rPr>
+            </w:pPr>
+            <w:r>
+              <w:rPr>
+                <w:rFonts w:eastAsia="NSimSun" w:cs="Arial" w:ascii="Courier New" w:hAnsi="Courier New"/>
+                <w:b/>
+                <w:bCs/>
+                <w:color w:val="000000"/>
+                <w:kern w:val="2"/>
+                <w:sz w:val="16"/>
+                <w:szCs w:val="16"/>
+                <w:lang w:val="es-MX" w:eastAsia="zh-CN" w:bidi="hi-IN"/>
+              </w:rPr>
+              <w:t>PANRefID</w:t>
+            </w:r>
+          </w:p>
+        </w:tc>
+        <w:tc>
+          <w:tcPr>
+            <w:tcW w:w="2664" w:type="dxa"/>
+            <w:tcBorders>
+              <w:start w:val="single" w:sz="4" w:space="0" w:color="000000"/>
+              <w:bottom w:val="single" w:sz="4" w:space="0" w:color="000000"/>
+            </w:tcBorders>
+          </w:tcPr>
+          <w:p>
+            <w:pPr>
+              <w:pStyle w:val="BodyText"/>
+              <w:widowControl/>
+              <w:suppressAutoHyphens w:val="true"/>
+              <w:bidi w:val="0"/>
+              <w:spacing w:lineRule="exact" w:line="198" w:before="0" w:after="0"/>
+              <w:ind w:hanging="0" w:start="0" w:end="0"/>
+              <w:jc w:val="start"/>
+              <w:rPr>
+                <w:rFonts w:ascii="Courier New" w:hAnsi="Courier New" w:eastAsia="NSimSun" w:cs="Arial"/>
+                <w:b/>
+                <w:bCs/>
+                <w:color w:val="0066CC"/>
+                <w:kern w:val="2"/>
+                <w:sz w:val="16"/>
+                <w:szCs w:val="16"/>
+                <w:lang w:val="es-MX" w:eastAsia="zh-CN" w:bidi="hi-IN"/>
+              </w:rPr>
+            </w:pPr>
+            <w:r>
+              <w:rPr>
+                <w:rFonts w:eastAsia="NSimSun" w:cs="Arial" w:ascii="Courier New" w:hAnsi="Courier New"/>
+                <w:b/>
+                <w:bCs/>
+                <w:color w:val="0066CC"/>
+                <w:kern w:val="2"/>
+                <w:sz w:val="16"/>
+                <w:szCs w:val="16"/>
+                <w:lang w:val="es-MX" w:eastAsia="zh-CN" w:bidi="hi-IN"/>
+              </w:rPr>
+              <w:t>Valor Mapeable</w:t>
+            </w:r>
+          </w:p>
+        </w:tc>
+        <w:tc>
+          <w:tcPr>
+            <w:tcW w:w="1471" w:type="dxa"/>
+            <w:tcBorders>
+              <w:start w:val="single" w:sz="4" w:space="0" w:color="000000"/>
+              <w:bottom w:val="single" w:sz="4" w:space="0" w:color="000000"/>
+              <w:end w:val="single" w:sz="4" w:space="0" w:color="000000"/>
+            </w:tcBorders>
+          </w:tcPr>
+          <w:p>
+            <w:pPr>
+              <w:pStyle w:val="BodyText"/>
+              <w:widowControl/>
+              <w:suppressAutoHyphens w:val="true"/>
+              <w:bidi w:val="0"/>
+              <w:spacing w:lineRule="exact" w:line="198" w:before="0" w:after="0"/>
+              <w:ind w:hanging="0" w:start="0" w:end="0"/>
+              <w:jc w:val="start"/>
+              <w:rPr>
+                <w:rFonts w:ascii="Courier New" w:hAnsi="Courier New" w:eastAsia="NSimSun" w:cs="Arial"/>
+                <w:b/>
+                <w:bCs/>
+                <w:color w:val="FF0000"/>
+                <w:kern w:val="2"/>
+                <w:sz w:val="16"/>
+                <w:szCs w:val="16"/>
+                <w:lang w:val="es-MX" w:eastAsia="zh-CN" w:bidi="hi-IN"/>
+              </w:rPr>
+            </w:pPr>
+            <w:r>
+              <w:rPr>
+                <w:rFonts w:eastAsia="NSimSun" w:cs="Arial" w:ascii="Courier New" w:hAnsi="Courier New"/>
+                <w:b/>
+                <w:bCs/>
+                <w:color w:val="FF0000"/>
+                <w:kern w:val="2"/>
+                <w:sz w:val="16"/>
+                <w:szCs w:val="16"/>
+                <w:lang w:val="es-MX" w:eastAsia="zh-CN" w:bidi="hi-IN"/>
+              </w:rPr>
+            </w:r>
+          </w:p>
+        </w:tc>
+      </w:tr>
+      <w:tr>
+        <w:trPr/>
+        <w:tc>
+          <w:tcPr>
+            <w:tcW w:w="2318" w:type="dxa"/>
+            <w:tcBorders>
+              <w:start w:val="single" w:sz="4" w:space="0" w:color="000000"/>
+              <w:bottom w:val="single" w:sz="4" w:space="0" w:color="000000"/>
+            </w:tcBorders>
+          </w:tcPr>
+          <w:p>
+            <w:pPr>
+              <w:pStyle w:val="BodyText"/>
+              <w:widowControl/>
+              <w:suppressAutoHyphens w:val="true"/>
+              <w:bidi w:val="0"/>
+              <w:spacing w:lineRule="exact" w:line="198" w:before="0" w:after="0"/>
+              <w:ind w:hanging="0" w:start="0" w:end="0"/>
+              <w:jc w:val="start"/>
+              <w:rPr>
+                <w:rFonts w:ascii="Courier New" w:hAnsi="Courier New" w:eastAsia="NSimSun" w:cs="Arial"/>
+                <w:b/>
+                <w:bCs/>
+                <w:color w:val="000000"/>
+                <w:kern w:val="2"/>
+                <w:sz w:val="16"/>
+                <w:szCs w:val="16"/>
+                <w:lang w:val="es-MX" w:eastAsia="zh-CN" w:bidi="hi-IN"/>
+              </w:rPr>
+            </w:pPr>
+            <w:r>
+              <w:rPr>
+                <w:rFonts w:eastAsia="NSimSun" w:cs="Arial" w:ascii="Courier New" w:hAnsi="Courier New"/>
+                <w:b/>
+                <w:bCs/>
+                <w:color w:val="000000"/>
+                <w:kern w:val="2"/>
+                <w:sz w:val="16"/>
+                <w:szCs w:val="16"/>
+                <w:lang w:val="es-MX" w:eastAsia="zh-CN" w:bidi="hi-IN"/>
+              </w:rPr>
+              <w:t>cardBrand</w:t>
+            </w:r>
+          </w:p>
+        </w:tc>
+        <w:tc>
+          <w:tcPr>
+            <w:tcW w:w="3518" w:type="dxa"/>
+            <w:tcBorders>
+              <w:start w:val="single" w:sz="4" w:space="0" w:color="000000"/>
+              <w:bottom w:val="single" w:sz="4" w:space="0" w:color="000000"/>
+            </w:tcBorders>
+          </w:tcPr>
+          <w:p>
+            <w:pPr>
+              <w:pStyle w:val="BodyText"/>
+              <w:widowControl/>
+              <w:suppressAutoHyphens w:val="true"/>
+              <w:bidi w:val="0"/>
+              <w:spacing w:lineRule="exact" w:line="198" w:before="0" w:after="0"/>
+              <w:ind w:hanging="0" w:start="0" w:end="0"/>
+              <w:jc w:val="start"/>
+              <w:rPr>
+                <w:rFonts w:ascii="Courier New" w:hAnsi="Courier New" w:eastAsia="NSimSun" w:cs="Arial"/>
+                <w:b/>
+                <w:bCs/>
+                <w:color w:val="000000"/>
+                <w:kern w:val="2"/>
+                <w:sz w:val="16"/>
+                <w:szCs w:val="16"/>
+                <w:lang w:val="es-MX" w:eastAsia="zh-CN" w:bidi="hi-IN"/>
+              </w:rPr>
+            </w:pPr>
+            <w:r>
+              <w:rPr>
+                <w:rFonts w:eastAsia="NSimSun" w:cs="Arial" w:ascii="Courier New" w:hAnsi="Courier New"/>
+                <w:b/>
+                <w:bCs/>
+                <w:color w:val="000000"/>
+                <w:kern w:val="2"/>
+                <w:sz w:val="16"/>
+                <w:szCs w:val="16"/>
+                <w:lang w:val="es-MX" w:eastAsia="zh-CN" w:bidi="hi-IN"/>
+              </w:rPr>
+              <w:t>"Mastercard"</w:t>
+            </w:r>
+          </w:p>
+        </w:tc>
+        <w:tc>
+          <w:tcPr>
+            <w:tcW w:w="2664" w:type="dxa"/>
+            <w:tcBorders>
+              <w:start w:val="single" w:sz="4" w:space="0" w:color="000000"/>
+              <w:bottom w:val="single" w:sz="4" w:space="0" w:color="000000"/>
+            </w:tcBorders>
+          </w:tcPr>
+          <w:p>
+            <w:pPr>
+              <w:pStyle w:val="BodyText"/>
+              <w:widowControl/>
+              <w:suppressAutoHyphens w:val="true"/>
+              <w:bidi w:val="0"/>
+              <w:spacing w:lineRule="exact" w:line="198" w:before="0" w:after="0"/>
+              <w:ind w:hanging="0" w:start="0" w:end="0"/>
+              <w:jc w:val="start"/>
+              <w:rPr>
+                <w:rFonts w:ascii="Courier New" w:hAnsi="Courier New" w:eastAsia="NSimSun" w:cs="Arial"/>
+                <w:b/>
+                <w:bCs/>
+                <w:color w:val="468A1A"/>
+                <w:kern w:val="2"/>
+                <w:sz w:val="16"/>
+                <w:szCs w:val="16"/>
+                <w:lang w:val="es-MX" w:eastAsia="zh-CN" w:bidi="hi-IN"/>
+              </w:rPr>
+            </w:pPr>
+            <w:r>
+              <w:rPr>
+                <w:rFonts w:eastAsia="NSimSun" w:cs="Arial" w:ascii="Courier New" w:hAnsi="Courier New"/>
+                <w:b/>
+                <w:bCs/>
+                <w:color w:val="468A1A"/>
+                <w:kern w:val="2"/>
+                <w:sz w:val="16"/>
+                <w:szCs w:val="16"/>
+                <w:lang w:val="es-MX" w:eastAsia="zh-CN" w:bidi="hi-IN"/>
+              </w:rPr>
+              <w:t>Valor por default</w:t>
+            </w:r>
+          </w:p>
+        </w:tc>
+        <w:tc>
+          <w:tcPr>
+            <w:tcW w:w="1471" w:type="dxa"/>
+            <w:tcBorders>
+              <w:start w:val="single" w:sz="4" w:space="0" w:color="000000"/>
+              <w:bottom w:val="single" w:sz="4" w:space="0" w:color="000000"/>
+              <w:end w:val="single" w:sz="4" w:space="0" w:color="000000"/>
+            </w:tcBorders>
+          </w:tcPr>
+          <w:p>
+            <w:pPr>
+              <w:pStyle w:val="BodyText"/>
+              <w:widowControl/>
+              <w:suppressAutoHyphens w:val="true"/>
+              <w:bidi w:val="0"/>
+              <w:spacing w:lineRule="exact" w:line="198" w:before="0" w:after="0"/>
+              <w:ind w:hanging="0" w:start="0" w:end="0"/>
               <w:jc w:val="start"/>
               <w:rPr>
                 <w:rFonts w:ascii="Courier New" w:hAnsi="Courier New" w:eastAsia="NSimSun" w:cs="Arial"/>
@@ -9226,14 +10397,13 @@
     <w:p>
       <w:pPr>
         <w:pStyle w:val="Normal"/>
-        <w:bidi w:val="0"/>
         <w:ind w:hanging="0" w:start="0" w:end="0"/>
         <w:jc w:val="center"/>
         <w:rPr>
           <w:rFonts w:ascii="Calibri" w:hAnsi="Calibri"/>
           <w:b/>
           <w:bCs/>
-          <w:color w:val="3465A4"/>
+          <w:color w:val="0066CC"/>
           <w:sz w:val="26"/>
           <w:szCs w:val="26"/>
         </w:rPr>
@@ -9243,7 +10413,7 @@
           <w:rFonts w:ascii="Calibri" w:hAnsi="Calibri"/>
           <w:b/>
           <w:bCs/>
-          <w:color w:val="3465A4"/>
+          <w:color w:val="0066CC"/>
           <w:sz w:val="26"/>
           <w:szCs w:val="26"/>
         </w:rPr>
@@ -9290,15 +10460,16 @@
         </w:tblCellMar>
       </w:tblPr>
       <w:tblGrid>
-        <w:gridCol w:w="3055"/>
-        <w:gridCol w:w="3858"/>
-        <w:gridCol w:w="3059"/>
+        <w:gridCol w:w="2318"/>
+        <w:gridCol w:w="3518"/>
+        <w:gridCol w:w="2664"/>
+        <w:gridCol w:w="1471"/>
       </w:tblGrid>
       <w:tr>
         <w:trPr/>
         <w:tc>
           <w:tcPr>
-            <w:tcW w:w="3055" w:type="dxa"/>
+            <w:tcW w:w="2318" w:type="dxa"/>
             <w:tcBorders>
               <w:top w:val="single" w:sz="4" w:space="0" w:color="000000"/>
               <w:start w:val="single" w:sz="4" w:space="0" w:color="000000"/>
@@ -9316,6 +10487,7 @@
                 <w:color w:val="000000"/>
                 <w:sz w:val="20"/>
                 <w:szCs w:val="20"/>
+                <w:highlight w:val="none"/>
                 <w:shd w:fill="FFFFFF" w:val="clear"/>
               </w:rPr>
             </w:pPr>
@@ -9334,7 +10506,7 @@
         </w:tc>
         <w:tc>
           <w:tcPr>
-            <w:tcW w:w="3858" w:type="dxa"/>
+            <w:tcW w:w="3518" w:type="dxa"/>
             <w:tcBorders>
               <w:top w:val="single" w:sz="4" w:space="0" w:color="000000"/>
               <w:start w:val="single" w:sz="4" w:space="0" w:color="000000"/>
@@ -9352,6 +10524,7 @@
                 <w:color w:val="000000"/>
                 <w:sz w:val="20"/>
                 <w:szCs w:val="20"/>
+                <w:highlight w:val="none"/>
                 <w:shd w:fill="FFFFFF" w:val="clear"/>
               </w:rPr>
             </w:pPr>
@@ -9370,12 +10543,11 @@
         </w:tc>
         <w:tc>
           <w:tcPr>
-            <w:tcW w:w="3059" w:type="dxa"/>
+            <w:tcW w:w="2664" w:type="dxa"/>
             <w:tcBorders>
               <w:top w:val="single" w:sz="4" w:space="0" w:color="000000"/>
               <w:start w:val="single" w:sz="4" w:space="0" w:color="000000"/>
               <w:bottom w:val="single" w:sz="4" w:space="0" w:color="000000"/>
-              <w:end w:val="single" w:sz="4" w:space="0" w:color="000000"/>
             </w:tcBorders>
           </w:tcPr>
           <w:p>
@@ -9389,6 +10561,7 @@
                 <w:color w:val="000000"/>
                 <w:sz w:val="20"/>
                 <w:szCs w:val="20"/>
+                <w:highlight w:val="none"/>
                 <w:shd w:fill="FFFFFF" w:val="clear"/>
               </w:rPr>
             </w:pPr>
@@ -9401,6 +10574,44 @@
                 <w:szCs w:val="20"/>
                 <w:shd w:fill="FFFFFF" w:val="clear"/>
               </w:rPr>
+              <w:t>OBSERVACIONES</w:t>
+            </w:r>
+          </w:p>
+        </w:tc>
+        <w:tc>
+          <w:tcPr>
+            <w:tcW w:w="1471" w:type="dxa"/>
+            <w:tcBorders>
+              <w:top w:val="single" w:sz="4" w:space="0" w:color="000000"/>
+              <w:start w:val="single" w:sz="4" w:space="0" w:color="000000"/>
+              <w:bottom w:val="single" w:sz="4" w:space="0" w:color="000000"/>
+              <w:end w:val="single" w:sz="4" w:space="0" w:color="000000"/>
+            </w:tcBorders>
+          </w:tcPr>
+          <w:p>
+            <w:pPr>
+              <w:pStyle w:val="Contenidodelatabla"/>
+              <w:spacing w:lineRule="exact" w:line="198"/>
+              <w:jc w:val="center"/>
+              <w:rPr>
+                <w:b/>
+                <w:bCs/>
+                <w:color w:val="000000"/>
+                <w:sz w:val="20"/>
+                <w:szCs w:val="20"/>
+                <w:highlight w:val="none"/>
+                <w:shd w:fill="FFFFFF" w:val="clear"/>
+              </w:rPr>
+            </w:pPr>
+            <w:r>
+              <w:rPr>
+                <w:b/>
+                <w:bCs/>
+                <w:color w:val="000000"/>
+                <w:sz w:val="20"/>
+                <w:szCs w:val="20"/>
+                <w:shd w:fill="FFFFFF" w:val="clear"/>
+              </w:rPr>
               <w:t>LONGITUD</w:t>
             </w:r>
           </w:p>
@@ -9410,7 +10621,7 @@
         <w:trPr/>
         <w:tc>
           <w:tcPr>
-            <w:tcW w:w="3055" w:type="dxa"/>
+            <w:tcW w:w="2318" w:type="dxa"/>
             <w:tcBorders>
               <w:start w:val="single" w:sz="4" w:space="0" w:color="000000"/>
               <w:bottom w:val="single" w:sz="4" w:space="0" w:color="000000"/>
@@ -9453,7 +10664,7 @@
         </w:tc>
         <w:tc>
           <w:tcPr>
-            <w:tcW w:w="3858" w:type="dxa"/>
+            <w:tcW w:w="3518" w:type="dxa"/>
             <w:tcBorders>
               <w:start w:val="single" w:sz="4" w:space="0" w:color="000000"/>
               <w:bottom w:val="single" w:sz="4" w:space="0" w:color="000000"/>
@@ -9490,13 +10701,56 @@
                 <w:szCs w:val="16"/>
                 <w:lang w:val="es-MX" w:eastAsia="zh-CN" w:bidi="hi-IN"/>
               </w:rPr>
-              <w:t>Tipo de Producto</w:t>
-            </w:r>
-          </w:p>
-        </w:tc>
-        <w:tc>
-          <w:tcPr>
-            <w:tcW w:w="3059" w:type="dxa"/>
+              <w:t>identificador único</w:t>
+            </w:r>
+          </w:p>
+        </w:tc>
+        <w:tc>
+          <w:tcPr>
+            <w:tcW w:w="2664" w:type="dxa"/>
+            <w:tcBorders>
+              <w:start w:val="single" w:sz="4" w:space="0" w:color="000000"/>
+              <w:bottom w:val="single" w:sz="4" w:space="0" w:color="000000"/>
+            </w:tcBorders>
+          </w:tcPr>
+          <w:p>
+            <w:pPr>
+              <w:pStyle w:val="BodyText"/>
+              <w:widowControl/>
+              <w:suppressAutoHyphens w:val="true"/>
+              <w:bidi w:val="0"/>
+              <w:spacing w:lineRule="exact" w:line="198" w:before="0" w:after="0"/>
+              <w:ind w:hanging="0" w:start="0" w:end="0"/>
+              <w:jc w:val="start"/>
+              <w:rPr>
+                <w:rFonts w:ascii="Courier New" w:hAnsi="Courier New" w:eastAsia="NSimSun" w:cs="Arial"/>
+                <w:b/>
+                <w:bCs/>
+                <w:color w:val="FF0000"/>
+                <w:kern w:val="2"/>
+                <w:sz w:val="16"/>
+                <w:szCs w:val="16"/>
+                <w:lang w:val="es-MX" w:eastAsia="zh-CN" w:bidi="hi-IN"/>
+              </w:rPr>
+            </w:pPr>
+            <w:r>
+              <w:rPr>
+                <w:rFonts w:eastAsia="NSimSun" w:cs="Arial" w:ascii="Courier New" w:hAnsi="Courier New"/>
+                <w:b/>
+                <w:bCs/>
+                <w:color w:val="FF0000"/>
+                <w:kern w:val="2"/>
+                <w:sz w:val="16"/>
+                <w:szCs w:val="16"/>
+                <w:lang w:val="es-MX" w:eastAsia="zh-CN" w:bidi="hi-IN"/>
+              </w:rPr>
+              <w:t>¿Como se obtiene el valor?</w:t>
+            </w:r>
+          </w:p>
+        </w:tc>
+        <w:tc>
+          <w:tcPr>
+            <w:tcW w:w="1471" w:type="dxa"/>
             <w:tcBorders>
               <w:start w:val="single" w:sz="4" w:space="0" w:color="000000"/>
               <w:bottom w:val="single" w:sz="4" w:space="0" w:color="000000"/>
@@ -9508,28 +10762,27 @@
               <w:pStyle w:val="BodyText"/>
               <w:widowControl/>
               <w:suppressAutoHyphens w:val="true"/>
-              <w:overflowPunct w:val="false"/>
-              <w:bidi w:val="0"/>
-              <w:spacing w:lineRule="exact" w:line="198" w:before="0" w:after="0"/>
-              <w:ind w:hanging="0" w:start="709" w:end="0"/>
+              <w:bidi w:val="0"/>
+              <w:spacing w:lineRule="exact" w:line="198" w:before="0" w:after="0"/>
+              <w:ind w:hanging="0" w:start="0" w:end="0"/>
               <w:jc w:val="start"/>
               <w:rPr>
                 <w:rFonts w:ascii="Courier New" w:hAnsi="Courier New" w:eastAsia="NSimSun" w:cs="Arial"/>
                 <w:b/>
                 <w:bCs/>
-                <w:color w:val="00AE00"/>
-                <w:kern w:val="2"/>
-                <w:sz w:val="16"/>
-                <w:szCs w:val="16"/>
-                <w:lang w:val="es-MX" w:eastAsia="zh-CN" w:bidi="hi-IN"/>
-              </w:rPr>
-            </w:pPr>
-            <w:r>
-              <w:rPr>
-                <w:rFonts w:eastAsia="NSimSun" w:cs="Arial" w:ascii="Courier New" w:hAnsi="Courier New"/>
-                <w:b/>
-                <w:bCs/>
-                <w:color w:val="00AE00"/>
+                <w:color w:val="FF0000"/>
+                <w:kern w:val="2"/>
+                <w:sz w:val="16"/>
+                <w:szCs w:val="16"/>
+                <w:lang w:val="es-MX" w:eastAsia="zh-CN" w:bidi="hi-IN"/>
+              </w:rPr>
+            </w:pPr>
+            <w:r>
+              <w:rPr>
+                <w:rFonts w:eastAsia="NSimSun" w:cs="Arial" w:ascii="Courier New" w:hAnsi="Courier New"/>
+                <w:b/>
+                <w:bCs/>
+                <w:color w:val="FF0000"/>
                 <w:kern w:val="2"/>
                 <w:sz w:val="16"/>
                 <w:szCs w:val="16"/>
@@ -9543,7 +10796,7 @@
         <w:trPr/>
         <w:tc>
           <w:tcPr>
-            <w:tcW w:w="3055" w:type="dxa"/>
+            <w:tcW w:w="2318" w:type="dxa"/>
             <w:tcBorders>
               <w:start w:val="single" w:sz="4" w:space="0" w:color="000000"/>
               <w:bottom w:val="single" w:sz="4" w:space="0" w:color="000000"/>
@@ -9586,7 +10839,7 @@
         </w:tc>
         <w:tc>
           <w:tcPr>
-            <w:tcW w:w="3858" w:type="dxa"/>
+            <w:tcW w:w="3518" w:type="dxa"/>
             <w:tcBorders>
               <w:start w:val="single" w:sz="4" w:space="0" w:color="000000"/>
               <w:bottom w:val="single" w:sz="4" w:space="0" w:color="000000"/>
@@ -9623,13 +10876,56 @@
                 <w:szCs w:val="16"/>
                 <w:lang w:val="es-MX" w:eastAsia="zh-CN" w:bidi="hi-IN"/>
               </w:rPr>
-              <w:t>Identificador Único</w:t>
-            </w:r>
-          </w:p>
-        </w:tc>
-        <w:tc>
-          <w:tcPr>
-            <w:tcW w:w="3059" w:type="dxa"/>
+              <w:t>identificador único</w:t>
+            </w:r>
+          </w:p>
+        </w:tc>
+        <w:tc>
+          <w:tcPr>
+            <w:tcW w:w="2664" w:type="dxa"/>
+            <w:tcBorders>
+              <w:start w:val="single" w:sz="4" w:space="0" w:color="000000"/>
+              <w:bottom w:val="single" w:sz="4" w:space="0" w:color="000000"/>
+            </w:tcBorders>
+          </w:tcPr>
+          <w:p>
+            <w:pPr>
+              <w:pStyle w:val="BodyText"/>
+              <w:widowControl/>
+              <w:suppressAutoHyphens w:val="true"/>
+              <w:bidi w:val="0"/>
+              <w:spacing w:lineRule="exact" w:line="198" w:before="0" w:after="0"/>
+              <w:ind w:hanging="0" w:start="0" w:end="0"/>
+              <w:jc w:val="start"/>
+              <w:rPr>
+                <w:rFonts w:ascii="Courier New" w:hAnsi="Courier New" w:eastAsia="NSimSun" w:cs="Arial"/>
+                <w:b/>
+                <w:bCs/>
+                <w:color w:val="FF0000"/>
+                <w:kern w:val="2"/>
+                <w:sz w:val="16"/>
+                <w:szCs w:val="16"/>
+                <w:lang w:val="es-MX" w:eastAsia="zh-CN" w:bidi="hi-IN"/>
+              </w:rPr>
+            </w:pPr>
+            <w:r>
+              <w:rPr>
+                <w:rFonts w:eastAsia="NSimSun" w:cs="Arial" w:ascii="Courier New" w:hAnsi="Courier New"/>
+                <w:b/>
+                <w:bCs/>
+                <w:color w:val="FF0000"/>
+                <w:kern w:val="2"/>
+                <w:sz w:val="16"/>
+                <w:szCs w:val="16"/>
+                <w:lang w:val="es-MX" w:eastAsia="zh-CN" w:bidi="hi-IN"/>
+              </w:rPr>
+              <w:t>¿Como se obtiene el valor?</w:t>
+            </w:r>
+          </w:p>
+        </w:tc>
+        <w:tc>
+          <w:tcPr>
+            <w:tcW w:w="1471" w:type="dxa"/>
             <w:tcBorders>
               <w:start w:val="single" w:sz="4" w:space="0" w:color="000000"/>
               <w:bottom w:val="single" w:sz="4" w:space="0" w:color="000000"/>
@@ -9641,10 +10937,9 @@
               <w:pStyle w:val="BodyText"/>
               <w:widowControl/>
               <w:suppressAutoHyphens w:val="true"/>
-              <w:overflowPunct w:val="false"/>
-              <w:bidi w:val="0"/>
-              <w:spacing w:lineRule="exact" w:line="198" w:before="0" w:after="0"/>
-              <w:ind w:hanging="0" w:start="709" w:end="0"/>
+              <w:bidi w:val="0"/>
+              <w:spacing w:lineRule="exact" w:line="198" w:before="0" w:after="0"/>
+              <w:ind w:hanging="0" w:start="0" w:end="0"/>
               <w:jc w:val="start"/>
               <w:rPr>
                 <w:rFonts w:ascii="Courier New" w:hAnsi="Courier New" w:eastAsia="NSimSun" w:cs="Arial"/>
@@ -9658,17 +10953,7 @@
               </w:rPr>
             </w:pPr>
             <w:r>
-              <w:rPr>
-                <w:rFonts w:eastAsia="NSimSun" w:cs="Arial" w:ascii="Courier New" w:hAnsi="Courier New"/>
-                <w:b/>
-                <w:bCs/>
-                <w:color w:val="00AE00"/>
-                <w:kern w:val="2"/>
-                <w:sz w:val="16"/>
-                <w:szCs w:val="16"/>
-                <w:lang w:val="es-MX" w:eastAsia="zh-CN" w:bidi="hi-IN"/>
-              </w:rPr>
-              <w:t>maxLength: 1</w:t>
+              <w:rPr/>
             </w:r>
           </w:p>
         </w:tc>
@@ -9677,7 +10962,7 @@
         <w:trPr/>
         <w:tc>
           <w:tcPr>
-            <w:tcW w:w="3055" w:type="dxa"/>
+            <w:tcW w:w="2318" w:type="dxa"/>
             <w:tcBorders>
               <w:start w:val="single" w:sz="4" w:space="0" w:color="000000"/>
               <w:bottom w:val="single" w:sz="4" w:space="0" w:color="000000"/>
@@ -9720,7 +11005,7 @@
         </w:tc>
         <w:tc>
           <w:tcPr>
-            <w:tcW w:w="3858" w:type="dxa"/>
+            <w:tcW w:w="3518" w:type="dxa"/>
             <w:tcBorders>
               <w:start w:val="single" w:sz="4" w:space="0" w:color="000000"/>
               <w:bottom w:val="single" w:sz="4" w:space="0" w:color="000000"/>
@@ -9757,13 +11042,82 @@
                 <w:szCs w:val="16"/>
                 <w:lang w:val="es-MX" w:eastAsia="zh-CN" w:bidi="hi-IN"/>
               </w:rPr>
-              <w:t>DateTime</w:t>
-            </w:r>
-          </w:p>
-        </w:tc>
-        <w:tc>
-          <w:tcPr>
-            <w:tcW w:w="3059" w:type="dxa"/>
+              <w:t>YYYY-MM-DDThh:mm:s</w:t>
+            </w:r>
+            <w:r>
+              <w:rPr>
+                <w:rFonts w:eastAsia="NSimSun" w:cs="Arial" w:ascii="Courier New" w:hAnsi="Courier New"/>
+                <w:b/>
+                <w:bCs/>
+                <w:color w:val="000000"/>
+                <w:kern w:val="2"/>
+                <w:sz w:val="16"/>
+                <w:szCs w:val="16"/>
+                <w:lang w:val="es-MX" w:eastAsia="zh-CN" w:bidi="hi-IN"/>
+              </w:rPr>
+              <w:t>s</w:t>
+            </w:r>
+            <w:r>
+              <w:rPr>
+                <w:rFonts w:eastAsia="NSimSun" w:cs="Arial" w:ascii="Courier New" w:hAnsi="Courier New"/>
+                <w:b/>
+                <w:bCs/>
+                <w:color w:val="000000"/>
+                <w:kern w:val="2"/>
+                <w:sz w:val="16"/>
+                <w:szCs w:val="16"/>
+                <w:lang w:val="es-MX" w:eastAsia="zh-CN" w:bidi="hi-IN"/>
+              </w:rPr>
+              <w:t>Z</w:t>
+            </w:r>
+          </w:p>
+        </w:tc>
+        <w:tc>
+          <w:tcPr>
+            <w:tcW w:w="2664" w:type="dxa"/>
+            <w:tcBorders>
+              <w:start w:val="single" w:sz="4" w:space="0" w:color="000000"/>
+              <w:bottom w:val="single" w:sz="4" w:space="0" w:color="000000"/>
+            </w:tcBorders>
+          </w:tcPr>
+          <w:p>
+            <w:pPr>
+              <w:pStyle w:val="BodyText"/>
+              <w:widowControl/>
+              <w:suppressAutoHyphens w:val="true"/>
+              <w:bidi w:val="0"/>
+              <w:spacing w:lineRule="exact" w:line="198" w:before="0" w:after="0"/>
+              <w:ind w:hanging="0" w:start="0" w:end="0"/>
+              <w:jc w:val="start"/>
+              <w:rPr>
+                <w:rFonts w:ascii="Courier New" w:hAnsi="Courier New" w:eastAsia="NSimSun" w:cs="Arial"/>
+                <w:b/>
+                <w:bCs/>
+                <w:color w:val="0066CC"/>
+                <w:kern w:val="2"/>
+                <w:sz w:val="16"/>
+                <w:szCs w:val="16"/>
+                <w:lang w:val="es-MX" w:eastAsia="zh-CN" w:bidi="hi-IN"/>
+              </w:rPr>
+            </w:pPr>
+            <w:r>
+              <w:rPr>
+                <w:rFonts w:eastAsia="NSimSun" w:cs="Arial" w:ascii="Courier New" w:hAnsi="Courier New"/>
+                <w:b/>
+                <w:bCs/>
+                <w:color w:val="0066CC"/>
+                <w:kern w:val="2"/>
+                <w:sz w:val="16"/>
+                <w:szCs w:val="16"/>
+                <w:lang w:val="es-MX" w:eastAsia="zh-CN" w:bidi="hi-IN"/>
+              </w:rPr>
+              <w:t>Valor DateTime</w:t>
+            </w:r>
+          </w:p>
+        </w:tc>
+        <w:tc>
+          <w:tcPr>
+            <w:tcW w:w="1471" w:type="dxa"/>
             <w:tcBorders>
               <w:start w:val="single" w:sz="4" w:space="0" w:color="000000"/>
               <w:bottom w:val="single" w:sz="4" w:space="0" w:color="000000"/>
@@ -9775,33 +11129,23 @@
               <w:pStyle w:val="BodyText"/>
               <w:widowControl/>
               <w:suppressAutoHyphens w:val="true"/>
-              <w:overflowPunct w:val="false"/>
-              <w:bidi w:val="0"/>
-              <w:spacing w:lineRule="exact" w:line="198" w:before="0" w:after="0"/>
-              <w:ind w:hanging="0" w:start="709" w:end="0"/>
+              <w:bidi w:val="0"/>
+              <w:spacing w:lineRule="exact" w:line="198" w:before="0" w:after="0"/>
+              <w:ind w:hanging="0" w:start="0" w:end="0"/>
               <w:jc w:val="start"/>
               <w:rPr>
                 <w:rFonts w:ascii="Courier New" w:hAnsi="Courier New" w:eastAsia="NSimSun" w:cs="Arial"/>
                 <w:b/>
                 <w:bCs/>
-                <w:color w:val="00AE00"/>
-                <w:kern w:val="2"/>
-                <w:sz w:val="16"/>
-                <w:szCs w:val="16"/>
-                <w:lang w:val="es-MX" w:eastAsia="zh-CN" w:bidi="hi-IN"/>
-              </w:rPr>
-            </w:pPr>
-            <w:r>
-              <w:rPr>
-                <w:rFonts w:eastAsia="NSimSun" w:cs="Arial" w:ascii="Courier New" w:hAnsi="Courier New"/>
-                <w:b/>
-                <w:bCs/>
-                <w:color w:val="00AE00"/>
-                <w:kern w:val="2"/>
-                <w:sz w:val="16"/>
-                <w:szCs w:val="16"/>
-                <w:lang w:val="es-MX" w:eastAsia="zh-CN" w:bidi="hi-IN"/>
-              </w:rPr>
+                <w:color w:val="0066CC"/>
+                <w:kern w:val="2"/>
+                <w:sz w:val="16"/>
+                <w:szCs w:val="16"/>
+                <w:lang w:val="es-MX" w:eastAsia="zh-CN" w:bidi="hi-IN"/>
+              </w:rPr>
+            </w:pPr>
+            <w:r>
+              <w:rPr/>
             </w:r>
           </w:p>
         </w:tc>
@@ -9810,7 +11154,7 @@
         <w:trPr/>
         <w:tc>
           <w:tcPr>
-            <w:tcW w:w="3055" w:type="dxa"/>
+            <w:tcW w:w="2318" w:type="dxa"/>
             <w:tcBorders>
               <w:start w:val="single" w:sz="4" w:space="0" w:color="000000"/>
               <w:bottom w:val="single" w:sz="4" w:space="0" w:color="000000"/>
@@ -9853,7 +11197,7 @@
         </w:tc>
         <w:tc>
           <w:tcPr>
-            <w:tcW w:w="3858" w:type="dxa"/>
+            <w:tcW w:w="3518" w:type="dxa"/>
             <w:tcBorders>
               <w:start w:val="single" w:sz="4" w:space="0" w:color="000000"/>
               <w:bottom w:val="single" w:sz="4" w:space="0" w:color="000000"/>
@@ -9890,13 +11234,57 @@
                 <w:szCs w:val="16"/>
                 <w:lang w:val="es-MX" w:eastAsia="zh-CN" w:bidi="hi-IN"/>
               </w:rPr>
-              <w:t>"0" - "99"</w:t>
-            </w:r>
-          </w:p>
-        </w:tc>
-        <w:tc>
-          <w:tcPr>
-            <w:tcW w:w="3059" w:type="dxa"/>
+              <w:t>Número de token vinculados a la cuenta</w:t>
+            </w:r>
+          </w:p>
+        </w:tc>
+        <w:tc>
+          <w:tcPr>
+            <w:tcW w:w="2664" w:type="dxa"/>
+            <w:tcBorders>
+              <w:start w:val="single" w:sz="4" w:space="0" w:color="000000"/>
+              <w:bottom w:val="single" w:sz="4" w:space="0" w:color="000000"/>
+            </w:tcBorders>
+          </w:tcPr>
+          <w:p>
+            <w:pPr>
+              <w:pStyle w:val="BodyText"/>
+              <w:widowControl/>
+              <w:suppressAutoHyphens w:val="true"/>
+              <w:overflowPunct w:val="false"/>
+              <w:bidi w:val="0"/>
+              <w:spacing w:lineRule="exact" w:line="198" w:before="0" w:after="0"/>
+              <w:ind w:hanging="0" w:start="0" w:end="0"/>
+              <w:jc w:val="start"/>
+              <w:rPr>
+                <w:rFonts w:ascii="Courier New" w:hAnsi="Courier New" w:eastAsia="NSimSun" w:cs="Arial"/>
+                <w:b/>
+                <w:bCs/>
+                <w:color w:val="FF0000"/>
+                <w:kern w:val="2"/>
+                <w:sz w:val="16"/>
+                <w:szCs w:val="16"/>
+                <w:lang w:val="es-MX" w:eastAsia="zh-CN" w:bidi="hi-IN"/>
+              </w:rPr>
+            </w:pPr>
+            <w:r>
+              <w:rPr>
+                <w:rFonts w:eastAsia="NSimSun" w:cs="Arial" w:ascii="Courier New" w:hAnsi="Courier New"/>
+                <w:b/>
+                <w:bCs/>
+                <w:color w:val="FF0000"/>
+                <w:kern w:val="2"/>
+                <w:sz w:val="16"/>
+                <w:szCs w:val="16"/>
+                <w:lang w:val="es-MX" w:eastAsia="zh-CN" w:bidi="hi-IN"/>
+              </w:rPr>
+              <w:t>¿Como se obtiene el valor?</w:t>
+            </w:r>
+          </w:p>
+        </w:tc>
+        <w:tc>
+          <w:tcPr>
+            <w:tcW w:w="1471" w:type="dxa"/>
             <w:tcBorders>
               <w:start w:val="single" w:sz="4" w:space="0" w:color="000000"/>
               <w:bottom w:val="single" w:sz="4" w:space="0" w:color="000000"/>
@@ -9910,7 +11298,7 @@
               <w:suppressAutoHyphens w:val="true"/>
               <w:bidi w:val="0"/>
               <w:spacing w:lineRule="exact" w:line="198" w:before="0" w:after="0"/>
-              <w:ind w:hanging="0" w:start="709" w:end="0"/>
+              <w:ind w:hanging="0" w:start="0" w:end="0"/>
               <w:jc w:val="start"/>
               <w:rPr>
                 <w:rFonts w:ascii="Courier New" w:hAnsi="Courier New" w:eastAsia="NSimSun" w:cs="Arial"/>
@@ -9924,17 +11312,7 @@
               </w:rPr>
             </w:pPr>
             <w:r>
-              <w:rPr>
-                <w:rFonts w:eastAsia="NSimSun" w:cs="Arial" w:ascii="Courier New" w:hAnsi="Courier New"/>
-                <w:b/>
-                <w:bCs/>
-                <w:color w:val="00AE00"/>
-                <w:kern w:val="2"/>
-                <w:sz w:val="16"/>
-                <w:szCs w:val="16"/>
-                <w:lang w:val="es-MX" w:eastAsia="zh-CN" w:bidi="hi-IN"/>
-              </w:rPr>
-              <w:t>maxLength: 2</w:t>
+              <w:rPr/>
             </w:r>
           </w:p>
         </w:tc>
@@ -9943,7 +11321,7 @@
         <w:trPr/>
         <w:tc>
           <w:tcPr>
-            <w:tcW w:w="3055" w:type="dxa"/>
+            <w:tcW w:w="2318" w:type="dxa"/>
             <w:tcBorders>
               <w:start w:val="single" w:sz="4" w:space="0" w:color="000000"/>
               <w:bottom w:val="single" w:sz="4" w:space="0" w:color="000000"/>
@@ -9986,7 +11364,7 @@
         </w:tc>
         <w:tc>
           <w:tcPr>
-            <w:tcW w:w="3858" w:type="dxa"/>
+            <w:tcW w:w="3518" w:type="dxa"/>
             <w:tcBorders>
               <w:start w:val="single" w:sz="4" w:space="0" w:color="000000"/>
               <w:bottom w:val="single" w:sz="4" w:space="0" w:color="000000"/>
@@ -10023,13 +11401,82 @@
                 <w:szCs w:val="16"/>
                 <w:lang w:val="es-MX" w:eastAsia="zh-CN" w:bidi="hi-IN"/>
               </w:rPr>
-              <w:t>DateTime</w:t>
-            </w:r>
-          </w:p>
-        </w:tc>
-        <w:tc>
-          <w:tcPr>
-            <w:tcW w:w="3059" w:type="dxa"/>
+              <w:t>YYYY-MM-DDThh:mm:s</w:t>
+            </w:r>
+            <w:r>
+              <w:rPr>
+                <w:rFonts w:eastAsia="NSimSun" w:cs="Arial" w:ascii="Courier New" w:hAnsi="Courier New"/>
+                <w:b/>
+                <w:bCs/>
+                <w:color w:val="000000"/>
+                <w:kern w:val="2"/>
+                <w:sz w:val="16"/>
+                <w:szCs w:val="16"/>
+                <w:lang w:val="es-MX" w:eastAsia="zh-CN" w:bidi="hi-IN"/>
+              </w:rPr>
+              <w:t>s</w:t>
+            </w:r>
+            <w:r>
+              <w:rPr>
+                <w:rFonts w:eastAsia="NSimSun" w:cs="Arial" w:ascii="Courier New" w:hAnsi="Courier New"/>
+                <w:b/>
+                <w:bCs/>
+                <w:color w:val="000000"/>
+                <w:kern w:val="2"/>
+                <w:sz w:val="16"/>
+                <w:szCs w:val="16"/>
+                <w:lang w:val="es-MX" w:eastAsia="zh-CN" w:bidi="hi-IN"/>
+              </w:rPr>
+              <w:t>Z</w:t>
+            </w:r>
+          </w:p>
+        </w:tc>
+        <w:tc>
+          <w:tcPr>
+            <w:tcW w:w="2664" w:type="dxa"/>
+            <w:tcBorders>
+              <w:start w:val="single" w:sz="4" w:space="0" w:color="000000"/>
+              <w:bottom w:val="single" w:sz="4" w:space="0" w:color="000000"/>
+            </w:tcBorders>
+          </w:tcPr>
+          <w:p>
+            <w:pPr>
+              <w:pStyle w:val="BodyText"/>
+              <w:widowControl/>
+              <w:suppressAutoHyphens w:val="true"/>
+              <w:bidi w:val="0"/>
+              <w:spacing w:lineRule="exact" w:line="198" w:before="0" w:after="0"/>
+              <w:ind w:hanging="0" w:start="0" w:end="0"/>
+              <w:jc w:val="start"/>
+              <w:rPr>
+                <w:rFonts w:ascii="Courier New" w:hAnsi="Courier New" w:eastAsia="NSimSun" w:cs="Arial"/>
+                <w:b/>
+                <w:bCs/>
+                <w:color w:val="0066CC"/>
+                <w:kern w:val="2"/>
+                <w:sz w:val="16"/>
+                <w:szCs w:val="16"/>
+                <w:lang w:val="es-MX" w:eastAsia="zh-CN" w:bidi="hi-IN"/>
+              </w:rPr>
+            </w:pPr>
+            <w:r>
+              <w:rPr>
+                <w:rFonts w:eastAsia="NSimSun" w:cs="Arial" w:ascii="Courier New" w:hAnsi="Courier New"/>
+                <w:b/>
+                <w:bCs/>
+                <w:color w:val="0066CC"/>
+                <w:kern w:val="2"/>
+                <w:sz w:val="16"/>
+                <w:szCs w:val="16"/>
+                <w:lang w:val="es-MX" w:eastAsia="zh-CN" w:bidi="hi-IN"/>
+              </w:rPr>
+              <w:t>Valor DateTime</w:t>
+            </w:r>
+          </w:p>
+        </w:tc>
+        <w:tc>
+          <w:tcPr>
+            <w:tcW w:w="1471" w:type="dxa"/>
             <w:tcBorders>
               <w:start w:val="single" w:sz="4" w:space="0" w:color="000000"/>
               <w:bottom w:val="single" w:sz="4" w:space="0" w:color="000000"/>
@@ -10043,30 +11490,21 @@
               <w:suppressAutoHyphens w:val="true"/>
               <w:bidi w:val="0"/>
               <w:spacing w:lineRule="exact" w:line="198" w:before="0" w:after="0"/>
-              <w:ind w:hanging="0" w:start="709" w:end="0"/>
+              <w:ind w:hanging="0" w:start="0" w:end="0"/>
               <w:jc w:val="start"/>
               <w:rPr>
                 <w:rFonts w:ascii="Courier New" w:hAnsi="Courier New" w:eastAsia="NSimSun" w:cs="Arial"/>
                 <w:b/>
                 <w:bCs/>
-                <w:color w:val="00AE00"/>
-                <w:kern w:val="2"/>
-                <w:sz w:val="16"/>
-                <w:szCs w:val="16"/>
-                <w:lang w:val="es-MX" w:eastAsia="zh-CN" w:bidi="hi-IN"/>
-              </w:rPr>
-            </w:pPr>
-            <w:r>
-              <w:rPr>
-                <w:rFonts w:eastAsia="NSimSun" w:cs="Arial" w:ascii="Courier New" w:hAnsi="Courier New"/>
-                <w:b/>
-                <w:bCs/>
-                <w:color w:val="00AE00"/>
-                <w:kern w:val="2"/>
-                <w:sz w:val="16"/>
-                <w:szCs w:val="16"/>
-                <w:lang w:val="es-MX" w:eastAsia="zh-CN" w:bidi="hi-IN"/>
-              </w:rPr>
+                <w:color w:val="0066CC"/>
+                <w:kern w:val="2"/>
+                <w:sz w:val="16"/>
+                <w:szCs w:val="16"/>
+                <w:lang w:val="es-MX" w:eastAsia="zh-CN" w:bidi="hi-IN"/>
+              </w:rPr>
+            </w:pPr>
+            <w:r>
+              <w:rPr/>
             </w:r>
           </w:p>
         </w:tc>
@@ -10075,7 +11513,7 @@
         <w:trPr/>
         <w:tc>
           <w:tcPr>
-            <w:tcW w:w="3055" w:type="dxa"/>
+            <w:tcW w:w="2318" w:type="dxa"/>
             <w:tcBorders>
               <w:start w:val="single" w:sz="4" w:space="0" w:color="000000"/>
               <w:bottom w:val="single" w:sz="4" w:space="0" w:color="000000"/>
@@ -10118,17 +11556,18 @@
         </w:tc>
         <w:tc>
           <w:tcPr>
-            <w:tcW w:w="3858" w:type="dxa"/>
-            <w:tcBorders>
-              <w:start w:val="single" w:sz="4" w:space="0" w:color="000000"/>
-              <w:bottom w:val="single" w:sz="4" w:space="0" w:color="000000"/>
-            </w:tcBorders>
-          </w:tcPr>
-          <w:p>
-            <w:pPr>
-              <w:pStyle w:val="BodyText"/>
-              <w:widowControl/>
-              <w:suppressAutoHyphens w:val="true"/>
+            <w:tcW w:w="3518" w:type="dxa"/>
+            <w:tcBorders>
+              <w:start w:val="single" w:sz="4" w:space="0" w:color="000000"/>
+              <w:bottom w:val="single" w:sz="4" w:space="0" w:color="000000"/>
+            </w:tcBorders>
+          </w:tcPr>
+          <w:p>
+            <w:pPr>
+              <w:pStyle w:val="BodyText"/>
+              <w:widowControl/>
+              <w:suppressAutoHyphens w:val="true"/>
+              <w:overflowPunct w:val="true"/>
               <w:bidi w:val="0"/>
               <w:spacing w:lineRule="exact" w:line="198" w:before="0" w:after="0"/>
               <w:ind w:hanging="0" w:start="0" w:end="0"/>
@@ -10155,13 +11594,58 @@
                 <w:szCs w:val="16"/>
                 <w:lang w:val="es-MX" w:eastAsia="zh-CN" w:bidi="hi-IN"/>
               </w:rPr>
-              <w:t>Cantidad de activaciones de token</w:t>
-            </w:r>
-          </w:p>
-        </w:tc>
-        <w:tc>
-          <w:tcPr>
-            <w:tcW w:w="3059" w:type="dxa"/>
+              <w:t>Numero de veces que fue activado el token</w:t>
+            </w:r>
+          </w:p>
+        </w:tc>
+        <w:tc>
+          <w:tcPr>
+            <w:tcW w:w="2664" w:type="dxa"/>
+            <w:tcBorders>
+              <w:start w:val="single" w:sz="4" w:space="0" w:color="000000"/>
+              <w:bottom w:val="single" w:sz="4" w:space="0" w:color="000000"/>
+            </w:tcBorders>
+          </w:tcPr>
+          <w:p>
+            <w:pPr>
+              <w:pStyle w:val="BodyText"/>
+              <w:widowControl/>
+              <w:suppressAutoHyphens w:val="true"/>
+              <w:overflowPunct w:val="false"/>
+              <w:bidi w:val="0"/>
+              <w:spacing w:lineRule="exact" w:line="198" w:before="0" w:after="0"/>
+              <w:ind w:hanging="0" w:start="0" w:end="0"/>
+              <w:jc w:val="start"/>
+              <w:rPr>
+                <w:rFonts w:ascii="Courier New" w:hAnsi="Courier New" w:eastAsia="NSimSun" w:cs="Arial"/>
+                <w:b/>
+                <w:bCs/>
+                <w:color w:val="FF0000"/>
+                <w:kern w:val="2"/>
+                <w:sz w:val="16"/>
+                <w:szCs w:val="16"/>
+                <w:lang w:val="es-MX" w:eastAsia="zh-CN" w:bidi="hi-IN"/>
+              </w:rPr>
+            </w:pPr>
+            <w:r>
+              <w:rPr>
+                <w:rFonts w:eastAsia="NSimSun" w:cs="Arial" w:ascii="Courier New" w:hAnsi="Courier New"/>
+                <w:b/>
+                <w:bCs/>
+                <w:color w:val="FF0000"/>
+                <w:kern w:val="2"/>
+                <w:sz w:val="16"/>
+                <w:szCs w:val="16"/>
+                <w:shd w:fill="FFFFFF" w:val="clear"/>
+                <w:lang w:val="es-MX" w:eastAsia="zh-CN" w:bidi="hi-IN"/>
+              </w:rPr>
+              <w:t>¿Como se obtiene el valor?</w:t>
+            </w:r>
+          </w:p>
+        </w:tc>
+        <w:tc>
+          <w:tcPr>
+            <w:tcW w:w="1471" w:type="dxa"/>
             <w:tcBorders>
               <w:start w:val="single" w:sz="4" w:space="0" w:color="000000"/>
               <w:bottom w:val="single" w:sz="4" w:space="0" w:color="000000"/>
@@ -10175,7 +11659,7 @@
               <w:suppressAutoHyphens w:val="true"/>
               <w:bidi w:val="0"/>
               <w:spacing w:lineRule="exact" w:line="198" w:before="0" w:after="0"/>
-              <w:ind w:hanging="0" w:start="709" w:end="0"/>
+              <w:ind w:hanging="0" w:start="0" w:end="0"/>
               <w:jc w:val="start"/>
               <w:rPr>
                 <w:rFonts w:ascii="Courier New" w:hAnsi="Courier New" w:eastAsia="NSimSun" w:cs="Arial"/>
@@ -10189,16 +11673,7 @@
               </w:rPr>
             </w:pPr>
             <w:r>
-              <w:rPr>
-                <w:rFonts w:eastAsia="NSimSun" w:cs="Arial" w:ascii="Courier New" w:hAnsi="Courier New"/>
-                <w:b/>
-                <w:bCs/>
-                <w:color w:val="00AE00"/>
-                <w:kern w:val="2"/>
-                <w:sz w:val="16"/>
-                <w:szCs w:val="16"/>
-                <w:lang w:val="es-MX" w:eastAsia="zh-CN" w:bidi="hi-IN"/>
-              </w:rPr>
+              <w:rPr/>
             </w:r>
           </w:p>
         </w:tc>
@@ -10207,7 +11682,7 @@
         <w:trPr/>
         <w:tc>
           <w:tcPr>
-            <w:tcW w:w="3055" w:type="dxa"/>
+            <w:tcW w:w="2318" w:type="dxa"/>
             <w:tcBorders>
               <w:start w:val="single" w:sz="4" w:space="0" w:color="000000"/>
               <w:bottom w:val="single" w:sz="4" w:space="0" w:color="000000"/>
@@ -10250,17 +11725,18 @@
         </w:tc>
         <w:tc>
           <w:tcPr>
-            <w:tcW w:w="3858" w:type="dxa"/>
-            <w:tcBorders>
-              <w:start w:val="single" w:sz="4" w:space="0" w:color="000000"/>
-              <w:bottom w:val="single" w:sz="4" w:space="0" w:color="000000"/>
-            </w:tcBorders>
-          </w:tcPr>
-          <w:p>
-            <w:pPr>
-              <w:pStyle w:val="BodyText"/>
-              <w:widowControl/>
-              <w:suppressAutoHyphens w:val="true"/>
+            <w:tcW w:w="3518" w:type="dxa"/>
+            <w:tcBorders>
+              <w:start w:val="single" w:sz="4" w:space="0" w:color="000000"/>
+              <w:bottom w:val="single" w:sz="4" w:space="0" w:color="000000"/>
+            </w:tcBorders>
+          </w:tcPr>
+          <w:p>
+            <w:pPr>
+              <w:pStyle w:val="BodyText"/>
+              <w:widowControl/>
+              <w:suppressAutoHyphens w:val="true"/>
+              <w:overflowPunct w:val="true"/>
               <w:bidi w:val="0"/>
               <w:spacing w:lineRule="exact" w:line="198" w:before="0" w:after="0"/>
               <w:ind w:hanging="0" w:start="0" w:end="0"/>
@@ -10295,6 +11771,7 @@
               <w:pStyle w:val="BodyText"/>
               <w:widowControl/>
               <w:suppressAutoHyphens w:val="true"/>
+              <w:overflowPunct w:val="true"/>
               <w:bidi w:val="0"/>
               <w:spacing w:lineRule="exact" w:line="198" w:before="0" w:after="0"/>
               <w:ind w:hanging="0" w:start="0" w:end="0"/>
@@ -10327,7 +11804,44 @@
         </w:tc>
         <w:tc>
           <w:tcPr>
-            <w:tcW w:w="3059" w:type="dxa"/>
+            <w:tcW w:w="2664" w:type="dxa"/>
+            <w:tcBorders>
+              <w:start w:val="single" w:sz="4" w:space="0" w:color="000000"/>
+              <w:bottom w:val="single" w:sz="4" w:space="0" w:color="000000"/>
+            </w:tcBorders>
+          </w:tcPr>
+          <w:p>
+            <w:pPr>
+              <w:pStyle w:val="Normal"/>
+              <w:widowControl/>
+              <w:suppressAutoHyphens w:val="true"/>
+              <w:bidi w:val="0"/>
+              <w:spacing w:lineRule="exact" w:line="198" w:before="0" w:after="0"/>
+              <w:ind w:hanging="0" w:start="0" w:end="0"/>
+              <w:jc w:val="start"/>
+              <w:rPr>
+                <w:color w:val="C9211E"/>
+              </w:rPr>
+            </w:pPr>
+            <w:r>
+              <w:rPr>
+                <w:rFonts w:eastAsia="NSimSun" w:cs="Arial" w:ascii="Courier New" w:hAnsi="Courier New"/>
+                <w:b/>
+                <w:bCs/>
+                <w:color w:val="C9211E"/>
+                <w:kern w:val="2"/>
+                <w:sz w:val="16"/>
+                <w:szCs w:val="16"/>
+                <w:shd w:fill="FFFFFF" w:val="clear"/>
+                <w:lang w:val="es-MX" w:eastAsia="zh-CN" w:bidi="hi-IN"/>
+              </w:rPr>
+              <w:t>¿Como se mapea este valor?</w:t>
+            </w:r>
+          </w:p>
+        </w:tc>
+        <w:tc>
+          <w:tcPr>
+            <w:tcW w:w="1471" w:type="dxa"/>
             <w:tcBorders>
               <w:start w:val="single" w:sz="4" w:space="0" w:color="000000"/>
               <w:bottom w:val="single" w:sz="4" w:space="0" w:color="000000"/>
@@ -10341,7 +11855,7 @@
               <w:suppressAutoHyphens w:val="true"/>
               <w:bidi w:val="0"/>
               <w:spacing w:lineRule="exact" w:line="198" w:before="0" w:after="0"/>
-              <w:ind w:hanging="0" w:start="709" w:end="0"/>
+              <w:ind w:hanging="0" w:start="0" w:end="0"/>
               <w:jc w:val="start"/>
               <w:rPr>
                 <w:rFonts w:ascii="Courier New" w:hAnsi="Courier New" w:eastAsia="NSimSun" w:cs="Arial"/>
@@ -10355,16 +11869,7 @@
               </w:rPr>
             </w:pPr>
             <w:r>
-              <w:rPr>
-                <w:rFonts w:eastAsia="NSimSun" w:cs="Arial" w:ascii="Courier New" w:hAnsi="Courier New"/>
-                <w:b/>
-                <w:bCs/>
-                <w:color w:val="00AE00"/>
-                <w:kern w:val="2"/>
-                <w:sz w:val="16"/>
-                <w:szCs w:val="16"/>
-                <w:lang w:val="es-MX" w:eastAsia="zh-CN" w:bidi="hi-IN"/>
-              </w:rPr>
+              <w:rPr/>
             </w:r>
           </w:p>
         </w:tc>
@@ -10373,7 +11878,7 @@
         <w:trPr/>
         <w:tc>
           <w:tcPr>
-            <w:tcW w:w="3055" w:type="dxa"/>
+            <w:tcW w:w="2318" w:type="dxa"/>
             <w:tcBorders>
               <w:start w:val="single" w:sz="4" w:space="0" w:color="000000"/>
               <w:bottom w:val="single" w:sz="4" w:space="0" w:color="000000"/>
@@ -10416,17 +11921,18 @@
         </w:tc>
         <w:tc>
           <w:tcPr>
-            <w:tcW w:w="3858" w:type="dxa"/>
-            <w:tcBorders>
-              <w:start w:val="single" w:sz="4" w:space="0" w:color="000000"/>
-              <w:bottom w:val="single" w:sz="4" w:space="0" w:color="000000"/>
-            </w:tcBorders>
-          </w:tcPr>
-          <w:p>
-            <w:pPr>
-              <w:pStyle w:val="BodyText"/>
-              <w:widowControl/>
-              <w:suppressAutoHyphens w:val="true"/>
+            <w:tcW w:w="3518" w:type="dxa"/>
+            <w:tcBorders>
+              <w:start w:val="single" w:sz="4" w:space="0" w:color="000000"/>
+              <w:bottom w:val="single" w:sz="4" w:space="0" w:color="000000"/>
+            </w:tcBorders>
+          </w:tcPr>
+          <w:p>
+            <w:pPr>
+              <w:pStyle w:val="BodyText"/>
+              <w:widowControl/>
+              <w:suppressAutoHyphens w:val="true"/>
+              <w:overflowPunct w:val="true"/>
               <w:bidi w:val="0"/>
               <w:spacing w:lineRule="exact" w:line="198" w:before="0" w:after="0"/>
               <w:ind w:hanging="0" w:start="0" w:end="0"/>
@@ -10461,6 +11967,7 @@
               <w:pStyle w:val="BodyText"/>
               <w:widowControl/>
               <w:suppressAutoHyphens w:val="true"/>
+              <w:overflowPunct w:val="true"/>
               <w:bidi w:val="0"/>
               <w:spacing w:lineRule="exact" w:line="198" w:before="0" w:after="0"/>
               <w:ind w:hanging="0" w:start="0" w:end="0"/>
@@ -10495,6 +12002,7 @@
               <w:pStyle w:val="BodyText"/>
               <w:widowControl/>
               <w:suppressAutoHyphens w:val="true"/>
+              <w:overflowPunct w:val="true"/>
               <w:bidi w:val="0"/>
               <w:spacing w:lineRule="exact" w:line="198" w:before="0" w:after="0"/>
               <w:ind w:hanging="0" w:start="0" w:end="0"/>
@@ -10527,7 +12035,44 @@
         </w:tc>
         <w:tc>
           <w:tcPr>
-            <w:tcW w:w="3059" w:type="dxa"/>
+            <w:tcW w:w="2664" w:type="dxa"/>
+            <w:tcBorders>
+              <w:start w:val="single" w:sz="4" w:space="0" w:color="000000"/>
+              <w:bottom w:val="single" w:sz="4" w:space="0" w:color="000000"/>
+            </w:tcBorders>
+          </w:tcPr>
+          <w:p>
+            <w:pPr>
+              <w:pStyle w:val="Normal"/>
+              <w:widowControl/>
+              <w:suppressAutoHyphens w:val="true"/>
+              <w:bidi w:val="0"/>
+              <w:spacing w:lineRule="exact" w:line="198" w:before="0" w:after="0"/>
+              <w:ind w:hanging="0" w:start="0" w:end="0"/>
+              <w:jc w:val="start"/>
+              <w:rPr>
+                <w:color w:val="C9211E"/>
+              </w:rPr>
+            </w:pPr>
+            <w:r>
+              <w:rPr>
+                <w:rFonts w:eastAsia="NSimSun" w:cs="Arial" w:ascii="Courier New" w:hAnsi="Courier New"/>
+                <w:b/>
+                <w:bCs/>
+                <w:color w:val="C9211E"/>
+                <w:kern w:val="2"/>
+                <w:sz w:val="16"/>
+                <w:szCs w:val="16"/>
+                <w:shd w:fill="FFFFFF" w:val="clear"/>
+                <w:lang w:val="es-MX" w:eastAsia="zh-CN" w:bidi="hi-IN"/>
+              </w:rPr>
+              <w:t>¿Como se mapea este valor?</w:t>
+            </w:r>
+          </w:p>
+        </w:tc>
+        <w:tc>
+          <w:tcPr>
+            <w:tcW w:w="1471" w:type="dxa"/>
             <w:tcBorders>
               <w:start w:val="single" w:sz="4" w:space="0" w:color="000000"/>
               <w:bottom w:val="single" w:sz="4" w:space="0" w:color="000000"/>
@@ -10541,25 +12086,25 @@
               <w:suppressAutoHyphens w:val="true"/>
               <w:bidi w:val="0"/>
               <w:spacing w:lineRule="exact" w:line="198" w:before="0" w:after="0"/>
-              <w:ind w:hanging="0" w:start="709" w:end="0"/>
+              <w:ind w:hanging="0" w:start="0" w:end="0"/>
               <w:jc w:val="start"/>
               <w:rPr>
                 <w:rFonts w:ascii="Courier New" w:hAnsi="Courier New" w:eastAsia="NSimSun" w:cs="Arial"/>
                 <w:b/>
                 <w:bCs/>
-                <w:color w:val="00AE00"/>
-                <w:kern w:val="2"/>
-                <w:sz w:val="16"/>
-                <w:szCs w:val="16"/>
-                <w:lang w:val="es-MX" w:eastAsia="zh-CN" w:bidi="hi-IN"/>
-              </w:rPr>
-            </w:pPr>
-            <w:r>
-              <w:rPr>
-                <w:rFonts w:eastAsia="NSimSun" w:cs="Arial" w:ascii="Courier New" w:hAnsi="Courier New"/>
-                <w:b/>
-                <w:bCs/>
-                <w:color w:val="00AE00"/>
+                <w:color w:val="FF0000"/>
+                <w:kern w:val="2"/>
+                <w:sz w:val="16"/>
+                <w:szCs w:val="16"/>
+                <w:lang w:val="es-MX" w:eastAsia="zh-CN" w:bidi="hi-IN"/>
+              </w:rPr>
+            </w:pPr>
+            <w:r>
+              <w:rPr>
+                <w:rFonts w:eastAsia="NSimSun" w:cs="Arial" w:ascii="Courier New" w:hAnsi="Courier New"/>
+                <w:b/>
+                <w:bCs/>
+                <w:color w:val="FF0000"/>
                 <w:kern w:val="2"/>
                 <w:sz w:val="16"/>
                 <w:szCs w:val="16"/>
@@ -10573,7 +12118,7 @@
         <w:trPr/>
         <w:tc>
           <w:tcPr>
-            <w:tcW w:w="3055" w:type="dxa"/>
+            <w:tcW w:w="2318" w:type="dxa"/>
             <w:tcBorders>
               <w:start w:val="single" w:sz="4" w:space="0" w:color="000000"/>
               <w:bottom w:val="single" w:sz="4" w:space="0" w:color="000000"/>
@@ -10616,17 +12161,18 @@
         </w:tc>
         <w:tc>
           <w:tcPr>
-            <w:tcW w:w="3858" w:type="dxa"/>
-            <w:tcBorders>
-              <w:start w:val="single" w:sz="4" w:space="0" w:color="000000"/>
-              <w:bottom w:val="single" w:sz="4" w:space="0" w:color="000000"/>
-            </w:tcBorders>
-          </w:tcPr>
-          <w:p>
-            <w:pPr>
-              <w:pStyle w:val="BodyText"/>
-              <w:widowControl/>
-              <w:suppressAutoHyphens w:val="true"/>
+            <w:tcW w:w="3518" w:type="dxa"/>
+            <w:tcBorders>
+              <w:start w:val="single" w:sz="4" w:space="0" w:color="000000"/>
+              <w:bottom w:val="single" w:sz="4" w:space="0" w:color="000000"/>
+            </w:tcBorders>
+          </w:tcPr>
+          <w:p>
+            <w:pPr>
+              <w:pStyle w:val="BodyText"/>
+              <w:widowControl/>
+              <w:suppressAutoHyphens w:val="true"/>
+              <w:overflowPunct w:val="true"/>
               <w:bidi w:val="0"/>
               <w:spacing w:lineRule="exact" w:line="198" w:before="0" w:after="0"/>
               <w:ind w:hanging="0" w:start="0" w:end="0"/>
@@ -10659,7 +12205,51 @@
         </w:tc>
         <w:tc>
           <w:tcPr>
-            <w:tcW w:w="3059" w:type="dxa"/>
+            <w:tcW w:w="2664" w:type="dxa"/>
+            <w:tcBorders>
+              <w:start w:val="single" w:sz="4" w:space="0" w:color="000000"/>
+              <w:bottom w:val="single" w:sz="4" w:space="0" w:color="000000"/>
+            </w:tcBorders>
+          </w:tcPr>
+          <w:p>
+            <w:pPr>
+              <w:pStyle w:val="BodyText"/>
+              <w:widowControl/>
+              <w:suppressAutoHyphens w:val="true"/>
+              <w:overflowPunct w:val="false"/>
+              <w:bidi w:val="0"/>
+              <w:spacing w:lineRule="exact" w:line="198" w:before="0" w:after="0"/>
+              <w:ind w:hanging="0" w:start="0" w:end="0"/>
+              <w:jc w:val="start"/>
+              <w:rPr>
+                <w:rFonts w:ascii="Courier New" w:hAnsi="Courier New" w:eastAsia="NSimSun" w:cs="Arial"/>
+                <w:b/>
+                <w:bCs/>
+                <w:color w:val="FF0000"/>
+                <w:kern w:val="2"/>
+                <w:sz w:val="16"/>
+                <w:szCs w:val="16"/>
+                <w:lang w:val="es-MX" w:eastAsia="zh-CN" w:bidi="hi-IN"/>
+              </w:rPr>
+            </w:pPr>
+            <w:r>
+              <w:rPr>
+                <w:rFonts w:eastAsia="NSimSun" w:cs="Arial" w:ascii="Courier New" w:hAnsi="Courier New"/>
+                <w:b/>
+                <w:bCs/>
+                <w:color w:val="FF0000"/>
+                <w:kern w:val="2"/>
+                <w:sz w:val="16"/>
+                <w:szCs w:val="16"/>
+                <w:lang w:val="es-MX" w:eastAsia="zh-CN" w:bidi="hi-IN"/>
+              </w:rPr>
+              <w:t>¿Como se obtiene el valor?</w:t>
+            </w:r>
+          </w:p>
+        </w:tc>
+        <w:tc>
+          <w:tcPr>
+            <w:tcW w:w="1471" w:type="dxa"/>
             <w:tcBorders>
               <w:start w:val="single" w:sz="4" w:space="0" w:color="000000"/>
               <w:bottom w:val="single" w:sz="4" w:space="0" w:color="000000"/>
@@ -10671,9 +12261,10 @@
               <w:pStyle w:val="BodyText"/>
               <w:widowControl/>
               <w:suppressAutoHyphens w:val="true"/>
-              <w:bidi w:val="0"/>
-              <w:spacing w:lineRule="exact" w:line="198" w:before="0" w:after="0"/>
-              <w:ind w:hanging="0" w:start="709" w:end="0"/>
+              <w:overflowPunct w:val="true"/>
+              <w:bidi w:val="0"/>
+              <w:spacing w:lineRule="exact" w:line="198" w:before="0" w:after="0"/>
+              <w:ind w:hanging="0" w:start="0" w:end="0"/>
               <w:jc w:val="start"/>
               <w:rPr>
                 <w:rFonts w:ascii="Courier New" w:hAnsi="Courier New" w:eastAsia="NSimSun" w:cs="Arial"/>
@@ -10706,7 +12297,7 @@
         <w:trPr/>
         <w:tc>
           <w:tcPr>
-            <w:tcW w:w="3055" w:type="dxa"/>
+            <w:tcW w:w="2318" w:type="dxa"/>
             <w:tcBorders>
               <w:start w:val="single" w:sz="4" w:space="0" w:color="000000"/>
               <w:bottom w:val="single" w:sz="4" w:space="0" w:color="000000"/>
@@ -10749,17 +12340,18 @@
         </w:tc>
         <w:tc>
           <w:tcPr>
-            <w:tcW w:w="3858" w:type="dxa"/>
-            <w:tcBorders>
-              <w:start w:val="single" w:sz="4" w:space="0" w:color="000000"/>
-              <w:bottom w:val="single" w:sz="4" w:space="0" w:color="000000"/>
-            </w:tcBorders>
-          </w:tcPr>
-          <w:p>
-            <w:pPr>
-              <w:pStyle w:val="BodyText"/>
-              <w:widowControl/>
-              <w:suppressAutoHyphens w:val="true"/>
+            <w:tcW w:w="3518" w:type="dxa"/>
+            <w:tcBorders>
+              <w:start w:val="single" w:sz="4" w:space="0" w:color="000000"/>
+              <w:bottom w:val="single" w:sz="4" w:space="0" w:color="000000"/>
+            </w:tcBorders>
+          </w:tcPr>
+          <w:p>
+            <w:pPr>
+              <w:pStyle w:val="BodyText"/>
+              <w:widowControl/>
+              <w:suppressAutoHyphens w:val="true"/>
+              <w:overflowPunct w:val="true"/>
               <w:bidi w:val="0"/>
               <w:spacing w:lineRule="exact" w:line="198" w:before="0" w:after="0"/>
               <w:ind w:hanging="0" w:start="0" w:end="0"/>
@@ -10792,7 +12384,50 @@
         </w:tc>
         <w:tc>
           <w:tcPr>
-            <w:tcW w:w="3059" w:type="dxa"/>
+            <w:tcW w:w="2664" w:type="dxa"/>
+            <w:tcBorders>
+              <w:start w:val="single" w:sz="4" w:space="0" w:color="000000"/>
+              <w:bottom w:val="single" w:sz="4" w:space="0" w:color="000000"/>
+            </w:tcBorders>
+          </w:tcPr>
+          <w:p>
+            <w:pPr>
+              <w:pStyle w:val="BodyText"/>
+              <w:widowControl/>
+              <w:suppressAutoHyphens w:val="true"/>
+              <w:bidi w:val="0"/>
+              <w:spacing w:lineRule="exact" w:line="198" w:before="0" w:after="0"/>
+              <w:ind w:hanging="0" w:start="0" w:end="0"/>
+              <w:jc w:val="start"/>
+              <w:rPr>
+                <w:rFonts w:ascii="Courier New" w:hAnsi="Courier New" w:eastAsia="NSimSun" w:cs="Arial"/>
+                <w:b/>
+                <w:bCs/>
+                <w:color w:val="0066CC"/>
+                <w:kern w:val="2"/>
+                <w:sz w:val="16"/>
+                <w:szCs w:val="16"/>
+                <w:lang w:val="es-MX" w:eastAsia="zh-CN" w:bidi="hi-IN"/>
+              </w:rPr>
+            </w:pPr>
+            <w:r>
+              <w:rPr>
+                <w:rFonts w:eastAsia="NSimSun" w:cs="Arial" w:ascii="Courier New" w:hAnsi="Courier New"/>
+                <w:b/>
+                <w:bCs/>
+                <w:color w:val="0066CC"/>
+                <w:kern w:val="2"/>
+                <w:sz w:val="16"/>
+                <w:szCs w:val="16"/>
+                <w:lang w:val="es-MX" w:eastAsia="zh-CN" w:bidi="hi-IN"/>
+              </w:rPr>
+              <w:t>Valor Mapeable</w:t>
+            </w:r>
+          </w:p>
+        </w:tc>
+        <w:tc>
+          <w:tcPr>
+            <w:tcW w:w="1471" w:type="dxa"/>
             <w:tcBorders>
               <w:start w:val="single" w:sz="4" w:space="0" w:color="000000"/>
               <w:bottom w:val="single" w:sz="4" w:space="0" w:color="000000"/>
@@ -10804,9 +12439,10 @@
               <w:pStyle w:val="BodyText"/>
               <w:widowControl/>
               <w:suppressAutoHyphens w:val="true"/>
-              <w:bidi w:val="0"/>
-              <w:spacing w:lineRule="exact" w:line="198" w:before="0" w:after="0"/>
-              <w:ind w:hanging="0" w:start="709" w:end="0"/>
+              <w:overflowPunct w:val="true"/>
+              <w:bidi w:val="0"/>
+              <w:spacing w:lineRule="exact" w:line="198" w:before="0" w:after="0"/>
+              <w:ind w:hanging="0" w:start="0" w:end="0"/>
               <w:jc w:val="start"/>
               <w:rPr>
                 <w:rFonts w:ascii="Courier New" w:hAnsi="Courier New" w:eastAsia="NSimSun" w:cs="Arial"/>
@@ -10839,7 +12475,7 @@
         <w:trPr/>
         <w:tc>
           <w:tcPr>
-            <w:tcW w:w="3055" w:type="dxa"/>
+            <w:tcW w:w="2318" w:type="dxa"/>
             <w:tcBorders>
               <w:start w:val="single" w:sz="4" w:space="0" w:color="000000"/>
               <w:bottom w:val="single" w:sz="4" w:space="0" w:color="000000"/>
@@ -10882,17 +12518,18 @@
         </w:tc>
         <w:tc>
           <w:tcPr>
-            <w:tcW w:w="3858" w:type="dxa"/>
-            <w:tcBorders>
-              <w:start w:val="single" w:sz="4" w:space="0" w:color="000000"/>
-              <w:bottom w:val="single" w:sz="4" w:space="0" w:color="000000"/>
-            </w:tcBorders>
-          </w:tcPr>
-          <w:p>
-            <w:pPr>
-              <w:pStyle w:val="BodyText"/>
-              <w:widowControl/>
-              <w:suppressAutoHyphens w:val="true"/>
+            <w:tcW w:w="3518" w:type="dxa"/>
+            <w:tcBorders>
+              <w:start w:val="single" w:sz="4" w:space="0" w:color="000000"/>
+              <w:bottom w:val="single" w:sz="4" w:space="0" w:color="000000"/>
+            </w:tcBorders>
+          </w:tcPr>
+          <w:p>
+            <w:pPr>
+              <w:pStyle w:val="BodyText"/>
+              <w:widowControl/>
+              <w:suppressAutoHyphens w:val="true"/>
+              <w:overflowPunct w:val="true"/>
               <w:bidi w:val="0"/>
               <w:spacing w:lineRule="exact" w:line="198" w:before="0" w:after="0"/>
               <w:ind w:hanging="0" w:start="0" w:end="0"/>
@@ -10919,13 +12556,57 @@
                 <w:szCs w:val="16"/>
                 <w:lang w:val="es-MX" w:eastAsia="zh-CN" w:bidi="hi-IN"/>
               </w:rPr>
-              <w:t>^[A-Za-z0-9._-]{11}$</w:t>
-            </w:r>
-          </w:p>
-        </w:tc>
-        <w:tc>
-          <w:tcPr>
-            <w:tcW w:w="3059" w:type="dxa"/>
+              <w:t>^[A-Za-z0-9]{11}$</w:t>
+            </w:r>
+          </w:p>
+        </w:tc>
+        <w:tc>
+          <w:tcPr>
+            <w:tcW w:w="2664" w:type="dxa"/>
+            <w:tcBorders>
+              <w:start w:val="single" w:sz="4" w:space="0" w:color="000000"/>
+              <w:bottom w:val="single" w:sz="4" w:space="0" w:color="000000"/>
+            </w:tcBorders>
+          </w:tcPr>
+          <w:p>
+            <w:pPr>
+              <w:pStyle w:val="BodyText"/>
+              <w:widowControl/>
+              <w:suppressAutoHyphens w:val="true"/>
+              <w:overflowPunct w:val="true"/>
+              <w:bidi w:val="0"/>
+              <w:spacing w:lineRule="exact" w:line="198" w:before="0" w:after="0"/>
+              <w:ind w:hanging="0" w:start="0" w:end="0"/>
+              <w:jc w:val="start"/>
+              <w:rPr>
+                <w:rFonts w:ascii="Courier New" w:hAnsi="Courier New" w:eastAsia="NSimSun" w:cs="Arial"/>
+                <w:b/>
+                <w:bCs/>
+                <w:color w:val="0066CC"/>
+                <w:kern w:val="2"/>
+                <w:sz w:val="16"/>
+                <w:szCs w:val="16"/>
+                <w:lang w:val="es-MX" w:eastAsia="zh-CN" w:bidi="hi-IN"/>
+              </w:rPr>
+            </w:pPr>
+            <w:r>
+              <w:rPr>
+                <w:rFonts w:eastAsia="NSimSun" w:cs="Arial" w:ascii="Courier New" w:hAnsi="Courier New"/>
+                <w:b/>
+                <w:bCs/>
+                <w:color w:val="0066CC"/>
+                <w:kern w:val="2"/>
+                <w:sz w:val="16"/>
+                <w:szCs w:val="16"/>
+                <w:lang w:val="es-MX" w:eastAsia="zh-CN" w:bidi="hi-IN"/>
+              </w:rPr>
+              <w:t>Valor Mapeable</w:t>
+            </w:r>
+          </w:p>
+        </w:tc>
+        <w:tc>
+          <w:tcPr>
+            <w:tcW w:w="1471" w:type="dxa"/>
             <w:tcBorders>
               <w:start w:val="single" w:sz="4" w:space="0" w:color="000000"/>
               <w:bottom w:val="single" w:sz="4" w:space="0" w:color="000000"/>
@@ -10937,9 +12618,10 @@
               <w:pStyle w:val="BodyText"/>
               <w:widowControl/>
               <w:suppressAutoHyphens w:val="true"/>
-              <w:bidi w:val="0"/>
-              <w:spacing w:lineRule="exact" w:line="198" w:before="0" w:after="0"/>
-              <w:ind w:hanging="0" w:start="709" w:end="0"/>
+              <w:overflowPunct w:val="true"/>
+              <w:bidi w:val="0"/>
+              <w:spacing w:lineRule="exact" w:line="198" w:before="0" w:after="0"/>
+              <w:ind w:hanging="0" w:start="0" w:end="0"/>
               <w:jc w:val="start"/>
               <w:rPr>
                 <w:rFonts w:ascii="Courier New" w:hAnsi="Courier New" w:eastAsia="NSimSun" w:cs="Arial"/>
@@ -10963,7 +12645,20 @@
                 <w:szCs w:val="16"/>
                 <w:lang w:val="es-MX" w:eastAsia="zh-CN" w:bidi="hi-IN"/>
               </w:rPr>
-              <w:t>maxLength: 11</w:t>
+              <w:t>maxLength: </w:t>
+            </w:r>
+            <w:r>
+              <w:rPr>
+                <w:rFonts w:eastAsia="NSimSun" w:cs="Arial" w:ascii="Courier New" w:hAnsi="Courier New"/>
+                <w:b/>
+                <w:bCs/>
+                <w:color w:val="00AE00"/>
+                <w:kern w:val="2"/>
+                <w:sz w:val="16"/>
+                <w:szCs w:val="16"/>
+                <w:lang w:val="es-MX" w:eastAsia="zh-CN" w:bidi="hi-IN"/>
+              </w:rPr>
+              <w:t>11</w:t>
             </w:r>
           </w:p>
         </w:tc>
@@ -10972,7 +12667,7 @@
         <w:trPr/>
         <w:tc>
           <w:tcPr>
-            <w:tcW w:w="3055" w:type="dxa"/>
+            <w:tcW w:w="2318" w:type="dxa"/>
             <w:tcBorders>
               <w:start w:val="single" w:sz="4" w:space="0" w:color="000000"/>
               <w:bottom w:val="single" w:sz="4" w:space="0" w:color="000000"/>
@@ -11015,7 +12710,7 @@
         </w:tc>
         <w:tc>
           <w:tcPr>
-            <w:tcW w:w="3858" w:type="dxa"/>
+            <w:tcW w:w="3518" w:type="dxa"/>
             <w:tcBorders>
               <w:start w:val="single" w:sz="4" w:space="0" w:color="000000"/>
               <w:bottom w:val="single" w:sz="4" w:space="0" w:color="000000"/>
@@ -11228,7 +12923,44 @@
         </w:tc>
         <w:tc>
           <w:tcPr>
-            <w:tcW w:w="3059" w:type="dxa"/>
+            <w:tcW w:w="2664" w:type="dxa"/>
+            <w:tcBorders>
+              <w:start w:val="single" w:sz="4" w:space="0" w:color="000000"/>
+              <w:bottom w:val="single" w:sz="4" w:space="0" w:color="000000"/>
+            </w:tcBorders>
+          </w:tcPr>
+          <w:p>
+            <w:pPr>
+              <w:pStyle w:val="Normal"/>
+              <w:spacing w:lineRule="exact" w:line="198"/>
+              <w:ind w:hanging="0" w:start="0" w:end="0"/>
+              <w:rPr>
+                <w:rFonts w:ascii="Courier New" w:hAnsi="Courier New"/>
+                <w:b/>
+                <w:bCs/>
+                <w:color w:val="C9211E"/>
+                <w:sz w:val="16"/>
+                <w:szCs w:val="16"/>
+                <w:shd w:fill="FFFFFF" w:val="clear"/>
+              </w:rPr>
+            </w:pPr>
+            <w:r>
+              <w:rPr>
+                <w:rFonts w:ascii="Courier New" w:hAnsi="Courier New"/>
+                <w:b/>
+                <w:bCs/>
+                <w:color w:val="C9211E"/>
+                <w:sz w:val="16"/>
+                <w:szCs w:val="16"/>
+                <w:shd w:fill="FFFFFF" w:val="clear"/>
+              </w:rPr>
+              <w:t>¿Bajo que criterío se deberá asignar cada valor en el campo?</w:t>
+            </w:r>
+          </w:p>
+        </w:tc>
+        <w:tc>
+          <w:tcPr>
+            <w:tcW w:w="1471" w:type="dxa"/>
             <w:tcBorders>
               <w:start w:val="single" w:sz="4" w:space="0" w:color="000000"/>
               <w:bottom w:val="single" w:sz="4" w:space="0" w:color="000000"/>
@@ -11240,9 +12972,10 @@
               <w:pStyle w:val="BodyText"/>
               <w:widowControl/>
               <w:suppressAutoHyphens w:val="true"/>
-              <w:bidi w:val="0"/>
-              <w:spacing w:lineRule="exact" w:line="198" w:before="0" w:after="0"/>
-              <w:ind w:hanging="0" w:start="709" w:end="0"/>
+              <w:overflowPunct w:val="true"/>
+              <w:bidi w:val="0"/>
+              <w:spacing w:lineRule="exact" w:line="198" w:before="0" w:after="0"/>
+              <w:ind w:hanging="0" w:start="0" w:end="0"/>
               <w:jc w:val="start"/>
               <w:rPr>
                 <w:rFonts w:ascii="Courier New" w:hAnsi="Courier New" w:eastAsia="NSimSun" w:cs="Arial"/>
@@ -11274,7 +13007,7 @@
         <w:trPr/>
         <w:tc>
           <w:tcPr>
-            <w:tcW w:w="3055" w:type="dxa"/>
+            <w:tcW w:w="2318" w:type="dxa"/>
             <w:tcBorders>
               <w:start w:val="single" w:sz="4" w:space="0" w:color="000000"/>
               <w:bottom w:val="single" w:sz="4" w:space="0" w:color="000000"/>
@@ -11317,17 +13050,18 @@
         </w:tc>
         <w:tc>
           <w:tcPr>
-            <w:tcW w:w="3858" w:type="dxa"/>
-            <w:tcBorders>
-              <w:start w:val="single" w:sz="4" w:space="0" w:color="000000"/>
-              <w:bottom w:val="single" w:sz="4" w:space="0" w:color="000000"/>
-            </w:tcBorders>
-          </w:tcPr>
-          <w:p>
-            <w:pPr>
-              <w:pStyle w:val="BodyText"/>
-              <w:widowControl/>
-              <w:suppressAutoHyphens w:val="true"/>
+            <w:tcW w:w="3518" w:type="dxa"/>
+            <w:tcBorders>
+              <w:start w:val="single" w:sz="4" w:space="0" w:color="000000"/>
+              <w:bottom w:val="single" w:sz="4" w:space="0" w:color="000000"/>
+            </w:tcBorders>
+          </w:tcPr>
+          <w:p>
+            <w:pPr>
+              <w:pStyle w:val="BodyText"/>
+              <w:widowControl/>
+              <w:suppressAutoHyphens w:val="true"/>
+              <w:overflowPunct w:val="true"/>
               <w:bidi w:val="0"/>
               <w:spacing w:lineRule="exact" w:line="198" w:before="0" w:after="0"/>
               <w:ind w:hanging="0" w:start="0" w:end="0"/>
@@ -11354,13 +13088,57 @@
                 <w:szCs w:val="16"/>
                 <w:lang w:val="es-MX" w:eastAsia="zh-CN" w:bidi="hi-IN"/>
               </w:rPr>
-              <w:t>"CARD_DIGITIZATION"</w:t>
-            </w:r>
-          </w:p>
-        </w:tc>
-        <w:tc>
-          <w:tcPr>
-            <w:tcW w:w="3059" w:type="dxa"/>
+              <w:t>Tipo de Token</w:t>
+            </w:r>
+          </w:p>
+        </w:tc>
+        <w:tc>
+          <w:tcPr>
+            <w:tcW w:w="2664" w:type="dxa"/>
+            <w:tcBorders>
+              <w:start w:val="single" w:sz="4" w:space="0" w:color="000000"/>
+              <w:bottom w:val="single" w:sz="4" w:space="0" w:color="000000"/>
+            </w:tcBorders>
+          </w:tcPr>
+          <w:p>
+            <w:pPr>
+              <w:pStyle w:val="BodyText"/>
+              <w:widowControl/>
+              <w:suppressAutoHyphens w:val="true"/>
+              <w:overflowPunct w:val="false"/>
+              <w:bidi w:val="0"/>
+              <w:spacing w:lineRule="exact" w:line="198" w:before="0" w:after="0"/>
+              <w:ind w:hanging="0" w:start="0" w:end="0"/>
+              <w:jc w:val="start"/>
+              <w:rPr>
+                <w:rFonts w:ascii="Courier New" w:hAnsi="Courier New" w:eastAsia="NSimSun" w:cs="Arial"/>
+                <w:b/>
+                <w:bCs/>
+                <w:color w:val="FF0000"/>
+                <w:kern w:val="2"/>
+                <w:sz w:val="16"/>
+                <w:szCs w:val="16"/>
+                <w:lang w:val="es-MX" w:eastAsia="zh-CN" w:bidi="hi-IN"/>
+              </w:rPr>
+            </w:pPr>
+            <w:r>
+              <w:rPr>
+                <w:rFonts w:eastAsia="NSimSun" w:cs="Arial" w:ascii="Courier New" w:hAnsi="Courier New"/>
+                <w:b/>
+                <w:bCs/>
+                <w:color w:val="FF0000"/>
+                <w:kern w:val="2"/>
+                <w:sz w:val="16"/>
+                <w:szCs w:val="16"/>
+                <w:lang w:val="es-MX" w:eastAsia="zh-CN" w:bidi="hi-IN"/>
+              </w:rPr>
+              <w:t>¿Como se obtiene el valor?</w:t>
+            </w:r>
+          </w:p>
+        </w:tc>
+        <w:tc>
+          <w:tcPr>
+            <w:tcW w:w="1471" w:type="dxa"/>
             <w:tcBorders>
               <w:start w:val="single" w:sz="4" w:space="0" w:color="000000"/>
               <w:bottom w:val="single" w:sz="4" w:space="0" w:color="000000"/>
@@ -11372,9 +13150,10 @@
               <w:pStyle w:val="BodyText"/>
               <w:widowControl/>
               <w:suppressAutoHyphens w:val="true"/>
-              <w:bidi w:val="0"/>
-              <w:spacing w:lineRule="exact" w:line="198" w:before="0" w:after="0"/>
-              <w:ind w:hanging="0" w:start="709" w:end="0"/>
+              <w:overflowPunct w:val="true"/>
+              <w:bidi w:val="0"/>
+              <w:spacing w:lineRule="exact" w:line="198" w:before="0" w:after="0"/>
+              <w:ind w:hanging="0" w:start="0" w:end="0"/>
               <w:jc w:val="start"/>
               <w:rPr>
                 <w:rFonts w:ascii="Courier New" w:hAnsi="Courier New" w:eastAsia="NSimSun" w:cs="Arial"/>
@@ -11837,7 +13616,7 @@
     <w:pPr>
       <w:widowControl/>
       <w:suppressAutoHyphens w:val="true"/>
-      <w:overflowPunct w:val="false"/>
+      <w:overflowPunct w:val="true"/>
       <w:bidi w:val="0"/>
       <w:spacing w:before="0" w:after="0"/>
       <w:jc w:val="start"/>
